--- a/RFCs/HDF5_Library/VOL_Capability/RFC-VOL-capability-v3.docx
+++ b/RFCs/HDF5_Library/VOL_Capability/RFC-VOL-capability-v3.docx
@@ -31,7 +31,7 @@
       <w:pPr>
         <w:pStyle w:val="Author"/>
         <w:pBdr>
-          <w:bottom w:val="single" w:color="4F81BD" w:sz="8" w:space="10"/>
+          <w:bottom w:val="single" w:sz="8" w:space="10" w:color="4F81BD"/>
         </w:pBdr>
         <w:spacing w:line="259" w:lineRule="auto"/>
       </w:pPr>
@@ -57,114 +57,66 @@
         <w:pStyle w:val="Abstract"/>
         <w:spacing w:line="259" w:lineRule="auto"/>
         <w:rPr>
-          <w:rFonts w:ascii="Calibri" w:hAnsi="Calibri" w:cs="" w:asciiTheme="majorAscii" w:hAnsiTheme="majorAscii" w:cstheme="majorBidi"/>
-        </w:rPr>
-      </w:pPr>
-      <w:r>
-        <w:rPr>
-          <w:rFonts w:ascii="Calibri" w:hAnsi="Calibri" w:cs="" w:asciiTheme="majorAscii" w:hAnsiTheme="majorAscii" w:cstheme="majorBidi"/>
-        </w:rPr>
-        <w:t xml:space="preserve">VOL connectors for HDF5 are user-defined plugins that </w:t>
-      </w:r>
-      <w:r>
-        <w:rPr>
-          <w:rFonts w:ascii="Calibri" w:hAnsi="Calibri" w:cs="" w:asciiTheme="majorAscii" w:hAnsiTheme="majorAscii" w:cstheme="majorBidi"/>
-        </w:rPr>
-        <w:t>essentially reimplement</w:t>
-      </w:r>
-      <w:r>
-        <w:rPr>
-          <w:rFonts w:ascii="Calibri" w:hAnsi="Calibri" w:cs="" w:asciiTheme="majorAscii" w:hAnsiTheme="majorAscii" w:cstheme="majorBidi"/>
-        </w:rPr>
-        <w:t xml:space="preserve"> much of the HDF5 library</w:t>
-      </w:r>
-      <w:r>
-        <w:rPr>
-          <w:rFonts w:ascii="Calibri" w:hAnsi="Calibri" w:cs="" w:asciiTheme="majorAscii" w:hAnsiTheme="majorAscii" w:cstheme="majorBidi"/>
+          <w:rFonts w:asciiTheme="majorHAnsi" w:hAnsiTheme="majorHAnsi" w:cstheme="majorBidi"/>
+        </w:rPr>
+      </w:pPr>
+      <w:r>
+        <w:rPr>
+          <w:rFonts w:asciiTheme="majorHAnsi" w:hAnsiTheme="majorHAnsi" w:cstheme="majorBidi"/>
+        </w:rPr>
+        <w:t>VOL connectors for HDF5 are user-defined plugins that essentially reimplement much of the HDF5 library</w:t>
+      </w:r>
+      <w:r>
+        <w:rPr>
+          <w:rFonts w:asciiTheme="majorHAnsi" w:hAnsiTheme="majorHAnsi" w:cstheme="majorBidi"/>
         </w:rPr>
         <w:t>, however m</w:t>
       </w:r>
       <w:r>
         <w:rPr>
-          <w:rFonts w:ascii="Calibri" w:hAnsi="Calibri" w:cs="" w:asciiTheme="majorAscii" w:hAnsiTheme="majorAscii" w:cstheme="majorBidi"/>
+          <w:rFonts w:asciiTheme="majorHAnsi" w:hAnsiTheme="majorHAnsi" w:cstheme="majorBidi"/>
         </w:rPr>
         <w:t xml:space="preserve">ost VOL connectors do not support the entire feature set </w:t>
       </w:r>
       <w:r>
         <w:rPr>
-          <w:rFonts w:ascii="Calibri" w:hAnsi="Calibri" w:cs="" w:asciiTheme="majorAscii" w:hAnsiTheme="majorAscii" w:cstheme="majorBidi"/>
-        </w:rPr>
-        <w:t>enabled by the HDF5 API</w:t>
-      </w:r>
-      <w:r>
-        <w:rPr>
-          <w:rFonts w:ascii="Calibri" w:hAnsi="Calibri" w:cs="" w:asciiTheme="majorAscii" w:hAnsiTheme="majorAscii" w:cstheme="majorBidi"/>
-        </w:rPr>
-        <w:t>.</w:t>
-      </w:r>
-      <w:r>
-        <w:rPr>
-          <w:rFonts w:ascii="Calibri" w:hAnsi="Calibri" w:cs="" w:asciiTheme="majorAscii" w:hAnsiTheme="majorAscii" w:cstheme="majorBidi"/>
-        </w:rPr>
-        <w:t xml:space="preserve">  </w:t>
-      </w:r>
-      <w:r>
-        <w:rPr>
-          <w:rFonts w:ascii="Calibri" w:hAnsi="Calibri" w:cs="" w:asciiTheme="majorAscii" w:hAnsiTheme="majorAscii" w:cstheme="majorBidi"/>
-        </w:rPr>
-        <w:t xml:space="preserve">While there is an existing mechanism to query which features are supported, it is insufficient to cover every </w:t>
-      </w:r>
-      <w:r>
-        <w:rPr>
-          <w:rFonts w:ascii="Calibri" w:hAnsi="Calibri" w:cs="" w:asciiTheme="majorAscii" w:hAnsiTheme="majorAscii" w:cstheme="majorBidi"/>
-        </w:rPr>
-        <w:t>possible case</w:t>
-      </w:r>
-      <w:r>
-        <w:rPr>
-          <w:rFonts w:ascii="Calibri" w:hAnsi="Calibri" w:cs="" w:asciiTheme="majorAscii" w:hAnsiTheme="majorAscii" w:cstheme="majorBidi"/>
-        </w:rPr>
-        <w:t xml:space="preserve">. This RFC </w:t>
-      </w:r>
-      <w:r>
-        <w:rPr>
-          <w:rFonts w:ascii="Calibri" w:hAnsi="Calibri" w:cs="" w:asciiTheme="majorAscii" w:hAnsiTheme="majorAscii" w:cstheme="majorBidi"/>
+          <w:rFonts w:asciiTheme="majorHAnsi" w:hAnsiTheme="majorHAnsi" w:cstheme="majorBidi"/>
+        </w:rPr>
+        <w:t>enabled by the HDF5 API.</w:t>
+      </w:r>
+      <w:r>
+        <w:rPr>
+          <w:rFonts w:asciiTheme="majorHAnsi" w:hAnsiTheme="majorHAnsi" w:cstheme="majorBidi"/>
+        </w:rPr>
+        <w:t xml:space="preserve">  While there is an existing mechanism to query which features are supported, it is insufficient to cover every possible case. This RFC </w:t>
+      </w:r>
+      <w:r>
+        <w:rPr>
+          <w:rFonts w:asciiTheme="majorHAnsi" w:hAnsiTheme="majorHAnsi" w:cstheme="majorBidi"/>
         </w:rPr>
         <w:t>proposes a</w:t>
       </w:r>
       <w:r>
         <w:rPr>
-          <w:rFonts w:ascii="Calibri" w:hAnsi="Calibri" w:cs="" w:asciiTheme="majorAscii" w:hAnsiTheme="majorAscii" w:cstheme="majorBidi"/>
+          <w:rFonts w:asciiTheme="majorHAnsi" w:hAnsiTheme="majorHAnsi" w:cstheme="majorBidi"/>
+        </w:rPr>
+        <w:t xml:space="preserve"> solution for VOL connectors to be able to report</w:t>
+      </w:r>
+      <w:r>
+        <w:rPr>
+          <w:rFonts w:asciiTheme="majorHAnsi" w:hAnsiTheme="majorHAnsi" w:cstheme="majorBidi"/>
+        </w:rPr>
+        <w:t>, at invocation time,</w:t>
+      </w:r>
+      <w:r>
+        <w:rPr>
+          <w:rFonts w:asciiTheme="majorHAnsi" w:hAnsiTheme="majorHAnsi" w:cstheme="majorBidi"/>
         </w:rPr>
         <w:t xml:space="preserve"> </w:t>
       </w:r>
       <w:r>
         <w:rPr>
-          <w:rFonts w:ascii="Calibri" w:hAnsi="Calibri" w:cs="" w:asciiTheme="majorAscii" w:hAnsiTheme="majorAscii" w:cstheme="majorBidi"/>
-        </w:rPr>
-        <w:t>solution</w:t>
-      </w:r>
-      <w:r>
-        <w:rPr>
-          <w:rFonts w:ascii="Calibri" w:hAnsi="Calibri" w:cs="" w:asciiTheme="majorAscii" w:hAnsiTheme="majorAscii" w:cstheme="majorBidi"/>
-        </w:rPr>
-        <w:t xml:space="preserve"> for VOL connectors to be able to report</w:t>
-      </w:r>
-      <w:r>
-        <w:rPr>
-          <w:rFonts w:ascii="Calibri" w:hAnsi="Calibri" w:cs="" w:asciiTheme="majorAscii" w:hAnsiTheme="majorAscii" w:cstheme="majorBidi"/>
-        </w:rPr>
-        <w:t>, at invocation time,</w:t>
-      </w:r>
-      <w:r>
-        <w:rPr>
-          <w:rFonts w:ascii="Calibri" w:hAnsi="Calibri" w:cs="" w:asciiTheme="majorAscii" w:hAnsiTheme="majorAscii" w:cstheme="majorBidi"/>
-        </w:rPr>
-        <w:t xml:space="preserve"> </w:t>
-      </w:r>
-      <w:r>
-        <w:rPr>
-          <w:rFonts w:ascii="Calibri" w:hAnsi="Calibri" w:cs="" w:asciiTheme="majorAscii" w:hAnsiTheme="majorAscii" w:cstheme="majorBidi"/>
+          <w:rFonts w:asciiTheme="majorHAnsi" w:hAnsiTheme="majorHAnsi" w:cstheme="majorBidi"/>
         </w:rPr>
         <w:t>when an operation is unsupported.</w:t>
       </w:r>
@@ -197,10 +149,9 @@
           <w:pPr>
             <w:pStyle w:val="TOC1"/>
             <w:tabs>
-              <w:tab w:val="left" w:leader="none" w:pos="480"/>
+              <w:tab w:val="left" w:pos="480"/>
               <w:tab w:val="right" w:leader="dot" w:pos="9930"/>
             </w:tabs>
-            <w:bidi w:val="0"/>
             <w:rPr>
               <w:rStyle w:val="Hyperlink"/>
             </w:rPr>
@@ -209,7 +160,7 @@
             <w:fldChar w:fldCharType="begin"/>
           </w:r>
           <w:r>
-            <w:instrText xml:space="preserve">TOC \o \z \u \h</w:instrText>
+            <w:instrText>TOC \o \z \u \h</w:instrText>
           </w:r>
           <w:r>
             <w:fldChar w:fldCharType="separate"/>
@@ -237,7 +188,7 @@
               <w:fldChar w:fldCharType="begin"/>
             </w:r>
             <w:r>
-              <w:instrText xml:space="preserve">PAGEREF _Toc1568537386 \h</w:instrText>
+              <w:instrText>PAGEREF _Toc1568537386 \h</w:instrText>
             </w:r>
             <w:r>
               <w:fldChar w:fldCharType="separate"/>
@@ -257,10 +208,9 @@
           <w:pPr>
             <w:pStyle w:val="TOC1"/>
             <w:tabs>
-              <w:tab w:val="left" w:leader="none" w:pos="480"/>
+              <w:tab w:val="left" w:pos="480"/>
               <w:tab w:val="right" w:leader="dot" w:pos="9930"/>
             </w:tabs>
-            <w:bidi w:val="0"/>
             <w:rPr>
               <w:rStyle w:val="Hyperlink"/>
             </w:rPr>
@@ -288,7 +238,7 @@
               <w:fldChar w:fldCharType="begin"/>
             </w:r>
             <w:r>
-              <w:instrText xml:space="preserve">PAGEREF _Toc138749823 \h</w:instrText>
+              <w:instrText>PAGEREF _Toc138749823 \h</w:instrText>
             </w:r>
             <w:r>
               <w:fldChar w:fldCharType="separate"/>
@@ -308,10 +258,9 @@
           <w:pPr>
             <w:pStyle w:val="TOC1"/>
             <w:tabs>
-              <w:tab w:val="left" w:leader="none" w:pos="480"/>
+              <w:tab w:val="left" w:pos="480"/>
               <w:tab w:val="right" w:leader="dot" w:pos="9930"/>
             </w:tabs>
-            <w:bidi w:val="0"/>
             <w:rPr>
               <w:rStyle w:val="Hyperlink"/>
             </w:rPr>
@@ -339,7 +288,7 @@
               <w:fldChar w:fldCharType="begin"/>
             </w:r>
             <w:r>
-              <w:instrText xml:space="preserve">PAGEREF _Toc1470830981 \h</w:instrText>
+              <w:instrText>PAGEREF _Toc1470830981 \h</w:instrText>
             </w:r>
             <w:r>
               <w:fldChar w:fldCharType="separate"/>
@@ -359,10 +308,9 @@
           <w:pPr>
             <w:pStyle w:val="TOC1"/>
             <w:tabs>
-              <w:tab w:val="left" w:leader="none" w:pos="480"/>
+              <w:tab w:val="left" w:pos="480"/>
               <w:tab w:val="right" w:leader="dot" w:pos="9930"/>
             </w:tabs>
-            <w:bidi w:val="0"/>
             <w:rPr>
               <w:rStyle w:val="Hyperlink"/>
             </w:rPr>
@@ -390,7 +338,7 @@
               <w:fldChar w:fldCharType="begin"/>
             </w:r>
             <w:r>
-              <w:instrText xml:space="preserve">PAGEREF _Toc748412171 \h</w:instrText>
+              <w:instrText>PAGEREF _Toc748412171 \h</w:instrText>
             </w:r>
             <w:r>
               <w:fldChar w:fldCharType="separate"/>
@@ -410,10 +358,9 @@
           <w:pPr>
             <w:pStyle w:val="TOC1"/>
             <w:tabs>
-              <w:tab w:val="left" w:leader="none" w:pos="480"/>
+              <w:tab w:val="left" w:pos="480"/>
               <w:tab w:val="right" w:leader="dot" w:pos="9930"/>
             </w:tabs>
-            <w:bidi w:val="0"/>
             <w:rPr>
               <w:rStyle w:val="Hyperlink"/>
             </w:rPr>
@@ -441,7 +388,7 @@
               <w:fldChar w:fldCharType="begin"/>
             </w:r>
             <w:r>
-              <w:instrText xml:space="preserve">PAGEREF _Toc1866640573 \h</w:instrText>
+              <w:instrText>PAGEREF _Toc1866640573 \h</w:instrText>
             </w:r>
             <w:r>
               <w:fldChar w:fldCharType="separate"/>
@@ -461,10 +408,9 @@
           <w:pPr>
             <w:pStyle w:val="TOC2"/>
             <w:tabs>
-              <w:tab w:val="left" w:leader="none" w:pos="720"/>
+              <w:tab w:val="left" w:pos="720"/>
               <w:tab w:val="right" w:leader="dot" w:pos="9930"/>
             </w:tabs>
-            <w:bidi w:val="0"/>
             <w:rPr>
               <w:rStyle w:val="Hyperlink"/>
             </w:rPr>
@@ -492,7 +438,7 @@
               <w:fldChar w:fldCharType="begin"/>
             </w:r>
             <w:r>
-              <w:instrText xml:space="preserve">PAGEREF _Toc110976702 \h</w:instrText>
+              <w:instrText>PAGEREF _Toc110976702 \h</w:instrText>
             </w:r>
             <w:r>
               <w:fldChar w:fldCharType="separate"/>
@@ -512,10 +458,9 @@
           <w:pPr>
             <w:pStyle w:val="TOC2"/>
             <w:tabs>
-              <w:tab w:val="left" w:leader="none" w:pos="720"/>
+              <w:tab w:val="left" w:pos="720"/>
               <w:tab w:val="right" w:leader="dot" w:pos="9930"/>
             </w:tabs>
-            <w:bidi w:val="0"/>
             <w:rPr>
               <w:rStyle w:val="Hyperlink"/>
             </w:rPr>
@@ -543,7 +488,7 @@
               <w:fldChar w:fldCharType="begin"/>
             </w:r>
             <w:r>
-              <w:instrText xml:space="preserve">PAGEREF _Toc575666687 \h</w:instrText>
+              <w:instrText>PAGEREF _Toc575666687 \h</w:instrText>
             </w:r>
             <w:r>
               <w:fldChar w:fldCharType="separate"/>
@@ -563,10 +508,9 @@
           <w:pPr>
             <w:pStyle w:val="TOC2"/>
             <w:tabs>
-              <w:tab w:val="left" w:leader="none" w:pos="720"/>
+              <w:tab w:val="left" w:pos="720"/>
               <w:tab w:val="right" w:leader="dot" w:pos="9930"/>
             </w:tabs>
-            <w:bidi w:val="0"/>
             <w:rPr>
               <w:rStyle w:val="Hyperlink"/>
             </w:rPr>
@@ -594,7 +538,7 @@
               <w:fldChar w:fldCharType="begin"/>
             </w:r>
             <w:r>
-              <w:instrText xml:space="preserve">PAGEREF _Toc240740810 \h</w:instrText>
+              <w:instrText>PAGEREF _Toc240740810 \h</w:instrText>
             </w:r>
             <w:r>
               <w:fldChar w:fldCharType="separate"/>
@@ -614,10 +558,9 @@
           <w:pPr>
             <w:pStyle w:val="TOC1"/>
             <w:tabs>
-              <w:tab w:val="left" w:leader="none" w:pos="480"/>
+              <w:tab w:val="left" w:pos="480"/>
               <w:tab w:val="right" w:leader="dot" w:pos="9930"/>
             </w:tabs>
-            <w:bidi w:val="0"/>
             <w:rPr>
               <w:rStyle w:val="Hyperlink"/>
             </w:rPr>
@@ -645,7 +588,7 @@
               <w:fldChar w:fldCharType="begin"/>
             </w:r>
             <w:r>
-              <w:instrText xml:space="preserve">PAGEREF _Toc593574674 \h</w:instrText>
+              <w:instrText>PAGEREF _Toc593574674 \h</w:instrText>
             </w:r>
             <w:r>
               <w:fldChar w:fldCharType="separate"/>
@@ -665,10 +608,9 @@
           <w:pPr>
             <w:pStyle w:val="TOC2"/>
             <w:tabs>
-              <w:tab w:val="left" w:leader="none" w:pos="720"/>
+              <w:tab w:val="left" w:pos="720"/>
               <w:tab w:val="right" w:leader="dot" w:pos="9930"/>
             </w:tabs>
-            <w:bidi w:val="0"/>
             <w:rPr>
               <w:rStyle w:val="Hyperlink"/>
             </w:rPr>
@@ -696,7 +638,7 @@
               <w:fldChar w:fldCharType="begin"/>
             </w:r>
             <w:r>
-              <w:instrText xml:space="preserve">PAGEREF _Toc1917561482 \h</w:instrText>
+              <w:instrText>PAGEREF _Toc1917561482 \h</w:instrText>
             </w:r>
             <w:r>
               <w:fldChar w:fldCharType="separate"/>
@@ -716,10 +658,9 @@
           <w:pPr>
             <w:pStyle w:val="TOC2"/>
             <w:tabs>
-              <w:tab w:val="left" w:leader="none" w:pos="720"/>
+              <w:tab w:val="left" w:pos="720"/>
               <w:tab w:val="right" w:leader="dot" w:pos="9930"/>
             </w:tabs>
-            <w:bidi w:val="0"/>
             <w:rPr>
               <w:rStyle w:val="Hyperlink"/>
             </w:rPr>
@@ -747,7 +688,7 @@
               <w:fldChar w:fldCharType="begin"/>
             </w:r>
             <w:r>
-              <w:instrText xml:space="preserve">PAGEREF _Toc191006558 \h</w:instrText>
+              <w:instrText>PAGEREF _Toc191006558 \h</w:instrText>
             </w:r>
             <w:r>
               <w:fldChar w:fldCharType="separate"/>
@@ -767,10 +708,9 @@
           <w:pPr>
             <w:pStyle w:val="TOC2"/>
             <w:tabs>
-              <w:tab w:val="left" w:leader="none" w:pos="720"/>
+              <w:tab w:val="left" w:pos="720"/>
               <w:tab w:val="right" w:leader="dot" w:pos="9930"/>
             </w:tabs>
-            <w:bidi w:val="0"/>
             <w:rPr>
               <w:rStyle w:val="Hyperlink"/>
             </w:rPr>
@@ -798,7 +738,7 @@
               <w:fldChar w:fldCharType="begin"/>
             </w:r>
             <w:r>
-              <w:instrText xml:space="preserve">PAGEREF _Toc1976706025 \h</w:instrText>
+              <w:instrText>PAGEREF _Toc1976706025 \h</w:instrText>
             </w:r>
             <w:r>
               <w:fldChar w:fldCharType="separate"/>
@@ -818,10 +758,9 @@
           <w:pPr>
             <w:pStyle w:val="TOC2"/>
             <w:tabs>
-              <w:tab w:val="left" w:leader="none" w:pos="720"/>
+              <w:tab w:val="left" w:pos="720"/>
               <w:tab w:val="right" w:leader="dot" w:pos="9930"/>
             </w:tabs>
-            <w:bidi w:val="0"/>
             <w:rPr>
               <w:rStyle w:val="Hyperlink"/>
             </w:rPr>
@@ -849,7 +788,7 @@
               <w:fldChar w:fldCharType="begin"/>
             </w:r>
             <w:r>
-              <w:instrText xml:space="preserve">PAGEREF _Toc1600578448 \h</w:instrText>
+              <w:instrText>PAGEREF _Toc1600578448 \h</w:instrText>
             </w:r>
             <w:r>
               <w:fldChar w:fldCharType="separate"/>
@@ -869,10 +808,9 @@
           <w:pPr>
             <w:pStyle w:val="TOC1"/>
             <w:tabs>
-              <w:tab w:val="left" w:leader="none" w:pos="480"/>
+              <w:tab w:val="left" w:pos="480"/>
               <w:tab w:val="right" w:leader="dot" w:pos="9930"/>
             </w:tabs>
-            <w:bidi w:val="0"/>
             <w:rPr>
               <w:rStyle w:val="Hyperlink"/>
             </w:rPr>
@@ -900,7 +838,7 @@
               <w:fldChar w:fldCharType="begin"/>
             </w:r>
             <w:r>
-              <w:instrText xml:space="preserve">PAGEREF _Toc1443670976 \h</w:instrText>
+              <w:instrText>PAGEREF _Toc1443670976 \h</w:instrText>
             </w:r>
             <w:r>
               <w:fldChar w:fldCharType="separate"/>
@@ -920,10 +858,9 @@
           <w:pPr>
             <w:pStyle w:val="TOC2"/>
             <w:tabs>
-              <w:tab w:val="left" w:leader="none" w:pos="720"/>
+              <w:tab w:val="left" w:pos="720"/>
               <w:tab w:val="right" w:leader="dot" w:pos="9930"/>
             </w:tabs>
-            <w:bidi w:val="0"/>
             <w:rPr>
               <w:rStyle w:val="Hyperlink"/>
             </w:rPr>
@@ -951,7 +888,7 @@
               <w:fldChar w:fldCharType="begin"/>
             </w:r>
             <w:r>
-              <w:instrText xml:space="preserve">PAGEREF _Toc950606872 \h</w:instrText>
+              <w:instrText>PAGEREF _Toc950606872 \h</w:instrText>
             </w:r>
             <w:r>
               <w:fldChar w:fldCharType="separate"/>
@@ -971,10 +908,9 @@
           <w:pPr>
             <w:pStyle w:val="TOC2"/>
             <w:tabs>
-              <w:tab w:val="left" w:leader="none" w:pos="720"/>
+              <w:tab w:val="left" w:pos="720"/>
               <w:tab w:val="right" w:leader="dot" w:pos="9930"/>
             </w:tabs>
-            <w:bidi w:val="0"/>
             <w:rPr>
               <w:rStyle w:val="Hyperlink"/>
             </w:rPr>
@@ -1002,7 +938,7 @@
               <w:fldChar w:fldCharType="begin"/>
             </w:r>
             <w:r>
-              <w:instrText xml:space="preserve">PAGEREF _Toc19612324 \h</w:instrText>
+              <w:instrText>PAGEREF _Toc19612324 \h</w:instrText>
             </w:r>
             <w:r>
               <w:fldChar w:fldCharType="separate"/>
@@ -1022,10 +958,9 @@
           <w:pPr>
             <w:pStyle w:val="TOC2"/>
             <w:tabs>
-              <w:tab w:val="left" w:leader="none" w:pos="720"/>
+              <w:tab w:val="left" w:pos="720"/>
               <w:tab w:val="right" w:leader="dot" w:pos="9930"/>
             </w:tabs>
-            <w:bidi w:val="0"/>
             <w:rPr>
               <w:rStyle w:val="Hyperlink"/>
             </w:rPr>
@@ -1053,7 +988,7 @@
               <w:fldChar w:fldCharType="begin"/>
             </w:r>
             <w:r>
-              <w:instrText xml:space="preserve">PAGEREF _Toc1999158249 \h</w:instrText>
+              <w:instrText>PAGEREF _Toc1999158249 \h</w:instrText>
             </w:r>
             <w:r>
               <w:fldChar w:fldCharType="separate"/>
@@ -1073,10 +1008,9 @@
           <w:pPr>
             <w:pStyle w:val="TOC2"/>
             <w:tabs>
-              <w:tab w:val="left" w:leader="none" w:pos="720"/>
+              <w:tab w:val="left" w:pos="720"/>
               <w:tab w:val="right" w:leader="dot" w:pos="9930"/>
             </w:tabs>
-            <w:bidi w:val="0"/>
             <w:rPr>
               <w:rStyle w:val="Hyperlink"/>
             </w:rPr>
@@ -1104,7 +1038,7 @@
               <w:fldChar w:fldCharType="begin"/>
             </w:r>
             <w:r>
-              <w:instrText xml:space="preserve">PAGEREF _Toc420099537 \h</w:instrText>
+              <w:instrText>PAGEREF _Toc420099537 \h</w:instrText>
             </w:r>
             <w:r>
               <w:fldChar w:fldCharType="separate"/>
@@ -1125,2341 +1059,3606 @@
         </w:p>
       </w:sdtContent>
     </w:sdt>
+    <w:p/>
     <w:p>
       <w:pPr>
-        <w:pStyle w:val="Normal"/>
-      </w:pPr>
+        <w:pStyle w:val="Heading1"/>
+      </w:pPr>
+      <w:bookmarkStart w:id="0" w:name="_Toc1568537386"/>
+      <w:r>
+        <w:t>Introduction</w:t>
+      </w:r>
+      <w:bookmarkEnd w:id="0"/>
     </w:p>
     <w:p>
       <w:pPr>
-        <w:pStyle w:val="Heading1"/>
-        <w:rPr/>
-      </w:pPr>
-      <w:bookmarkStart w:name="_Toc1568537386" w:id="1781769322"/>
-      <w:r>
-        <w:rPr/>
-        <w:t>Introduction</w:t>
-      </w:r>
-      <w:bookmarkEnd w:id="1781769322"/>
+        <w:rPr>
+          <w:rFonts w:asciiTheme="majorHAnsi" w:hAnsiTheme="majorHAnsi" w:cstheme="majorBidi"/>
+        </w:rPr>
+      </w:pPr>
+      <w:r>
+        <w:t xml:space="preserve">VOL connectors are a powerful mechanism that allows developers to implement HDF5 routines in any way </w:t>
+      </w:r>
+      <w:r>
+        <w:t>necessary</w:t>
+      </w:r>
+      <w:r>
+        <w:t xml:space="preserve">. </w:t>
+      </w:r>
+      <w:r>
+        <w:t>Due to the wide array of features supported by the HDF5 API, developing a VOL connector for the HDF5 library can be a very demanding task. To mitigate this and make developing a VOL connector more approachable, we allow connectors only</w:t>
+      </w:r>
+      <w:r>
+        <w:t xml:space="preserve"> to</w:t>
+      </w:r>
+      <w:r>
+        <w:t xml:space="preserve"> imp</w:t>
+      </w:r>
+      <w:r>
+        <w:t xml:space="preserve">lement a subset of HDF5 features. </w:t>
+      </w:r>
+      <w:r>
+        <w:t xml:space="preserve">The VOL interface </w:t>
+      </w:r>
+      <w:r>
+        <w:t>enables VOL connectors to report which features they support and which they do not via</w:t>
+      </w:r>
+      <w:r>
+        <w:t xml:space="preserve"> the VOL capability flags</w:t>
+      </w:r>
+      <w:r>
+        <w:t xml:space="preserve"> facility. However, these flags are not comprehensive, and it would not be practical to list every possible</w:t>
+      </w:r>
+      <w:r>
+        <w:t xml:space="preserve"> supported feature or combination of features. This RFC </w:t>
+      </w:r>
+      <w:r>
+        <w:t>proposes a method</w:t>
+      </w:r>
+      <w:r>
+        <w:t xml:space="preserve"> for VOL connectors to indicate that an operation is not supported, and, similarly, </w:t>
+      </w:r>
+      <w:r>
+        <w:t>a method</w:t>
+      </w:r>
+      <w:r>
+        <w:t xml:space="preserve"> for the HDF5 library to indicate to the app</w:t>
+      </w:r>
+      <w:r>
+        <w:t>lication that the VOL connector does not support the operation.</w:t>
+      </w:r>
     </w:p>
     <w:p>
       <w:pPr>
-        <w:rPr>
-          <w:rFonts w:ascii="Calibri" w:hAnsi="Calibri" w:cs="" w:asciiTheme="majorAscii" w:hAnsiTheme="majorAscii" w:cstheme="majorBidi"/>
-        </w:rPr>
-      </w:pPr>
-      <w:r>
-        <w:rPr/>
-        <w:t xml:space="preserve">VOL connectors </w:t>
-      </w:r>
-      <w:r>
-        <w:rPr/>
-        <w:t>are</w:t>
-      </w:r>
-      <w:r>
-        <w:rPr/>
-        <w:t xml:space="preserve"> a powerful mechanism that allows developers to implement HDF5 routines in any way that is needed. </w:t>
-      </w:r>
-      <w:r>
-        <w:rPr/>
-        <w:t>Due to the wide array of features supported by the HDF5 API, developing a VOL connector for the HDF5 library can be a very demanding task. To mitigate this and make developing a VOL connector more approachable, we allow connectors to only imp</w:t>
-      </w:r>
-      <w:r>
-        <w:rPr/>
-        <w:t xml:space="preserve">lement a subset of HDF5 features. </w:t>
-      </w:r>
-      <w:r>
-        <w:rPr/>
-        <w:t xml:space="preserve">The VOL interface </w:t>
-      </w:r>
-      <w:r>
-        <w:rPr/>
-        <w:t>allows</w:t>
-      </w:r>
-      <w:r>
-        <w:rPr/>
-        <w:t xml:space="preserve"> VOL connectors to report which features they do and do not support</w:t>
-      </w:r>
-      <w:r>
-        <w:rPr/>
-        <w:t xml:space="preserve"> via the VOL capability flags</w:t>
-      </w:r>
-      <w:r>
-        <w:rPr/>
-        <w:t xml:space="preserve"> facility. However, these flags are not comprehensive, and it would not be practical to list every possible</w:t>
-      </w:r>
-      <w:r>
-        <w:rPr/>
-        <w:t xml:space="preserve"> supported feature or combination of features. This RFC </w:t>
-      </w:r>
-      <w:r>
-        <w:rPr/>
-        <w:t>proposes a method</w:t>
-      </w:r>
-      <w:r>
-        <w:rPr/>
-        <w:t xml:space="preserve"> </w:t>
-      </w:r>
-      <w:r>
-        <w:rPr/>
-        <w:t xml:space="preserve">for VOL connectors to </w:t>
-      </w:r>
-      <w:r>
-        <w:rPr/>
-        <w:t>indicate</w:t>
-      </w:r>
-      <w:r>
-        <w:rPr/>
-        <w:t xml:space="preserve"> that an operation is not supported, and, similarly, </w:t>
-      </w:r>
-      <w:r>
-        <w:rPr/>
-        <w:t>a method</w:t>
-      </w:r>
-      <w:r>
-        <w:rPr/>
-        <w:t xml:space="preserve"> for the HDF5 library to </w:t>
-      </w:r>
-      <w:r>
-        <w:rPr/>
-        <w:t>indicate</w:t>
-      </w:r>
-      <w:r>
-        <w:rPr/>
-        <w:t xml:space="preserve"> to the app</w:t>
-      </w:r>
-      <w:r>
-        <w:rPr/>
-        <w:t>lication that the VOL connector does not support the operation.</w:t>
-      </w:r>
+        <w:pStyle w:val="Heading1"/>
+      </w:pPr>
+      <w:bookmarkStart w:id="1" w:name="_Toc138749823"/>
+      <w:r>
+        <w:t>Motivation</w:t>
+      </w:r>
+      <w:bookmarkEnd w:id="1"/>
     </w:p>
     <w:p>
-      <w:pPr>
-        <w:pStyle w:val="Heading1"/>
-        <w:rPr/>
-      </w:pPr>
-      <w:bookmarkStart w:name="_Toc138749823" w:id="494803966"/>
-      <w:r>
-        <w:rPr/>
-        <w:t>Motivation</w:t>
-      </w:r>
-      <w:bookmarkEnd w:id="494803966"/>
-    </w:p>
-    <w:p>
-      <w:r>
-        <w:rPr/>
-        <w:t xml:space="preserve">The motivation for this feature primarily comes from testing. We </w:t>
-      </w:r>
-      <w:r>
-        <w:rPr/>
-        <w:t>maintain</w:t>
-      </w:r>
-      <w:r>
-        <w:rPr/>
-        <w:t xml:space="preserve"> a thorough HDF5 API test suite that is meant to be used to </w:t>
-      </w:r>
-      <w:r>
-        <w:rPr/>
-        <w:t>validate</w:t>
-      </w:r>
-      <w:r>
-        <w:rPr/>
-        <w:t xml:space="preserve"> VOL connectors. However, since not all VOL connectors support all features, it can be difficult </w:t>
-      </w:r>
-      <w:r>
-        <w:rPr/>
-        <w:t>for this test suite to know when a feature is not supported by a particular VOL connector</w:t>
-      </w:r>
-      <w:r>
-        <w:rPr/>
+      <w:r>
+        <w:t xml:space="preserve">The motivation for this feature primarily comes from testing. We maintain a thorough HDF5 API test suite that is meant to be used to validate VOL connectors. However, since not all VOL connectors support all features, it can be difficult </w:t>
+      </w:r>
+      <w:r>
+        <w:t xml:space="preserve">for this test suite to know when a </w:t>
+      </w:r>
+      <w:r>
+        <w:t>particular</w:t>
+      </w:r>
+      <w:r>
+        <w:t xml:space="preserve"> </w:t>
+      </w:r>
+      <w:r>
+        <w:t>VOL</w:t>
+      </w:r>
+      <w:r>
+        <w:t xml:space="preserve"> </w:t>
+      </w:r>
+      <w:r>
+        <w:t>connector</w:t>
+      </w:r>
+      <w:r>
+        <w:t xml:space="preserve"> </w:t>
+      </w:r>
+      <w:r>
+        <w:t>does</w:t>
+      </w:r>
+      <w:r>
+        <w:t xml:space="preserve"> </w:t>
+      </w:r>
+      <w:r>
+        <w:t>not</w:t>
+      </w:r>
+      <w:r>
+        <w:t xml:space="preserve"> </w:t>
+      </w:r>
+      <w:r>
+        <w:t>support</w:t>
+      </w:r>
+      <w:r>
+        <w:t xml:space="preserve"> </w:t>
+      </w:r>
+      <w:r>
+        <w:t>a</w:t>
+      </w:r>
+      <w:r>
+        <w:t xml:space="preserve"> </w:t>
+      </w:r>
+      <w:r>
+        <w:t>feature</w:t>
+      </w:r>
+      <w:r>
         <w:t xml:space="preserve"> and should therefore not report a test failure. </w:t>
       </w:r>
       <w:r>
-        <w:rPr/>
-        <w:t>While the test suite does leverage the VOL capability flags feature, and does not test features that are rep</w:t>
-      </w:r>
-      <w:r>
-        <w:rPr/>
-        <w:t>o</w:t>
-      </w:r>
-      <w:r>
-        <w:rPr/>
-        <w:t xml:space="preserve">rted to be unsupported, </w:t>
-      </w:r>
-      <w:r>
-        <w:rPr/>
-        <w:t>the VOL capability flags faci</w:t>
-      </w:r>
-      <w:r>
-        <w:rPr/>
-        <w:t>lity simply cannot hope to ever cover all possible situations where a feature may or may not be supported by a VOL connector, as there are almost countles</w:t>
-      </w:r>
-      <w:r>
-        <w:rPr/>
+        <w:t xml:space="preserve">While the test suite </w:t>
+      </w:r>
+      <w:r>
+        <w:t>leverages the VOL capability flags feature and does not test features reported to be unsupported, the VOL capability flags facility cannot hope to</w:t>
+      </w:r>
+      <w:r>
+        <w:t xml:space="preserve"> cover all possible situations where a feature may or may not be supported by a VOL connector, as there are almost countles</w:t>
+      </w:r>
+      <w:r>
         <w:t xml:space="preserve">s </w:t>
       </w:r>
       <w:r>
-        <w:rPr/>
         <w:t>possibilities</w:t>
       </w:r>
       <w:r>
-        <w:rPr/>
         <w:t xml:space="preserve">. </w:t>
       </w:r>
       <w:r>
-        <w:rPr/>
-        <w:t>For example, a VOL connector may only support variable length data with an atomic parent type, or may only support attributes with a scalar dataspace, or may only support absolute paths for soft links.</w:t>
+        <w:t>For example, a VOL connector may only support variable</w:t>
+      </w:r>
+      <w:r>
+        <w:t>-</w:t>
+      </w:r>
+      <w:r>
+        <w:t>length data with an atomic parent type, or may only support attributes with a scalar dataspace, or may only support absolute paths for soft links.</w:t>
       </w:r>
     </w:p>
     <w:p/>
     <w:p>
-      <w:pPr/>
-      <w:r>
-        <w:rPr/>
-        <w:t xml:space="preserve">Therefore, we want to add a mechanism for </w:t>
-      </w:r>
-      <w:r>
-        <w:rPr/>
-        <w:t>the</w:t>
-      </w:r>
-      <w:r>
-        <w:rPr/>
-        <w:t xml:space="preserve"> VOL connector to report to the HDF5 library that it cannot complete a</w:t>
-      </w:r>
-      <w:r>
-        <w:rPr/>
-        <w:t xml:space="preserve">n operation at the time the operation is invoked, rather than </w:t>
-      </w:r>
-      <w:r>
-        <w:rPr/>
-        <w:t>attempting</w:t>
-      </w:r>
-      <w:r>
-        <w:rPr/>
-        <w:t xml:space="preserve"> to </w:t>
-      </w:r>
-      <w:r>
-        <w:rPr/>
-        <w:t>enumerate</w:t>
-      </w:r>
-      <w:r>
-        <w:rPr/>
-        <w:t xml:space="preserve"> all possibilities beforehand</w:t>
-      </w:r>
-      <w:r>
-        <w:rPr/>
-        <w:t>, and ways for that same information to be passed from HDF5 to the application</w:t>
-      </w:r>
-      <w:r>
-        <w:rPr/>
+      <w:r>
+        <w:t xml:space="preserve">Therefore, we </w:t>
+      </w:r>
+      <w:r>
+        <w:t>aim to introduce a mechanism for the VOL connector to notify the HDF5 library that it cannot complete an operation at the time the operation is invoked, rather than attempting to enumerate all possibilities beforehand. Additionally, we seek to establish ways for this</w:t>
+      </w:r>
+      <w:r>
+        <w:t xml:space="preserve"> same information to be passed from HDF5 to the application</w:t>
+      </w:r>
+      <w:r>
         <w:t>. We will</w:t>
       </w:r>
       <w:r>
-        <w:rPr/>
         <w:t>,</w:t>
       </w:r>
       <w:r>
-        <w:rPr/>
         <w:t xml:space="preserve"> of course</w:t>
       </w:r>
       <w:r>
-        <w:rPr/>
         <w:t>,</w:t>
       </w:r>
       <w:r>
-        <w:rPr/>
-        <w:t xml:space="preserve"> </w:t>
-      </w:r>
-      <w:r>
-        <w:rPr/>
-        <w:t>retain</w:t>
-      </w:r>
-      <w:r>
-        <w:rPr/>
-        <w:t xml:space="preserve"> the existing VOL capability flags for </w:t>
-      </w:r>
-      <w:r>
-        <w:rPr/>
+        <w:t xml:space="preserve"> retain the existing VOL capability flags for </w:t>
+      </w:r>
+      <w:r>
         <w:t>coarse</w:t>
       </w:r>
       <w:r>
-        <w:rPr/>
         <w:t>-grained feature support quer</w:t>
       </w:r>
       <w:r>
-        <w:rPr/>
         <w:t>ies</w:t>
       </w:r>
       <w:r>
-        <w:rPr/>
         <w:t>.</w:t>
       </w:r>
       <w:r>
-        <w:rPr/>
-        <w:t xml:space="preserve"> While this is primarily intended for testing purposes, it could also be used by applications that are designed to gracefully handle certain operations </w:t>
-      </w:r>
-      <w:r>
-        <w:rPr/>
-        <w:t xml:space="preserve">being unsupported, </w:t>
-      </w:r>
-      <w:r>
-        <w:rPr/>
-        <w:t>possibly by</w:t>
-      </w:r>
-      <w:r>
-        <w:rPr/>
-        <w:t xml:space="preserve"> using an alternate method to store the data in such a case.</w:t>
-      </w:r>
-    </w:p>
-    <w:p>
-      <w:pPr/>
-    </w:p>
-    <w:p>
-      <w:r>
-        <w:rPr/>
-        <w:t xml:space="preserve">This information needs to be </w:t>
-      </w:r>
-      <w:r>
-        <w:rPr/>
-        <w:t>ultimately passed</w:t>
-      </w:r>
-      <w:r>
-        <w:rPr/>
-        <w:t xml:space="preserve"> from the VOL connector</w:t>
-      </w:r>
-      <w:r>
-        <w:rPr/>
-        <w:t xml:space="preserve"> to th</w:t>
-      </w:r>
-      <w:r>
-        <w:rPr/>
-        <w:t>e appli</w:t>
-      </w:r>
-      <w:r>
-        <w:rPr/>
-        <w:t xml:space="preserve">cation. However, since there are two public interfaces between the VOL connector and the application, we must define the method </w:t>
-      </w:r>
-      <w:r>
-        <w:rPr/>
-        <w:t xml:space="preserve">of passing this information </w:t>
-      </w:r>
-      <w:r>
-        <w:rPr/>
-        <w:t>across each interface.</w:t>
-      </w:r>
-    </w:p>
-    <w:p>
-      <w:pPr>
-        <w:pStyle w:val="Heading1"/>
-        <w:rPr/>
-      </w:pPr>
-      <w:bookmarkStart w:name="_Toc1470830981" w:id="2114487145"/>
-      <w:r>
-        <w:rPr/>
-        <w:t>VOL Interface Extension</w:t>
-      </w:r>
-      <w:bookmarkEnd w:id="2114487145"/>
-    </w:p>
-    <w:p>
-      <w:pPr>
-        <w:pStyle w:val="Normal"/>
-      </w:pPr>
-      <w:r>
-        <w:rPr/>
-        <w:t xml:space="preserve">The VOL connector needs a way to report to the top level of the HDF5 library that the requested operation cannot be </w:t>
-      </w:r>
-      <w:r>
-        <w:rPr/>
-        <w:t>executed because it</w:t>
-      </w:r>
-      <w:r>
-        <w:rPr/>
-        <w:t xml:space="preserve"> is not supported.</w:t>
-      </w:r>
-      <w:r>
-        <w:rPr/>
-        <w:t xml:space="preserve"> </w:t>
-      </w:r>
-      <w:r>
-        <w:rPr/>
-        <w:t>This is different from an operation that cannot be completed due to invalid input, a system error, or an internal VOL connector error.</w:t>
-      </w:r>
-      <w:r>
-        <w:rPr/>
-        <w:t xml:space="preserve"> </w:t>
-      </w:r>
-      <w:r>
-        <w:rPr/>
-        <w:t xml:space="preserve">The reason it is not supported may be </w:t>
-      </w:r>
-      <w:r>
-        <w:rPr/>
-        <w:t>apparent</w:t>
-      </w:r>
-      <w:r>
-        <w:rPr/>
-        <w:t xml:space="preserve"> purely from the parameters passed to the callback (or even the entire callback may not be supported), or it may arise from a combination of the parameters with preexisting state in the library or the file.</w:t>
-      </w:r>
-    </w:p>
-    <w:p>
-      <w:pPr>
-        <w:pStyle w:val="Normal"/>
-      </w:pPr>
-    </w:p>
-    <w:p>
-      <w:pPr>
-        <w:pStyle w:val="Normal"/>
-        <w:rPr>
-          <w:rFonts w:ascii="Calibri" w:hAnsi="Calibri" w:cs="" w:asciiTheme="majorAscii" w:hAnsiTheme="majorAscii" w:cstheme="majorBidi"/>
-        </w:rPr>
-      </w:pPr>
-      <w:r>
-        <w:rPr/>
-        <w:t xml:space="preserve">To </w:t>
-      </w:r>
-      <w:r>
-        <w:rPr/>
-        <w:t>accomplish</w:t>
-      </w:r>
-      <w:r>
-        <w:rPr/>
-        <w:t xml:space="preserve"> this, we intend to e</w:t>
-      </w:r>
-      <w:r>
-        <w:rPr/>
-        <w:t xml:space="preserve">xpand the meaning of the return values in the </w:t>
-      </w:r>
-      <w:r>
-        <w:rPr>
-          <w:rStyle w:val="PlainTextChar"/>
-        </w:rPr>
-        <w:t>herr_t</w:t>
-      </w:r>
-      <w:r>
-        <w:rPr/>
-        <w:t xml:space="preserve"> </w:t>
-      </w:r>
-      <w:r>
-        <w:rPr/>
-        <w:t>type. This is possible because cu</w:t>
-      </w:r>
-      <w:r>
-        <w:rPr/>
-        <w:t xml:space="preserve">rrently </w:t>
-      </w:r>
-      <w:r>
-        <w:rPr>
-          <w:rStyle w:val="PlainTextChar"/>
-        </w:rPr>
-        <w:t>herr_t</w:t>
-      </w:r>
-      <w:r>
-        <w:rPr/>
-        <w:t xml:space="preserve"> is defined to be a signed integer where a non-negative value </w:t>
-      </w:r>
-      <w:r>
-        <w:rPr/>
-        <w:t>indicates</w:t>
-      </w:r>
-      <w:r>
-        <w:rPr/>
-        <w:t xml:space="preserve"> success</w:t>
-      </w:r>
-      <w:r>
-        <w:rPr/>
-        <w:t xml:space="preserve">, while a negative value </w:t>
-      </w:r>
-      <w:r>
-        <w:rPr/>
-        <w:t>indicates</w:t>
-      </w:r>
-      <w:r>
-        <w:rPr/>
-        <w:t xml:space="preserve"> failure. </w:t>
-      </w:r>
-      <w:r>
-        <w:rPr/>
-        <w:t xml:space="preserve">In practice, an error is always indicated with </w:t>
-      </w:r>
-      <w:r>
-        <w:rPr>
-          <w:rStyle w:val="PlainTextChar"/>
-        </w:rPr>
-        <w:t>-</w:t>
-      </w:r>
-      <w:r>
-        <w:rPr>
-          <w:rStyle w:val="PlainTextChar"/>
-        </w:rPr>
-        <w:t>1</w:t>
-      </w:r>
-      <w:r>
-        <w:rPr/>
-        <w:t xml:space="preserve">, and the FAIL macro is defined to </w:t>
-      </w:r>
-      <w:r>
-        <w:rPr>
-          <w:rStyle w:val="PlainTextChar"/>
-        </w:rPr>
-        <w:t>-</w:t>
-      </w:r>
-      <w:r>
-        <w:rPr>
-          <w:rStyle w:val="PlainTextChar"/>
-        </w:rPr>
-        <w:t>1</w:t>
-      </w:r>
-      <w:r>
-        <w:rPr/>
-        <w:t>, leaving all other negati</w:t>
-      </w:r>
-      <w:r>
-        <w:rPr/>
-        <w:t>ve values unused and available for use as a way to indicate more about the cause of the error (i.e</w:t>
-      </w:r>
-      <w:r>
-        <w:rPr/>
-        <w:t>.</w:t>
-      </w:r>
-      <w:r>
-        <w:rPr/>
-        <w:t xml:space="preserve"> an error code).</w:t>
-      </w:r>
-      <w:r>
-        <w:rPr/>
-        <w:t xml:space="preserve"> </w:t>
-      </w:r>
-      <w:r>
-        <w:rPr/>
-        <w:t>We could therefore define</w:t>
-      </w:r>
-      <w:r>
-        <w:rPr/>
-        <w:t>,</w:t>
-      </w:r>
-      <w:r>
-        <w:rPr/>
-        <w:t xml:space="preserve"> perhaps, </w:t>
-      </w:r>
-      <w:r>
-        <w:rPr>
-          <w:rStyle w:val="PlainTextChar"/>
-        </w:rPr>
-        <w:t>-2</w:t>
-      </w:r>
-      <w:r>
-        <w:rPr/>
-        <w:t>,</w:t>
-      </w:r>
-      <w:r>
-        <w:rPr/>
-        <w:t xml:space="preserve"> to </w:t>
-      </w:r>
-      <w:r>
-        <w:rPr/>
-        <w:t>i</w:t>
-      </w:r>
-      <w:r>
-        <w:rPr/>
-        <w:t>ndicate</w:t>
-      </w:r>
-      <w:r>
-        <w:rPr/>
-        <w:t xml:space="preserve"> </w:t>
-      </w:r>
-      <w:r>
-        <w:rPr/>
-        <w:t>that the operation is supported by the HDF5 API but not by the underlying VOL connector.</w:t>
-      </w:r>
-      <w:r>
-        <w:rPr/>
-        <w:t xml:space="preserve"> VOL connectors would then return </w:t>
-      </w:r>
-      <w:r>
-        <w:rPr>
-          <w:rStyle w:val="PlainTextChar"/>
-        </w:rPr>
-        <w:t>–2</w:t>
-      </w:r>
-      <w:r>
-        <w:rPr/>
-        <w:t xml:space="preserve"> in this situation, allowing the top level of the HDF5 library to report this to the application</w:t>
-      </w:r>
-      <w:r>
-        <w:rPr/>
-        <w:t>, the method of which will be discussed in the next section.</w:t>
-      </w:r>
-    </w:p>
-    <w:p>
-      <w:pPr>
-        <w:pStyle w:val="Normal"/>
-      </w:pPr>
-    </w:p>
-    <w:p>
-      <w:pPr>
-        <w:pStyle w:val="Normal"/>
-        <w:rPr>
-          <w:rFonts w:ascii="Calibri" w:hAnsi="Calibri" w:cs="" w:asciiTheme="majorAscii" w:hAnsiTheme="majorAscii" w:cstheme="majorBidi"/>
-        </w:rPr>
-      </w:pPr>
-      <w:r>
-        <w:rPr/>
-        <w:t xml:space="preserve">Some VOL callbacks, primarily those that create or open HDF5 objects, return a pointer to that object instead of an </w:t>
-      </w:r>
-      <w:r>
-        <w:rPr>
-          <w:rStyle w:val="PlainTextChar"/>
-          <w:rPrChange w:author="Neil Fortner" w:date="2025-04-15T15:07:43.83Z" w:id="763878382">
-            <w:rPr>
-              <w:rFonts w:ascii="Calibri" w:hAnsi="Calibri" w:cs="" w:asciiTheme="majorAscii" w:hAnsiTheme="majorAscii" w:cstheme="majorBidi"/>
-            </w:rPr>
-          </w:rPrChange>
-        </w:rPr>
-        <w:t>herr_t</w:t>
-      </w:r>
-      <w:r>
-        <w:rPr/>
-        <w:t xml:space="preserve"> value. </w:t>
-      </w:r>
-      <w:r>
-        <w:rPr/>
-        <w:t xml:space="preserve">To handle this case, we plan to introduce a new global variable to serve as a pointer return value </w:t>
-      </w:r>
-      <w:r>
-        <w:rPr/>
-        <w:t>indicating</w:t>
-      </w:r>
-      <w:r>
-        <w:rPr/>
-        <w:t xml:space="preserve"> an unsupported operation. This variable would be initializ</w:t>
-      </w:r>
-      <w:r>
-        <w:rPr/>
-        <w:t>e</w:t>
-      </w:r>
-      <w:r>
-        <w:rPr/>
-        <w:t>d with its own address, guaranteeing that th</w:t>
-      </w:r>
-      <w:r>
-        <w:rPr/>
-        <w:t xml:space="preserve">at address can never otherwise be a legitimate return value for a VOL callback. </w:t>
-      </w:r>
-      <w:r>
-        <w:rPr/>
-        <w:t>Here is what this might look like:</w:t>
-      </w:r>
-    </w:p>
-    <w:p>
-      <w:pPr>
-        <w:pStyle w:val="Normal"/>
-      </w:pPr>
-    </w:p>
-    <w:p>
-      <w:pPr>
-        <w:pStyle w:val="PlainText"/>
-      </w:pPr>
-      <w:r>
-        <w:rPr/>
-        <w:t>#define H5_UNSUPPORTED_PTR h5_unsupported_ptr_g</w:t>
-      </w:r>
-    </w:p>
-    <w:p>
-      <w:pPr>
-        <w:pStyle w:val="PlainText"/>
-      </w:pPr>
-      <w:r>
-        <w:rPr/>
-        <w:t>void *h5_unsupported_ptr_g = &amp;h5_unsupported_ptr_g;</w:t>
-      </w:r>
-    </w:p>
-    <w:p>
-      <w:pPr>
-        <w:pStyle w:val="Normal"/>
-      </w:pPr>
-    </w:p>
-    <w:p>
-      <w:pPr>
-        <w:pStyle w:val="Normal"/>
-      </w:pPr>
-      <w:r>
-        <w:rPr/>
-        <w:t xml:space="preserve">The library will then check for this return value, and if it is found, handle it in the same way as if a different callback had returned </w:t>
-      </w:r>
-      <w:r>
-        <w:rPr>
-          <w:rStyle w:val="PlainTextChar"/>
-        </w:rPr>
-        <w:t>-</w:t>
-      </w:r>
-      <w:r>
-        <w:rPr>
-          <w:rStyle w:val="PlainTextChar"/>
-        </w:rPr>
-        <w:t>2</w:t>
-      </w:r>
-      <w:r>
-        <w:rPr/>
-        <w:t>.</w:t>
-      </w:r>
-      <w:r>
-        <w:rPr/>
-        <w:t xml:space="preserve"> If, in the future, we decide</w:t>
-      </w:r>
-      <w:r>
-        <w:rPr/>
-        <w:t xml:space="preserve"> to</w:t>
-      </w:r>
-      <w:r>
-        <w:rPr/>
-        <w:t xml:space="preserve"> </w:t>
-      </w:r>
-      <w:r>
-        <w:rPr/>
-        <w:t>add</w:t>
-      </w:r>
-      <w:r>
-        <w:rPr/>
-        <w:t xml:space="preserve"> more error </w:t>
-      </w:r>
-      <w:r>
-        <w:rPr/>
-        <w:t>codes</w:t>
-      </w:r>
-      <w:r>
-        <w:rPr/>
-        <w:t>,</w:t>
-      </w:r>
-      <w:r>
-        <w:rPr/>
-        <w:t xml:space="preserve"> we could place these special return code variables in an array allowing the library to quickly check if any of them were returned</w:t>
-      </w:r>
-      <w:r>
-        <w:rPr/>
-        <w:t xml:space="preserve"> by checking if the returned pointer lies within the bounds of the array.</w:t>
-      </w:r>
-    </w:p>
-    <w:p>
-      <w:pPr>
-        <w:pStyle w:val="Normal"/>
-      </w:pPr>
-    </w:p>
-    <w:p>
-      <w:pPr>
-        <w:pStyle w:val="Normal"/>
-      </w:pPr>
-      <w:r>
-        <w:rPr/>
-        <w:t>If, for some reason, this special pointer return value approach is found to be unworkable, we could simply</w:t>
-      </w:r>
-      <w:r>
-        <w:rPr/>
-        <w:t xml:space="preserve"> change the signatures of</w:t>
-      </w:r>
-      <w:r>
-        <w:rPr/>
-        <w:t xml:space="preserve"> </w:t>
-      </w:r>
-      <w:r>
-        <w:rPr/>
-        <w:t xml:space="preserve">callbacks </w:t>
-      </w:r>
-      <w:r>
-        <w:rPr/>
-        <w:t xml:space="preserve">that return a pointer </w:t>
-      </w:r>
-      <w:r>
-        <w:rPr/>
-        <w:t>to i</w:t>
-      </w:r>
-      <w:r>
-        <w:rPr/>
-        <w:t>n</w:t>
-      </w:r>
-      <w:r>
-        <w:rPr/>
-        <w:t xml:space="preserve">stead return </w:t>
-      </w:r>
-      <w:r>
-        <w:rPr>
-          <w:rPrChange w:author="Neil Fortner" w:date="2025-04-15T15:12:18.608Z" w:id="452713927">
-            <w:rPr>
-              <w:rFonts w:ascii="Calibri" w:hAnsi="Calibri" w:cs="" w:asciiTheme="majorAscii" w:hAnsiTheme="majorAscii" w:cstheme="majorBidi"/>
-            </w:rPr>
-          </w:rPrChange>
-        </w:rPr>
-        <w:t>herr_t</w:t>
-      </w:r>
-      <w:r>
-        <w:rPr/>
-        <w:t xml:space="preserve"> as the return value and return </w:t>
-      </w:r>
-      <w:r>
-        <w:rPr/>
-        <w:t xml:space="preserve">the pointer through a parameter. This is the cleanest </w:t>
-      </w:r>
-      <w:r>
-        <w:rPr/>
-        <w:t>solution</w:t>
-      </w:r>
-      <w:r>
-        <w:rPr/>
-        <w:t xml:space="preserve"> but w</w:t>
-      </w:r>
-      <w:r>
-        <w:rPr/>
-        <w:t>ould</w:t>
-      </w:r>
-      <w:r>
-        <w:rPr/>
-        <w:t xml:space="preserve"> require VOL developers to update their </w:t>
-      </w:r>
-      <w:r>
-        <w:rPr/>
-        <w:t>code and</w:t>
-      </w:r>
-      <w:r>
-        <w:rPr/>
-        <w:t xml:space="preserve"> ad</w:t>
-      </w:r>
-      <w:r>
-        <w:rPr/>
-        <w:t xml:space="preserve">d </w:t>
-      </w:r>
-      <w:r>
-        <w:rPr/>
-        <w:t>precompiler</w:t>
-      </w:r>
-      <w:r>
-        <w:rPr/>
-        <w:t xml:space="preserve"> directives if they want to support both versions of HDF5.</w:t>
-      </w:r>
-    </w:p>
-    <w:p>
-      <w:pPr>
-        <w:pStyle w:val="Normal"/>
-      </w:pPr>
-    </w:p>
-    <w:p>
-      <w:pPr>
-        <w:pStyle w:val="Normal"/>
-      </w:pPr>
-      <w:r>
-        <w:rPr/>
-        <w:t xml:space="preserve">We believe this is the best approach due to </w:t>
-      </w:r>
-      <w:r>
-        <w:rPr/>
-        <w:t xml:space="preserve">its simplicity and </w:t>
-      </w:r>
-      <w:r>
-        <w:rPr/>
-        <w:t>compatibility</w:t>
-      </w:r>
-      <w:r>
-        <w:rPr/>
-        <w:t xml:space="preserve"> with existing code. If the VOL connector is not updated to support this, then all that happens is unsupported actions are still reported as normal errors, so the existing behavior is not changed. There is a small chance that existing VOL connectors are </w:t>
-      </w:r>
-      <w:r>
-        <w:rPr/>
-        <w:t xml:space="preserve">returning </w:t>
-      </w:r>
-      <w:r>
-        <w:rPr>
-          <w:rStyle w:val="PlainTextChar"/>
-        </w:rPr>
-        <w:t>–2</w:t>
-      </w:r>
-      <w:r>
-        <w:rPr/>
-        <w:t xml:space="preserve"> for some errors, but that seems unlikely as there is currently no reason to do so.</w:t>
-      </w:r>
-    </w:p>
-    <w:p>
-      <w:pPr>
-        <w:pStyle w:val="Heading1"/>
-        <w:rPr/>
-      </w:pPr>
-      <w:bookmarkStart w:name="_Toc748412171" w:id="2024927643"/>
-      <w:r>
-        <w:rPr/>
-        <w:t>Top Level API Extension</w:t>
-      </w:r>
-      <w:bookmarkEnd w:id="2024927643"/>
-    </w:p>
-    <w:p>
-      <w:pPr>
-        <w:spacing w:line="259" w:lineRule="auto"/>
-      </w:pPr>
-      <w:r>
-        <w:rPr/>
-        <w:t xml:space="preserve">Once the HDF5 library is informed that the VOL connector does not support an operation, it needs a way to signal this status to the application that invoked the HDF5 library. This will then allow the </w:t>
-      </w:r>
-      <w:r>
-        <w:rPr/>
-        <w:t xml:space="preserve">application to take </w:t>
-      </w:r>
-      <w:r>
-        <w:rPr/>
-        <w:t>appropriate action</w:t>
-      </w:r>
-      <w:r>
-        <w:rPr/>
-        <w:t xml:space="preserve"> depending on whether the error was due to an unsupported feature or a system error.</w:t>
-      </w:r>
-    </w:p>
-    <w:p>
-      <w:pPr>
-        <w:spacing w:line="259" w:lineRule="auto"/>
-      </w:pPr>
-    </w:p>
-    <w:p>
-      <w:pPr>
-        <w:spacing w:line="259" w:lineRule="auto"/>
-      </w:pPr>
-      <w:r>
-        <w:rPr/>
-        <w:t>Similarly to the approach chosen for the VOL interface extension, we plan</w:t>
-      </w:r>
-      <w:r>
-        <w:rPr/>
-        <w:t xml:space="preserve"> to extend the meaning of the </w:t>
-      </w:r>
-      <w:r>
-        <w:rPr>
-          <w:rStyle w:val="PlainTextChar"/>
-        </w:rPr>
-        <w:t>herr_t</w:t>
-      </w:r>
-      <w:r>
-        <w:rPr/>
-        <w:t xml:space="preserve"> return value</w:t>
-      </w:r>
-      <w:r>
-        <w:rPr/>
-        <w:t xml:space="preserve">. </w:t>
-      </w:r>
-      <w:r>
-        <w:rPr/>
-        <w:t xml:space="preserve">We will use the same error codes as for the </w:t>
-      </w:r>
-      <w:r>
-        <w:rPr/>
-        <w:t xml:space="preserve">VOL interface, with the same meanings. This will give us consistency across both interfaces. </w:t>
-      </w:r>
-      <w:r>
-        <w:rPr/>
-        <w:t>As with the VOL interface, this should not break compatibility with existing code that follows existing guidelines, that state that any negat</w:t>
-      </w:r>
-      <w:r>
-        <w:rPr/>
-        <w:t xml:space="preserve">ive return value is considered an error. </w:t>
-      </w:r>
-      <w:r>
-        <w:rPr/>
-        <w:t xml:space="preserve">Therefore, an application that has not been written to handle unsupported operations differently from other errors will simply see it as an error </w:t>
-      </w:r>
-      <w:r>
-        <w:rPr/>
-        <w:t xml:space="preserve">and handle it as such, which is </w:t>
-      </w:r>
-      <w:r>
-        <w:rPr/>
-        <w:t>appropriate</w:t>
-      </w:r>
-      <w:r>
-        <w:rPr/>
-        <w:t xml:space="preserve">. </w:t>
-      </w:r>
-      <w:r>
-        <w:rPr/>
-        <w:t>However, there may be</w:t>
-      </w:r>
-      <w:r>
-        <w:rPr/>
-        <w:t xml:space="preserve"> existing</w:t>
-      </w:r>
-      <w:r>
-        <w:rPr/>
-        <w:t xml:space="preserve"> application code that inappropriately checks for an error </w:t>
-      </w:r>
-      <w:r>
-        <w:rPr/>
-        <w:t>return</w:t>
-      </w:r>
-      <w:r>
-        <w:rPr/>
-        <w:t xml:space="preserve"> from HDF5 API calls by comparing the return value to </w:t>
-      </w:r>
-      <w:r>
-        <w:rPr>
-          <w:rStyle w:val="PlainTextChar"/>
-        </w:rPr>
-        <w:t>–1</w:t>
-      </w:r>
-      <w:r>
-        <w:rPr/>
-        <w:t xml:space="preserve"> (or </w:t>
-      </w:r>
-      <w:r>
-        <w:rPr>
-          <w:rStyle w:val="PlainTextChar"/>
-        </w:rPr>
-        <w:t>FAIL</w:t>
-      </w:r>
-      <w:r>
-        <w:rPr/>
-        <w:t xml:space="preserve">). In this case, if the code is not updated, </w:t>
-      </w:r>
-      <w:r>
-        <w:rPr/>
-        <w:t xml:space="preserve">returning </w:t>
-      </w:r>
-      <w:r>
-        <w:rPr>
-          <w:rStyle w:val="PlainTextChar"/>
-        </w:rPr>
-        <w:t>–2</w:t>
-      </w:r>
-      <w:r>
-        <w:rPr/>
-        <w:t xml:space="preserve"> to </w:t>
-      </w:r>
-      <w:r>
-        <w:rPr/>
-        <w:t>indicate</w:t>
-      </w:r>
-      <w:r>
-        <w:rPr/>
-        <w:t xml:space="preserve"> the operation was not completed because it was unsupported would cause the application to behave as if the operation </w:t>
-      </w:r>
-      <w:r>
-        <w:rPr/>
-        <w:t>was</w:t>
-      </w:r>
-      <w:r>
-        <w:rPr/>
-        <w:t xml:space="preserve"> </w:t>
-      </w:r>
-      <w:r>
-        <w:rPr/>
-        <w:t>completed successfully, causing problems later.</w:t>
-      </w:r>
-      <w:r>
-        <w:rPr/>
-        <w:t xml:space="preserve"> While this approach is more likely to cause issues at the top level than at the VOL layer, it should still be a workable approach since it does not violate existing guidelines.</w:t>
-      </w:r>
-    </w:p>
-    <w:p>
-      <w:pPr>
-        <w:spacing w:line="259" w:lineRule="auto"/>
-      </w:pPr>
-    </w:p>
-    <w:p>
-      <w:pPr>
-        <w:spacing w:line="259" w:lineRule="auto"/>
-      </w:pPr>
-      <w:r>
-        <w:rPr/>
-        <w:t xml:space="preserve">Other return value types, such as </w:t>
-      </w:r>
-      <w:r>
-        <w:rPr>
-          <w:rStyle w:val="PlainTextChar"/>
-        </w:rPr>
-        <w:t>hid_t</w:t>
-      </w:r>
-      <w:r>
-        <w:rPr/>
-        <w:t xml:space="preserve"> and </w:t>
-      </w:r>
-      <w:r>
-        <w:rPr>
-          <w:rStyle w:val="PlainTextChar"/>
-        </w:rPr>
-        <w:t>htri_t</w:t>
-      </w:r>
-      <w:r>
-        <w:rPr>
-          <w:rStyle w:val="PlainTextChar"/>
-        </w:rPr>
-        <w:t>,</w:t>
-      </w:r>
-      <w:r>
-        <w:rPr/>
-        <w:t xml:space="preserve"> can be handled similarly, since they are also signed integers that have multiple possible negative</w:t>
-      </w:r>
-      <w:r>
-        <w:rPr/>
-        <w:t xml:space="preserve"> error</w:t>
-      </w:r>
-      <w:r>
-        <w:rPr/>
-        <w:t xml:space="preserve"> </w:t>
-      </w:r>
-      <w:r>
-        <w:rPr/>
-        <w:t>values where only one is currently used.</w:t>
-      </w:r>
-      <w:r>
-        <w:rPr/>
-        <w:t xml:space="preserve"> T</w:t>
-      </w:r>
-      <w:r>
-        <w:rPr/>
-        <w:t xml:space="preserve">here are no public API functions that pass through to the VOL layer that return pointers, so there </w:t>
-      </w:r>
-      <w:r>
-        <w:rPr/>
-        <w:t>will</w:t>
-      </w:r>
-      <w:r>
-        <w:rPr/>
-        <w:t xml:space="preserve"> be no need </w:t>
-      </w:r>
-      <w:r>
-        <w:rPr/>
-        <w:t>for applications using the top level HDF5 API to check for</w:t>
-      </w:r>
-      <w:r>
-        <w:rPr/>
-        <w:t xml:space="preserve"> </w:t>
-      </w:r>
-      <w:r>
-        <w:rPr/>
-        <w:t>the</w:t>
-      </w:r>
-      <w:r>
-        <w:rPr/>
-        <w:t xml:space="preserve"> special pointer return value outlined in section 3 for the VOL interface.</w:t>
-      </w:r>
-    </w:p>
-    <w:p>
-      <w:pPr>
-        <w:pStyle w:val="Heading1"/>
-        <w:rPr/>
-      </w:pPr>
-      <w:bookmarkStart w:name="_Toc1866640573" w:id="926973505"/>
-      <w:r>
-        <w:rPr/>
-        <w:t>Other Considerations</w:t>
-      </w:r>
-      <w:bookmarkEnd w:id="926973505"/>
-    </w:p>
-    <w:p>
-      <w:pPr>
-        <w:pStyle w:val="Heading2"/>
-        <w:rPr/>
-      </w:pPr>
-      <w:bookmarkStart w:name="_Toc110976702" w:id="1538285525"/>
-      <w:r>
-        <w:rPr/>
-        <w:t>Error Stack Printing</w:t>
-      </w:r>
-      <w:bookmarkEnd w:id="1538285525"/>
-    </w:p>
-    <w:p>
-      <w:r>
-        <w:rPr/>
-        <w:t xml:space="preserve">We may want to add </w:t>
-      </w:r>
-      <w:r>
-        <w:rPr/>
-        <w:t>an option</w:t>
-      </w:r>
-      <w:r>
-        <w:rPr/>
-        <w:t xml:space="preserve"> to disable printing of the error stack when an unsupported feature is invoked to keep output clean. This is especially </w:t>
-      </w:r>
-      <w:r>
-        <w:rPr/>
-        <w:t>desirable</w:t>
-      </w:r>
-      <w:r>
-        <w:rPr/>
-        <w:t xml:space="preserve"> </w:t>
-      </w:r>
-      <w:r>
-        <w:rPr/>
-        <w:t xml:space="preserve">for automated testing. </w:t>
-      </w:r>
-      <w:r>
-        <w:rPr/>
-        <w:t xml:space="preserve">This </w:t>
-      </w:r>
-      <w:r>
-        <w:rPr/>
-        <w:t>option</w:t>
-      </w:r>
-      <w:r>
-        <w:rPr/>
-        <w:t xml:space="preserve"> could be added as a public H5 API routine or </w:t>
-      </w:r>
-      <w:r>
-        <w:rPr/>
-        <w:t>possibly an</w:t>
-      </w:r>
-      <w:r>
-        <w:rPr/>
-        <w:t xml:space="preserve"> H5E routine.</w:t>
-      </w:r>
-    </w:p>
-    <w:p>
-      <w:pPr>
-        <w:pStyle w:val="Heading2"/>
-        <w:rPr/>
-      </w:pPr>
-      <w:bookmarkStart w:name="_Toc575666687" w:id="1224532834"/>
-      <w:r>
-        <w:rPr/>
-        <w:t>Partial Support</w:t>
-      </w:r>
-      <w:bookmarkEnd w:id="1224532834"/>
-    </w:p>
-    <w:p>
-      <w:r>
-        <w:rPr/>
-        <w:t xml:space="preserve">If only part of an operation is supported but part is unsupported, </w:t>
-      </w:r>
-      <w:r>
-        <w:rPr/>
-        <w:t xml:space="preserve">for example in a multi dataset I/O operation, </w:t>
-      </w:r>
-      <w:r>
-        <w:rPr/>
-        <w:t xml:space="preserve">the VOL </w:t>
-      </w:r>
-      <w:r>
-        <w:rPr/>
-        <w:t>connector</w:t>
-      </w:r>
-      <w:r>
-        <w:rPr/>
-        <w:t xml:space="preserve"> </w:t>
-      </w:r>
-      <w:r>
-        <w:rPr/>
-        <w:t>can either</w:t>
-      </w:r>
-      <w:r>
-        <w:rPr/>
-        <w:t xml:space="preserve"> </w:t>
-      </w:r>
-      <w:r>
-        <w:rPr/>
-        <w:t>perform as much of the operation as</w:t>
-      </w:r>
-      <w:r>
-        <w:rPr/>
-        <w:t xml:space="preserve"> it</w:t>
-      </w:r>
-      <w:r>
-        <w:rPr/>
-        <w:t xml:space="preserve"> can and return </w:t>
-      </w:r>
-      <w:r>
-        <w:rPr/>
-        <w:t>unsupported, or</w:t>
-      </w:r>
-      <w:r>
-        <w:rPr/>
-        <w:t xml:space="preserve"> do nothing and return unsupported.</w:t>
-      </w:r>
-      <w:r>
-        <w:rPr/>
-        <w:t xml:space="preserve"> To avoid ambiguity about the state</w:t>
-      </w:r>
-      <w:r>
-        <w:rPr/>
-        <w:t xml:space="preserve"> </w:t>
-      </w:r>
-      <w:r>
-        <w:rPr/>
-        <w:t>of</w:t>
-      </w:r>
-      <w:r>
-        <w:rPr/>
-        <w:t xml:space="preserve"> </w:t>
-      </w:r>
-      <w:r>
-        <w:rPr/>
-        <w:t xml:space="preserve">the file, we plan to issue guidance to VOL developers to, when possible, never </w:t>
-      </w:r>
-      <w:r>
-        <w:rPr/>
-        <w:t xml:space="preserve">make any changes to the file </w:t>
-      </w:r>
-      <w:r>
-        <w:rPr/>
-        <w:t xml:space="preserve">unless the entire operation is supported. While this is </w:t>
-      </w:r>
-      <w:r>
-        <w:rPr/>
-        <w:t>not the same as</w:t>
-      </w:r>
-      <w:r>
-        <w:rPr/>
-        <w:t xml:space="preserve"> fully atomic updates, we believe this is the best </w:t>
-      </w:r>
-      <w:r>
-        <w:rPr/>
-        <w:t>option</w:t>
-      </w:r>
-      <w:r>
-        <w:rPr/>
-        <w:t xml:space="preserve"> for this cas</w:t>
-      </w:r>
-      <w:r>
-        <w:rPr/>
-        <w:t>e at the moment.</w:t>
-      </w:r>
-    </w:p>
-    <w:p>
-      <w:pPr>
-        <w:pStyle w:val="Heading2"/>
-        <w:rPr/>
-      </w:pPr>
-      <w:bookmarkStart w:name="_Toc240740810" w:id="630687175"/>
-      <w:r>
-        <w:rPr/>
-        <w:t>Asynchronous Operations</w:t>
-      </w:r>
-      <w:bookmarkEnd w:id="630687175"/>
-    </w:p>
-    <w:p>
-      <w:r>
-        <w:rPr/>
-        <w:t xml:space="preserve">Asynchronous operations have their own unique difficulties with error reporting, and we must make sure to support </w:t>
-      </w:r>
-      <w:r>
-        <w:rPr/>
-        <w:t>indicating</w:t>
-      </w:r>
-      <w:r>
-        <w:rPr/>
-        <w:t xml:space="preserve"> unsupported operations, even for operations executed asynchronously.</w:t>
-      </w:r>
-      <w:r>
-        <w:rPr/>
-        <w:t xml:space="preserve"> This can be </w:t>
-      </w:r>
-      <w:r>
-        <w:rPr/>
-        <w:t>accomplished</w:t>
-      </w:r>
-      <w:r>
-        <w:rPr/>
-        <w:t xml:space="preserve"> by adding this information to the </w:t>
-      </w:r>
-      <w:r>
-        <w:rPr>
-          <w:rStyle w:val="PlainTextChar"/>
-        </w:rPr>
-        <w:t>H5ES_err_info_t</w:t>
-      </w:r>
-      <w:r>
-        <w:rPr/>
-        <w:t xml:space="preserve"> struct (and versioning the struct). </w:t>
-      </w:r>
-      <w:r>
-        <w:rPr/>
-        <w:t xml:space="preserve">Here is what the </w:t>
-      </w:r>
-      <w:r>
-        <w:rPr/>
-        <w:t>new version</w:t>
-      </w:r>
-      <w:r>
-        <w:rPr/>
-        <w:t xml:space="preserve"> struct might look like</w:t>
-      </w:r>
-      <w:r>
-        <w:rPr/>
-        <w:t xml:space="preserve"> (the only addition is the </w:t>
-      </w:r>
-      <w:r>
-        <w:rPr>
-          <w:rStyle w:val="PlainTextChar"/>
-        </w:rPr>
-        <w:t>ret_value</w:t>
-      </w:r>
-      <w:r>
-        <w:rPr/>
-        <w:t xml:space="preserve"> field)</w:t>
-      </w:r>
-      <w:r>
-        <w:rPr/>
-        <w:t>:</w:t>
+        <w:t xml:space="preserve"> While this is primarily intended for testing purposes, it </w:t>
+      </w:r>
+      <w:r>
+        <w:t>can also be used by applications designed to gracefully handle unsupported operations, possibly by using an alternative method to store the data in such cases.</w:t>
       </w:r>
     </w:p>
     <w:p/>
     <w:p>
-      <w:pPr>
-        <w:pStyle w:val="PlainText"/>
-      </w:pPr>
-      <w:r>
-        <w:rPr>
-          <w:noProof w:val="0"/>
-          <w:lang w:val="en-US"/>
-        </w:rPr>
-        <w:t>typedef struct H5ES_err_info</w:t>
-      </w:r>
-      <w:r>
-        <w:rPr>
-          <w:noProof w:val="0"/>
-          <w:lang w:val="en-US"/>
-        </w:rPr>
-        <w:t>2</w:t>
-      </w:r>
-      <w:r>
-        <w:rPr>
-          <w:noProof w:val="0"/>
-          <w:lang w:val="en-US"/>
-        </w:rPr>
-        <w:t>_t {</w:t>
+      <w:r>
+        <w:t xml:space="preserve">This information needs to be ultimately passed from the VOL connector to the application. However, since there are two public interfaces between the VOL connector and the application, we must define the method </w:t>
+      </w:r>
+      <w:r>
+        <w:t>of passing this information across each interface.</w:t>
       </w:r>
     </w:p>
     <w:p>
       <w:pPr>
-        <w:pStyle w:val="PlainText"/>
-        <w:ind w:firstLine="720"/>
-        <w:rPr>
-          <w:noProof w:val="0"/>
-          <w:lang w:val="en-US"/>
-        </w:rPr>
-      </w:pPr>
-      <w:r>
-        <w:rPr>
-          <w:noProof w:val="0"/>
-          <w:lang w:val="en-US"/>
-        </w:rPr>
-        <w:t>/</w:t>
-      </w:r>
-      <w:r>
-        <w:rPr>
-          <w:noProof w:val="0"/>
-          <w:lang w:val="en-US"/>
-        </w:rPr>
-        <w:t>* API call info */</w:t>
-      </w:r>
+        <w:pStyle w:val="Heading1"/>
+      </w:pPr>
+      <w:bookmarkStart w:id="2" w:name="_Toc1470830981"/>
+      <w:r>
+        <w:t>VOL Interface Extension</w:t>
+      </w:r>
+      <w:bookmarkEnd w:id="2"/>
     </w:p>
     <w:p>
-      <w:pPr>
-        <w:pStyle w:val="PlainText"/>
-        <w:ind w:firstLine="720"/>
-        <w:rPr>
-          <w:noProof w:val="0"/>
-          <w:lang w:val="en-US"/>
-        </w:rPr>
-      </w:pPr>
-      <w:r>
-        <w:rPr>
-          <w:noProof w:val="0"/>
-          <w:lang w:val="en-US"/>
-        </w:rPr>
-        <w:t>char *</w:t>
-      </w:r>
-      <w:r>
-        <w:rPr>
-          <w:noProof w:val="0"/>
-          <w:lang w:val="en-US"/>
-        </w:rPr>
-        <w:t>api_name</w:t>
-      </w:r>
-      <w:r>
-        <w:rPr>
-          <w:noProof w:val="0"/>
-          <w:lang w:val="en-US"/>
-        </w:rPr>
-        <w:t>; /**&lt; Name of HDF5 API routine called */</w:t>
+      <w:r>
+        <w:t xml:space="preserve">The VOL connector needs a way to report to the top level of the HDF5 library that the requested operation cannot be </w:t>
+      </w:r>
+      <w:r>
+        <w:t xml:space="preserve">executed because it is not supported. </w:t>
+      </w:r>
+      <w:r>
+        <w:t>This is different from an operation that cannot be completed due to invalid input, a system error, or an internal VOL connector error.</w:t>
+      </w:r>
+      <w:r>
+        <w:t xml:space="preserve"> </w:t>
+      </w:r>
+      <w:r>
+        <w:t>The reason it is not supported may be apparent purely from the parameters passed to the callback (or even the entire callback may not be supported), or it may arise from a combination of the parameters with preexisting state in the library or the file.</w:t>
+      </w:r>
+    </w:p>
+    <w:p/>
+    <w:p>
+      <w:pPr>
+        <w:rPr>
+          <w:rFonts w:asciiTheme="majorHAnsi" w:hAnsiTheme="majorHAnsi" w:cstheme="majorBidi"/>
+        </w:rPr>
+      </w:pPr>
+      <w:r>
+        <w:lastRenderedPageBreak/>
+        <w:t>To accomplish this, we intend to e</w:t>
+      </w:r>
+      <w:r>
+        <w:t xml:space="preserve">xpand the meaning of the return values in the </w:t>
+      </w:r>
+      <w:proofErr w:type="spellStart"/>
+      <w:r>
+        <w:rPr>
+          <w:rStyle w:val="PlainTextChar"/>
+        </w:rPr>
+        <w:t>herr_t</w:t>
+      </w:r>
+      <w:proofErr w:type="spellEnd"/>
+      <w:r>
+        <w:t xml:space="preserve"> type. This is possible because cu</w:t>
+      </w:r>
+      <w:r>
+        <w:t xml:space="preserve">rrently </w:t>
+      </w:r>
+      <w:proofErr w:type="spellStart"/>
+      <w:r>
+        <w:rPr>
+          <w:rStyle w:val="PlainTextChar"/>
+        </w:rPr>
+        <w:t>herr_t</w:t>
+      </w:r>
+      <w:proofErr w:type="spellEnd"/>
+      <w:r>
+        <w:t xml:space="preserve"> is defined to be a signed integer where a non-negative value indicates success</w:t>
+      </w:r>
+      <w:r>
+        <w:t xml:space="preserve">, while a negative value indicates failure. In practice, an error is always indicated with </w:t>
+      </w:r>
+      <w:r>
+        <w:rPr>
+          <w:rStyle w:val="PlainTextChar"/>
+        </w:rPr>
+        <w:t>-</w:t>
+      </w:r>
+      <w:r>
+        <w:rPr>
+          <w:rStyle w:val="PlainTextChar"/>
+        </w:rPr>
+        <w:t>1</w:t>
+      </w:r>
+      <w:r>
+        <w:t xml:space="preserve">, and the FAIL macro is defined to </w:t>
+      </w:r>
+      <w:r>
+        <w:rPr>
+          <w:rStyle w:val="PlainTextChar"/>
+        </w:rPr>
+        <w:t>-</w:t>
+      </w:r>
+      <w:r>
+        <w:rPr>
+          <w:rStyle w:val="PlainTextChar"/>
+        </w:rPr>
+        <w:t>1</w:t>
+      </w:r>
+      <w:r>
+        <w:t>, leaving all other negati</w:t>
+      </w:r>
+      <w:r>
+        <w:t xml:space="preserve">ve values unused and available for use </w:t>
+      </w:r>
+      <w:proofErr w:type="gramStart"/>
+      <w:r>
+        <w:t>as a way to</w:t>
+      </w:r>
+      <w:proofErr w:type="gramEnd"/>
+      <w:r>
+        <w:t xml:space="preserve"> indicate more about the cause of the error (i.e</w:t>
+      </w:r>
+      <w:r>
+        <w:t>.</w:t>
+      </w:r>
+      <w:r>
+        <w:t xml:space="preserve"> an error code).</w:t>
+      </w:r>
+      <w:r>
+        <w:t xml:space="preserve"> </w:t>
+      </w:r>
+      <w:r>
+        <w:t xml:space="preserve">We could therefore define, perhaps, </w:t>
+      </w:r>
+      <w:r>
+        <w:rPr>
+          <w:rStyle w:val="PlainTextChar"/>
+        </w:rPr>
+        <w:t>-2</w:t>
+      </w:r>
+      <w:r>
+        <w:t>, to indicate that the operation is supported by the HDF5 API but not by the underlying VOL connector.</w:t>
+      </w:r>
+      <w:r>
+        <w:t xml:space="preserve"> VOL connectors would then return </w:t>
+      </w:r>
+      <w:r>
+        <w:rPr>
+          <w:rStyle w:val="PlainTextChar"/>
+        </w:rPr>
+        <w:t>–2</w:t>
+      </w:r>
+      <w:r>
+        <w:t xml:space="preserve"> in this situation, allowing the top level of the HDF5 library to report this to the application</w:t>
+      </w:r>
+      <w:r>
+        <w:t>, the method of which will be discussed in the next section.</w:t>
+      </w:r>
+    </w:p>
+    <w:p/>
+    <w:p>
+      <w:pPr>
+        <w:rPr>
+          <w:rFonts w:asciiTheme="majorHAnsi" w:hAnsiTheme="majorHAnsi" w:cstheme="majorBidi"/>
+        </w:rPr>
+      </w:pPr>
+      <w:r>
+        <w:t xml:space="preserve">Some VOL callbacks, primarily those that create or open HDF5 objects, return a pointer to that object instead of an </w:t>
+      </w:r>
+      <w:proofErr w:type="spellStart"/>
+      <w:r>
+        <w:rPr>
+          <w:rStyle w:val="PlainTextChar"/>
+          <w:rPrChange w:id="3" w:author="Neil Fortner" w:date="2025-04-15T15:07:00Z">
+            <w:rPr>
+              <w:rFonts w:asciiTheme="majorHAnsi" w:hAnsiTheme="majorHAnsi" w:cstheme="majorBidi"/>
+            </w:rPr>
+          </w:rPrChange>
+        </w:rPr>
+        <w:t>herr_t</w:t>
+      </w:r>
+      <w:proofErr w:type="spellEnd"/>
+      <w:r>
+        <w:t xml:space="preserve"> value. </w:t>
+      </w:r>
+      <w:r>
+        <w:t>To handle this case, we plan to introduce a new global variable t</w:t>
+      </w:r>
+      <w:r>
+        <w:t>hat</w:t>
+      </w:r>
+      <w:r>
+        <w:t xml:space="preserve"> serve</w:t>
+      </w:r>
+      <w:r>
+        <w:t>s</w:t>
+      </w:r>
+      <w:r>
+        <w:t xml:space="preserve"> as a pointer return value</w:t>
+      </w:r>
+      <w:r>
+        <w:t>,</w:t>
+      </w:r>
+      <w:r>
+        <w:t xml:space="preserve"> indicating an unsupported operation. This variable would be initializ</w:t>
+      </w:r>
+      <w:r>
+        <w:t>e</w:t>
+      </w:r>
+      <w:r>
+        <w:t>d with its own address, guaranteeing that th</w:t>
+      </w:r>
+      <w:r>
+        <w:t xml:space="preserve">at address can never otherwise be a legitimate return value for a VOL callback. </w:t>
+      </w:r>
+      <w:r>
+        <w:t>Here is what this might look like:</w:t>
+      </w:r>
+    </w:p>
+    <w:p/>
+    <w:p>
+      <w:pPr>
+        <w:pStyle w:val="NormalWeb"/>
+        <w:pBdr>
+          <w:top w:val="single" w:sz="6" w:space="2" w:color="888888"/>
+          <w:left w:val="single" w:sz="6" w:space="2" w:color="888888"/>
+          <w:bottom w:val="single" w:sz="6" w:space="2" w:color="888888"/>
+          <w:right w:val="single" w:sz="6" w:space="2" w:color="888888"/>
+        </w:pBdr>
+        <w:shd w:val="clear" w:color="auto" w:fill="ECECEC"/>
+        <w:tabs>
+          <w:tab w:val="left" w:pos="916"/>
+          <w:tab w:val="left" w:pos="1832"/>
+          <w:tab w:val="left" w:pos="2748"/>
+          <w:tab w:val="left" w:pos="3664"/>
+          <w:tab w:val="left" w:pos="4580"/>
+          <w:tab w:val="left" w:pos="5496"/>
+          <w:tab w:val="left" w:pos="6412"/>
+          <w:tab w:val="left" w:pos="7328"/>
+          <w:tab w:val="left" w:pos="8244"/>
+          <w:tab w:val="left" w:pos="9160"/>
+          <w:tab w:val="left" w:pos="10076"/>
+          <w:tab w:val="left" w:pos="10992"/>
+          <w:tab w:val="left" w:pos="11908"/>
+          <w:tab w:val="left" w:pos="12824"/>
+          <w:tab w:val="left" w:pos="13740"/>
+          <w:tab w:val="left" w:pos="14656"/>
+        </w:tabs>
+        <w:divId w:val="506218041"/>
+        <w:rPr>
+          <w:rFonts w:ascii="Consolas" w:hAnsi="Consolas" w:cs="Consolas"/>
+          <w:sz w:val="17"/>
+          <w:szCs w:val="17"/>
+        </w:rPr>
+      </w:pPr>
+      <w:r>
+        <w:rPr>
+          <w:rFonts w:ascii="Consolas" w:hAnsi="Consolas" w:cs="Consolas"/>
+          <w:sz w:val="17"/>
+          <w:szCs w:val="17"/>
+        </w:rPr>
+        <w:t xml:space="preserve">1. </w:t>
+      </w:r>
+      <w:r>
+        <w:rPr>
+          <w:rFonts w:ascii="Consolas" w:hAnsi="Consolas" w:cs="Consolas"/>
+          <w:color w:val="880000"/>
+          <w:sz w:val="17"/>
+          <w:szCs w:val="17"/>
+        </w:rPr>
+        <w:t>#define</w:t>
+      </w:r>
+      <w:r>
+        <w:rPr>
+          <w:rFonts w:ascii="Consolas" w:hAnsi="Consolas" w:cs="Consolas"/>
+          <w:color w:val="000000"/>
+          <w:sz w:val="17"/>
+          <w:szCs w:val="17"/>
+        </w:rPr>
+        <w:t xml:space="preserve"> H5_UNSUPPORTED_PTR h5_unsupported_ptr_g</w:t>
       </w:r>
     </w:p>
     <w:p>
       <w:pPr>
-        <w:pStyle w:val="PlainText"/>
-        <w:ind w:firstLine="720"/>
-        <w:rPr>
-          <w:noProof w:val="0"/>
-          <w:lang w:val="en-US"/>
-        </w:rPr>
-      </w:pPr>
-      <w:r>
-        <w:rPr>
-          <w:noProof w:val="0"/>
-          <w:lang w:val="en-US"/>
-        </w:rPr>
-        <w:t>char *</w:t>
-      </w:r>
-      <w:r>
-        <w:rPr>
-          <w:noProof w:val="0"/>
-          <w:lang w:val="en-US"/>
-        </w:rPr>
-        <w:t>api_args</w:t>
-      </w:r>
-      <w:r>
-        <w:rPr>
-          <w:noProof w:val="0"/>
-          <w:lang w:val="en-US"/>
-        </w:rPr>
-        <w:t>; /**&lt; "Argument string" for arguments to HDF5 API routine called */</w:t>
+        <w:pStyle w:val="NormalWeb"/>
+        <w:pBdr>
+          <w:top w:val="single" w:sz="6" w:space="2" w:color="888888"/>
+          <w:left w:val="single" w:sz="6" w:space="2" w:color="888888"/>
+          <w:bottom w:val="single" w:sz="6" w:space="2" w:color="888888"/>
+          <w:right w:val="single" w:sz="6" w:space="2" w:color="888888"/>
+        </w:pBdr>
+        <w:shd w:val="clear" w:color="auto" w:fill="ECECEC"/>
+        <w:tabs>
+          <w:tab w:val="left" w:pos="916"/>
+          <w:tab w:val="left" w:pos="1832"/>
+          <w:tab w:val="left" w:pos="2748"/>
+          <w:tab w:val="left" w:pos="3664"/>
+          <w:tab w:val="left" w:pos="4580"/>
+          <w:tab w:val="left" w:pos="5496"/>
+          <w:tab w:val="left" w:pos="6412"/>
+          <w:tab w:val="left" w:pos="7328"/>
+          <w:tab w:val="left" w:pos="8244"/>
+          <w:tab w:val="left" w:pos="9160"/>
+          <w:tab w:val="left" w:pos="10076"/>
+          <w:tab w:val="left" w:pos="10992"/>
+          <w:tab w:val="left" w:pos="11908"/>
+          <w:tab w:val="left" w:pos="12824"/>
+          <w:tab w:val="left" w:pos="13740"/>
+          <w:tab w:val="left" w:pos="14656"/>
+        </w:tabs>
+        <w:divId w:val="506218041"/>
+        <w:rPr>
+          <w:rFonts w:ascii="Consolas" w:hAnsi="Consolas" w:cs="Consolas"/>
+          <w:sz w:val="17"/>
+          <w:szCs w:val="17"/>
+        </w:rPr>
+      </w:pPr>
+      <w:r>
+        <w:rPr>
+          <w:rFonts w:ascii="Consolas" w:hAnsi="Consolas" w:cs="Consolas"/>
+          <w:sz w:val="17"/>
+          <w:szCs w:val="17"/>
+        </w:rPr>
+        <w:t xml:space="preserve">2. </w:t>
+      </w:r>
+      <w:r>
+        <w:rPr>
+          <w:rFonts w:ascii="Consolas" w:hAnsi="Consolas" w:cs="Consolas"/>
+          <w:color w:val="000088"/>
+          <w:sz w:val="17"/>
+          <w:szCs w:val="17"/>
+        </w:rPr>
+        <w:t>void</w:t>
+      </w:r>
+      <w:r>
+        <w:rPr>
+          <w:rFonts w:ascii="Consolas" w:hAnsi="Consolas" w:cs="Consolas"/>
+          <w:color w:val="000000"/>
+          <w:sz w:val="17"/>
+          <w:szCs w:val="17"/>
+        </w:rPr>
+        <w:t xml:space="preserve"> </w:t>
+      </w:r>
+      <w:r>
+        <w:rPr>
+          <w:rFonts w:ascii="Consolas" w:hAnsi="Consolas" w:cs="Consolas"/>
+          <w:color w:val="666600"/>
+          <w:sz w:val="17"/>
+          <w:szCs w:val="17"/>
+        </w:rPr>
+        <w:t>*</w:t>
+      </w:r>
+      <w:r>
+        <w:rPr>
+          <w:rFonts w:ascii="Consolas" w:hAnsi="Consolas" w:cs="Consolas"/>
+          <w:color w:val="000000"/>
+          <w:sz w:val="17"/>
+          <w:szCs w:val="17"/>
+        </w:rPr>
+        <w:t xml:space="preserve">h5_unsupported_ptr_g </w:t>
+      </w:r>
+      <w:r>
+        <w:rPr>
+          <w:rFonts w:ascii="Consolas" w:hAnsi="Consolas" w:cs="Consolas"/>
+          <w:color w:val="666600"/>
+          <w:sz w:val="17"/>
+          <w:szCs w:val="17"/>
+        </w:rPr>
+        <w:t>=</w:t>
+      </w:r>
+      <w:r>
+        <w:rPr>
+          <w:rFonts w:ascii="Consolas" w:hAnsi="Consolas" w:cs="Consolas"/>
+          <w:color w:val="000000"/>
+          <w:sz w:val="17"/>
+          <w:szCs w:val="17"/>
+        </w:rPr>
+        <w:t xml:space="preserve"> </w:t>
+      </w:r>
+      <w:r>
+        <w:rPr>
+          <w:rFonts w:ascii="Consolas" w:hAnsi="Consolas" w:cs="Consolas"/>
+          <w:color w:val="666600"/>
+          <w:sz w:val="17"/>
+          <w:szCs w:val="17"/>
+        </w:rPr>
+        <w:t>&amp;</w:t>
+      </w:r>
+      <w:r>
+        <w:rPr>
+          <w:rFonts w:ascii="Consolas" w:hAnsi="Consolas" w:cs="Consolas"/>
+          <w:color w:val="000000"/>
+          <w:sz w:val="17"/>
+          <w:szCs w:val="17"/>
+        </w:rPr>
+        <w:t>h5_unsupported_ptr_</w:t>
+      </w:r>
+      <w:proofErr w:type="gramStart"/>
+      <w:r>
+        <w:rPr>
+          <w:rFonts w:ascii="Consolas" w:hAnsi="Consolas" w:cs="Consolas"/>
+          <w:color w:val="000000"/>
+          <w:sz w:val="17"/>
+          <w:szCs w:val="17"/>
+        </w:rPr>
+        <w:t>g</w:t>
+      </w:r>
+      <w:r>
+        <w:rPr>
+          <w:rFonts w:ascii="Consolas" w:hAnsi="Consolas" w:cs="Consolas"/>
+          <w:color w:val="666600"/>
+          <w:sz w:val="17"/>
+          <w:szCs w:val="17"/>
+        </w:rPr>
+        <w:t>;</w:t>
+      </w:r>
+      <w:proofErr w:type="gramEnd"/>
+    </w:p>
+    <w:p/>
+    <w:p>
+      <w:r>
+        <w:t xml:space="preserve">The library will then check for this return value, and if it is found, handle it in the same way as if a different callback had returned </w:t>
+      </w:r>
+      <w:r>
+        <w:rPr>
+          <w:rStyle w:val="PlainTextChar"/>
+        </w:rPr>
+        <w:t>-</w:t>
+      </w:r>
+      <w:r>
+        <w:rPr>
+          <w:rStyle w:val="PlainTextChar"/>
+        </w:rPr>
+        <w:t>2</w:t>
+      </w:r>
+      <w:r>
+        <w:t>.</w:t>
+      </w:r>
+      <w:r>
+        <w:t xml:space="preserve"> If, in the future, we decide</w:t>
+      </w:r>
+      <w:r>
+        <w:t xml:space="preserve"> to</w:t>
+      </w:r>
+      <w:r>
+        <w:t xml:space="preserve"> add more error codes</w:t>
+      </w:r>
+      <w:r>
+        <w:t>,</w:t>
+      </w:r>
+      <w:r>
+        <w:t xml:space="preserve"> we could place these special return code variables in an array</w:t>
+      </w:r>
+      <w:r>
+        <w:t>,</w:t>
+      </w:r>
+      <w:r>
+        <w:t xml:space="preserve"> allowing the library to quickly check if any of them were returned</w:t>
+      </w:r>
+      <w:r>
+        <w:t xml:space="preserve"> by checking if the returned pointer lies within the bounds of the array.</w:t>
+      </w:r>
+    </w:p>
+    <w:p/>
+    <w:p>
+      <w:r>
+        <w:t>If, for some reason, this special pointer return value approach is found to be unworkable, we could simply</w:t>
+      </w:r>
+      <w:r>
+        <w:t xml:space="preserve"> change the signatures of</w:t>
+      </w:r>
+      <w:r>
+        <w:t xml:space="preserve"> </w:t>
+      </w:r>
+      <w:r>
+        <w:t xml:space="preserve">callbacks </w:t>
+      </w:r>
+      <w:r>
+        <w:t xml:space="preserve">that return a pointer </w:t>
+      </w:r>
+      <w:r>
+        <w:t>to i</w:t>
+      </w:r>
+      <w:r>
+        <w:t>n</w:t>
+      </w:r>
+      <w:r>
+        <w:t xml:space="preserve">stead return </w:t>
+      </w:r>
+      <w:proofErr w:type="spellStart"/>
+      <w:r>
+        <w:rPr>
+          <w:rPrChange w:id="4" w:author="Neil Fortner" w:date="2025-04-15T15:12:00Z">
+            <w:rPr>
+              <w:rFonts w:asciiTheme="majorHAnsi" w:hAnsiTheme="majorHAnsi" w:cstheme="majorBidi"/>
+            </w:rPr>
+          </w:rPrChange>
+        </w:rPr>
+        <w:t>herr_t</w:t>
+      </w:r>
+      <w:proofErr w:type="spellEnd"/>
+      <w:r>
+        <w:t xml:space="preserve"> as the return value and return </w:t>
+      </w:r>
+      <w:r>
+        <w:t>the pointer through a parameter. This is the cleanest solution</w:t>
+      </w:r>
+      <w:r>
+        <w:t>,</w:t>
+      </w:r>
+      <w:r>
+        <w:t xml:space="preserve"> but </w:t>
+      </w:r>
+      <w:r>
+        <w:t xml:space="preserve">it </w:t>
+      </w:r>
+      <w:r>
+        <w:t>w</w:t>
+      </w:r>
+      <w:r>
+        <w:t>ould</w:t>
+      </w:r>
+      <w:r>
+        <w:t xml:space="preserve"> require VOL developers to update their </w:t>
+      </w:r>
+      <w:r>
+        <w:t>code and</w:t>
+      </w:r>
+      <w:r>
+        <w:t xml:space="preserve"> add </w:t>
+      </w:r>
+      <w:proofErr w:type="spellStart"/>
+      <w:r>
+        <w:t>precompiler</w:t>
+      </w:r>
+      <w:proofErr w:type="spellEnd"/>
+      <w:r>
+        <w:t xml:space="preserve"> directives if they want to support both versions of HDF5.</w:t>
+      </w:r>
+    </w:p>
+    <w:p/>
+    <w:p>
+      <w:r>
+        <w:t xml:space="preserve">We believe this is the best approach due to </w:t>
+      </w:r>
+      <w:r>
+        <w:t xml:space="preserve">its simplicity and </w:t>
+      </w:r>
+      <w:r>
+        <w:t>compatibility</w:t>
+      </w:r>
+      <w:r>
+        <w:t xml:space="preserve"> with existing code. If the VOL connector is not updated to support this, then all that happens is </w:t>
+      </w:r>
+      <w:r>
+        <w:t xml:space="preserve">that </w:t>
+      </w:r>
+      <w:r>
+        <w:t xml:space="preserve">unsupported actions are still reported as normal errors, so the existing behavior </w:t>
+      </w:r>
+      <w:r>
+        <w:t>remains unchanged</w:t>
+      </w:r>
+      <w:r>
+        <w:t>. There is a s</w:t>
+      </w:r>
+      <w:r>
+        <w:t>light</w:t>
+      </w:r>
+      <w:r>
+        <w:t xml:space="preserve"> chance that existing VOL connectors are returning </w:t>
+      </w:r>
+      <w:r>
+        <w:rPr>
+          <w:rStyle w:val="PlainTextChar"/>
+        </w:rPr>
+        <w:t>-</w:t>
+      </w:r>
+      <w:r>
+        <w:rPr>
+          <w:rStyle w:val="PlainTextChar"/>
+        </w:rPr>
+        <w:t>2</w:t>
+      </w:r>
+      <w:r>
+        <w:t xml:space="preserve"> for some errors, but that seems unlikely</w:t>
+      </w:r>
+      <w:r>
+        <w:t>,</w:t>
+      </w:r>
+      <w:r>
+        <w:t xml:space="preserve"> as there is currently no reason to do so.</w:t>
       </w:r>
     </w:p>
     <w:p>
       <w:pPr>
-        <w:pStyle w:val="PlainText"/>
-        <w:ind w:firstLine="0"/>
-        <w:rPr>
-          <w:noProof w:val="0"/>
-          <w:lang w:val="en-US"/>
-        </w:rPr>
-      </w:pPr>
+        <w:pStyle w:val="Heading1"/>
+      </w:pPr>
+      <w:bookmarkStart w:id="5" w:name="_Toc748412171"/>
+      <w:r>
+        <w:t>Top Level API Extension</w:t>
+      </w:r>
+      <w:bookmarkEnd w:id="5"/>
     </w:p>
     <w:p>
       <w:pPr>
-        <w:pStyle w:val="PlainText"/>
-        <w:ind w:firstLine="720"/>
-        <w:rPr>
-          <w:noProof w:val="0"/>
-          <w:lang w:val="en-US"/>
-        </w:rPr>
-      </w:pPr>
-      <w:r>
-        <w:rPr>
-          <w:noProof w:val="0"/>
-          <w:lang w:val="en-US"/>
-        </w:rPr>
-        <w:t>/* Application info */</w:t>
-      </w:r>
-      <w:r>
-        <w:br/>
-      </w:r>
-      <w:r>
-        <w:tab/>
-      </w:r>
-      <w:r>
-        <w:rPr>
-          <w:noProof w:val="0"/>
-          <w:lang w:val="en-US"/>
-        </w:rPr>
-        <w:t>char    *</w:t>
-      </w:r>
-      <w:r>
-        <w:rPr>
-          <w:noProof w:val="0"/>
-          <w:lang w:val="en-US"/>
-        </w:rPr>
-        <w:t>app_file_name</w:t>
-      </w:r>
-      <w:r>
-        <w:rPr>
-          <w:noProof w:val="0"/>
-          <w:lang w:val="en-US"/>
-        </w:rPr>
-        <w:t>; /**&lt; Name of source file where the HDF5 API routine was called */</w:t>
-      </w:r>
-      <w:r>
-        <w:br/>
-      </w:r>
-      <w:r>
-        <w:tab/>
-      </w:r>
-      <w:r>
-        <w:rPr>
-          <w:noProof w:val="0"/>
-          <w:lang w:val="en-US"/>
-        </w:rPr>
-        <w:t>char    *</w:t>
-      </w:r>
-      <w:r>
-        <w:rPr>
-          <w:noProof w:val="0"/>
-          <w:lang w:val="en-US"/>
-        </w:rPr>
-        <w:t>app_func_name</w:t>
-      </w:r>
-      <w:r>
-        <w:rPr>
-          <w:noProof w:val="0"/>
-          <w:lang w:val="en-US"/>
-        </w:rPr>
-        <w:t>; /**&lt; Name of function where the HDF5 API routine was called */</w:t>
-      </w:r>
-      <w:r>
-        <w:br/>
-      </w:r>
-      <w:r>
-        <w:tab/>
-      </w:r>
-      <w:r>
-        <w:rPr>
-          <w:noProof w:val="0"/>
-          <w:lang w:val="en-US"/>
-        </w:rPr>
-        <w:t xml:space="preserve">unsigned </w:t>
-      </w:r>
-      <w:r>
-        <w:rPr>
-          <w:noProof w:val="0"/>
-          <w:lang w:val="en-US"/>
-        </w:rPr>
-        <w:t>app_line_num</w:t>
-      </w:r>
-      <w:r>
-        <w:rPr>
-          <w:noProof w:val="0"/>
-          <w:lang w:val="en-US"/>
-        </w:rPr>
-        <w:t>;  /**&lt; Line # of source file where the HDF5 API routine was called */</w:t>
-      </w:r>
-      <w:r>
-        <w:br/>
-      </w:r>
-      <w:r>
-        <w:br/>
-      </w:r>
-      <w:r>
-        <w:tab/>
-      </w:r>
-      <w:r>
-        <w:rPr>
-          <w:noProof w:val="0"/>
-          <w:lang w:val="en-US"/>
-        </w:rPr>
-        <w:t>/* Operation info */</w:t>
-      </w:r>
-      <w:r>
-        <w:br/>
-      </w:r>
-      <w:r>
-        <w:tab/>
-      </w:r>
-      <w:r>
-        <w:rPr>
-          <w:noProof w:val="0"/>
-          <w:lang w:val="en-US"/>
-        </w:rPr>
-        <w:t xml:space="preserve">uint64_t </w:t>
-      </w:r>
-      <w:r>
-        <w:rPr>
-          <w:noProof w:val="0"/>
-          <w:lang w:val="en-US"/>
-        </w:rPr>
-        <w:t>op_ins_count</w:t>
-      </w:r>
-      <w:r>
-        <w:rPr>
-          <w:noProof w:val="0"/>
-          <w:lang w:val="en-US"/>
-        </w:rPr>
-        <w:t>; /**&lt; Counter of operation's insertion into event set */</w:t>
-      </w:r>
-      <w:r>
-        <w:br/>
-      </w:r>
-      <w:r>
-        <w:tab/>
-      </w:r>
-      <w:r>
-        <w:rPr>
-          <w:noProof w:val="0"/>
-          <w:lang w:val="en-US"/>
-        </w:rPr>
-        <w:t xml:space="preserve">uint64_t </w:t>
-      </w:r>
-      <w:r>
-        <w:rPr>
-          <w:noProof w:val="0"/>
-          <w:lang w:val="en-US"/>
-        </w:rPr>
-        <w:t>op_ins_ts</w:t>
-      </w:r>
-      <w:r>
-        <w:rPr>
-          <w:noProof w:val="0"/>
-          <w:lang w:val="en-US"/>
-        </w:rPr>
-        <w:t>;    /**&lt; Timestamp for when the operation was inserted into the event set */</w:t>
-      </w:r>
-      <w:r>
-        <w:br/>
-      </w:r>
-      <w:r>
-        <w:tab/>
-      </w:r>
-      <w:r>
-        <w:rPr>
-          <w:noProof w:val="0"/>
-          <w:lang w:val="en-US"/>
-        </w:rPr>
-        <w:t xml:space="preserve">uint64_t </w:t>
-      </w:r>
-      <w:r>
-        <w:rPr>
-          <w:noProof w:val="0"/>
-          <w:lang w:val="en-US"/>
-        </w:rPr>
-        <w:t>op_exec_ts</w:t>
-      </w:r>
-      <w:r>
-        <w:rPr>
-          <w:noProof w:val="0"/>
-          <w:lang w:val="en-US"/>
-        </w:rPr>
-        <w:t>;   /**&lt; Timestamp for when the operation began execution */</w:t>
-      </w:r>
-      <w:r>
-        <w:br/>
-      </w:r>
-      <w:r>
-        <w:tab/>
-      </w:r>
-      <w:r>
-        <w:rPr>
-          <w:noProof w:val="0"/>
-          <w:lang w:val="en-US"/>
-        </w:rPr>
-        <w:t xml:space="preserve">uint64_t </w:t>
-      </w:r>
-      <w:r>
-        <w:rPr>
-          <w:noProof w:val="0"/>
-          <w:lang w:val="en-US"/>
-        </w:rPr>
-        <w:t>op_exec_time</w:t>
-      </w:r>
-      <w:r>
-        <w:rPr>
-          <w:noProof w:val="0"/>
-          <w:lang w:val="en-US"/>
-        </w:rPr>
-        <w:t>; /**&lt; Execution time for operation (in ns) */</w:t>
-      </w:r>
-      <w:r>
-        <w:br/>
-      </w:r>
-      <w:r>
-        <w:br/>
-      </w:r>
-      <w:r>
-        <w:tab/>
-      </w:r>
-      <w:r>
-        <w:rPr>
-          <w:noProof w:val="0"/>
-          <w:lang w:val="en-US"/>
-        </w:rPr>
-        <w:t>/* Error info */</w:t>
-      </w:r>
-      <w:r>
-        <w:br/>
-      </w:r>
-      <w:r>
-        <w:tab/>
-      </w:r>
-      <w:r>
-        <w:rPr>
-          <w:noProof w:val="0"/>
-          <w:lang w:val="en-US"/>
-        </w:rPr>
-        <w:t xml:space="preserve">hid_t </w:t>
-      </w:r>
-      <w:r>
-        <w:rPr>
-          <w:noProof w:val="0"/>
-          <w:lang w:val="en-US"/>
-        </w:rPr>
-        <w:t xml:space="preserve"> </w:t>
-      </w:r>
-      <w:r>
-        <w:rPr>
-          <w:noProof w:val="0"/>
-          <w:lang w:val="en-US"/>
-        </w:rPr>
-        <w:t>err_stack_id</w:t>
-      </w:r>
-      <w:r>
-        <w:rPr>
-          <w:noProof w:val="0"/>
-          <w:lang w:val="en-US"/>
-        </w:rPr>
-        <w:t>; /**&lt; ID for error stack from failed operation */</w:t>
-      </w:r>
-      <w:r>
-        <w:br/>
-      </w:r>
-      <w:r>
-        <w:rPr>
-          <w:noProof w:val="0"/>
-          <w:lang w:val="en-US"/>
-        </w:rPr>
-        <w:t xml:space="preserve"> </w:t>
-      </w:r>
-      <w:r>
-        <w:tab/>
-      </w:r>
-      <w:r>
-        <w:rPr>
-          <w:noProof w:val="0"/>
-          <w:lang w:val="en-US"/>
-        </w:rPr>
-        <w:t>herr_t</w:t>
-      </w:r>
-      <w:r>
-        <w:rPr>
-          <w:noProof w:val="0"/>
-          <w:lang w:val="en-US"/>
-        </w:rPr>
-        <w:t xml:space="preserve"> </w:t>
-      </w:r>
-      <w:r>
-        <w:rPr>
-          <w:noProof w:val="0"/>
-          <w:lang w:val="en-US"/>
-        </w:rPr>
-        <w:t>ret_value</w:t>
-      </w:r>
-      <w:r>
-        <w:rPr>
-          <w:noProof w:val="0"/>
-          <w:lang w:val="en-US"/>
-        </w:rPr>
-        <w:t>;    /**&lt; Return value for failed operation */</w:t>
+        <w:spacing w:line="259" w:lineRule="auto"/>
+      </w:pPr>
+      <w:r>
+        <w:t xml:space="preserve">Once the HDF5 library is informed that the VOL connector does not support an operation, it needs a way to signal this status to the application that invoked the HDF5 library. This will then </w:t>
+      </w:r>
+      <w:r>
+        <w:t>enable</w:t>
+      </w:r>
+      <w:r>
+        <w:t xml:space="preserve"> the </w:t>
+      </w:r>
+      <w:r>
+        <w:t>application to take appropriate action</w:t>
+      </w:r>
+      <w:r>
+        <w:t>,</w:t>
+      </w:r>
+      <w:r>
+        <w:t xml:space="preserve"> depending on whether an unsupported feature or a system error</w:t>
+      </w:r>
+      <w:r>
+        <w:t xml:space="preserve"> caused the error</w:t>
+      </w:r>
+      <w:r>
+        <w:t>.</w:t>
       </w:r>
     </w:p>
     <w:p>
       <w:pPr>
-        <w:pStyle w:val="PlainText"/>
-      </w:pPr>
-      <w:r>
-        <w:rPr>
-          <w:noProof w:val="0"/>
-          <w:lang w:val="en-US"/>
-        </w:rPr>
-        <w:t>} H5ES_err_info</w:t>
-      </w:r>
-      <w:r>
-        <w:rPr>
-          <w:noProof w:val="0"/>
-          <w:lang w:val="en-US"/>
-        </w:rPr>
-        <w:t>2</w:t>
-      </w:r>
-      <w:r>
-        <w:rPr>
-          <w:noProof w:val="0"/>
-          <w:lang w:val="en-US"/>
-        </w:rPr>
-        <w:t>_t;</w:t>
-      </w:r>
+        <w:spacing w:line="259" w:lineRule="auto"/>
+      </w:pPr>
     </w:p>
     <w:p>
       <w:pPr>
-        <w:pStyle w:val="Heading1"/>
-        <w:rPr/>
-      </w:pPr>
-      <w:bookmarkStart w:name="_Toc593574674" w:id="336903462"/>
-      <w:r>
-        <w:rPr/>
-        <w:t xml:space="preserve">Appendix 1: </w:t>
-      </w:r>
-      <w:r>
-        <w:rPr/>
-        <w:t xml:space="preserve">Alternate Approaches to </w:t>
-      </w:r>
-      <w:r>
-        <w:rPr/>
-        <w:t>VOL Interface Extension</w:t>
-      </w:r>
-      <w:bookmarkEnd w:id="336903462"/>
+        <w:spacing w:line="259" w:lineRule="auto"/>
+      </w:pPr>
+      <w:r>
+        <w:t>Similarly to the approach chosen for the VOL interface extension, we plan</w:t>
+      </w:r>
+      <w:r>
+        <w:t xml:space="preserve"> to extend the meaning of the </w:t>
+      </w:r>
+      <w:proofErr w:type="spellStart"/>
+      <w:r>
+        <w:rPr>
+          <w:rStyle w:val="PlainTextChar"/>
+        </w:rPr>
+        <w:t>herr_t</w:t>
+      </w:r>
+      <w:proofErr w:type="spellEnd"/>
+      <w:r>
+        <w:t xml:space="preserve"> return value</w:t>
+      </w:r>
+      <w:r>
+        <w:t xml:space="preserve">. </w:t>
+      </w:r>
+      <w:r>
+        <w:t xml:space="preserve">We will use the same error codes as for the </w:t>
+      </w:r>
+      <w:r>
+        <w:t xml:space="preserve">VOL interface, with the same meanings. This will give us consistency across both interfaces. </w:t>
+      </w:r>
+      <w:r>
+        <w:t xml:space="preserve">As with the VOL interface, this should not break compatibility with existing code that follows existing guidelines, </w:t>
+      </w:r>
+      <w:r>
+        <w:t>which</w:t>
+      </w:r>
+      <w:r>
+        <w:t xml:space="preserve"> state that any </w:t>
+      </w:r>
+      <w:r>
+        <w:lastRenderedPageBreak/>
+        <w:t>negat</w:t>
+      </w:r>
+      <w:r>
+        <w:t xml:space="preserve">ive return value is considered an error. </w:t>
+      </w:r>
+      <w:r>
+        <w:t xml:space="preserve">Therefore, an application that has not been written to handle unsupported operations differently from other errors will simply </w:t>
+      </w:r>
+      <w:r>
+        <w:t>treat</w:t>
+      </w:r>
+      <w:r>
+        <w:t xml:space="preserve"> </w:t>
+      </w:r>
+      <w:r>
+        <w:t>them</w:t>
+      </w:r>
+      <w:r>
+        <w:t xml:space="preserve"> as </w:t>
+      </w:r>
+      <w:r>
+        <w:t>errors</w:t>
+      </w:r>
+      <w:r>
+        <w:t xml:space="preserve"> </w:t>
+      </w:r>
+      <w:r>
+        <w:t xml:space="preserve">and handle </w:t>
+      </w:r>
+      <w:r>
+        <w:t>them</w:t>
+      </w:r>
+      <w:r>
+        <w:t xml:space="preserve"> </w:t>
+      </w:r>
+      <w:r>
+        <w:t>accordingly</w:t>
+      </w:r>
+      <w:r>
+        <w:t xml:space="preserve">, which is appropriate. </w:t>
+      </w:r>
+      <w:r>
+        <w:t>However, there may be</w:t>
+      </w:r>
+      <w:r>
+        <w:t xml:space="preserve"> existing</w:t>
+      </w:r>
+      <w:r>
+        <w:t xml:space="preserve"> application code that inappropriately checks for an error return from HDF5 API calls by comparing the return value to </w:t>
+      </w:r>
+      <w:r>
+        <w:rPr>
+          <w:rStyle w:val="PlainTextChar"/>
+        </w:rPr>
+        <w:t>–1</w:t>
+      </w:r>
+      <w:r>
+        <w:t xml:space="preserve"> (or </w:t>
+      </w:r>
+      <w:r>
+        <w:rPr>
+          <w:rStyle w:val="PlainTextChar"/>
+        </w:rPr>
+        <w:t>FAIL</w:t>
+      </w:r>
+      <w:r>
+        <w:t xml:space="preserve">). In this case, if the code is not updated, </w:t>
+      </w:r>
+      <w:proofErr w:type="gramStart"/>
+      <w:r>
+        <w:t xml:space="preserve">returning </w:t>
+      </w:r>
+      <w:r>
+        <w:rPr>
+          <w:rStyle w:val="PlainTextChar"/>
+        </w:rPr>
+        <w:t>–2</w:t>
+      </w:r>
+      <w:proofErr w:type="gramEnd"/>
+      <w:r>
+        <w:t xml:space="preserve"> to indicate the operation was not completed because it was unsupported would cause the application to behave as if the operation </w:t>
+      </w:r>
+      <w:r>
+        <w:t xml:space="preserve">was </w:t>
+      </w:r>
+      <w:r>
+        <w:t>completed successfully, causing problems later.</w:t>
+      </w:r>
+      <w:r>
+        <w:t xml:space="preserve"> While this approach is more likely to cause issues at the top level than at the VOL layer, it should still be a workable approach since it does not violate existing guidelines.</w:t>
+      </w:r>
     </w:p>
     <w:p>
       <w:pPr>
-        <w:pStyle w:val="Normal"/>
-      </w:pPr>
-      <w:r>
-        <w:rPr/>
-        <w:t xml:space="preserve">Listed here are other </w:t>
-      </w:r>
-      <w:r>
-        <w:rPr/>
-        <w:t>possible approaches</w:t>
-      </w:r>
-      <w:r>
-        <w:rPr/>
-        <w:t xml:space="preserve"> to the VOL interface extension outlined in section 3 which we </w:t>
-      </w:r>
-      <w:r>
-        <w:rPr/>
-        <w:t>considered but</w:t>
-      </w:r>
-      <w:r>
-        <w:rPr/>
-        <w:t xml:space="preserve"> </w:t>
-      </w:r>
-      <w:r>
-        <w:rPr/>
-        <w:t>ultimately decided</w:t>
-      </w:r>
-      <w:r>
-        <w:rPr/>
-        <w:t xml:space="preserve"> against.</w:t>
-      </w:r>
+        <w:spacing w:line="259" w:lineRule="auto"/>
+      </w:pPr>
     </w:p>
     <w:p>
       <w:pPr>
-        <w:pStyle w:val="Heading2"/>
-        <w:rPr/>
-      </w:pPr>
-      <w:bookmarkStart w:name="_Toc1917561482" w:id="1469530467"/>
-      <w:r>
-        <w:rPr/>
-        <w:t>VOL API Call</w:t>
-      </w:r>
-      <w:bookmarkEnd w:id="1469530467"/>
+        <w:spacing w:line="259" w:lineRule="auto"/>
+      </w:pPr>
+      <w:r>
+        <w:t xml:space="preserve">Other return value types, such as </w:t>
+      </w:r>
+      <w:proofErr w:type="spellStart"/>
+      <w:r>
+        <w:rPr>
+          <w:rStyle w:val="PlainTextChar"/>
+        </w:rPr>
+        <w:t>hid_t</w:t>
+      </w:r>
+      <w:proofErr w:type="spellEnd"/>
+      <w:r>
+        <w:t xml:space="preserve"> and </w:t>
+      </w:r>
+      <w:proofErr w:type="spellStart"/>
+      <w:r>
+        <w:rPr>
+          <w:rStyle w:val="PlainTextChar"/>
+        </w:rPr>
+        <w:t>htri_t</w:t>
+      </w:r>
+      <w:proofErr w:type="spellEnd"/>
+      <w:r>
+        <w:rPr>
+          <w:rStyle w:val="PlainTextChar"/>
+        </w:rPr>
+        <w:t>,</w:t>
+      </w:r>
+      <w:r>
+        <w:t xml:space="preserve"> can be handled similarly, since they are also signed integers that have multiple possible negative</w:t>
+      </w:r>
+      <w:r>
+        <w:t xml:space="preserve"> error</w:t>
+      </w:r>
+      <w:r>
+        <w:t xml:space="preserve"> </w:t>
+      </w:r>
+      <w:r>
+        <w:t>values where only one is currently used.</w:t>
+      </w:r>
+      <w:r>
+        <w:t xml:space="preserve"> There are no public API functions that pass through to the VOL layer that return pointers, so there </w:t>
+      </w:r>
+      <w:r>
+        <w:t>will</w:t>
+      </w:r>
+      <w:r>
+        <w:t xml:space="preserve"> be no need </w:t>
+      </w:r>
+      <w:r>
+        <w:t>for applications using the top</w:t>
+      </w:r>
+      <w:r>
+        <w:t>-</w:t>
+      </w:r>
+      <w:r>
+        <w:t>level HDF5 API to check for</w:t>
+      </w:r>
+      <w:r>
+        <w:t xml:space="preserve"> </w:t>
+      </w:r>
+      <w:r>
+        <w:t>the</w:t>
+      </w:r>
+      <w:r>
+        <w:t xml:space="preserve"> special pointer return value outlined in section 3 for the VOL interface.</w:t>
+      </w:r>
     </w:p>
     <w:p>
       <w:pPr>
-        <w:spacing w:line="259" w:lineRule="auto"/>
-      </w:pPr>
-      <w:r>
-        <w:rPr/>
-        <w:t>Another possibility is to add a new H5VL developer API, which a VOL connector callback would invoke before returning to indicate to the top-level HDF5 library that the current callback cannot be executed. The callback would then return a return value indicating success (</w:t>
-      </w:r>
-      <w:r>
-        <w:rPr>
-          <w:rStyle w:val="PlainTextChar"/>
-        </w:rPr>
-        <w:t>0</w:t>
-      </w:r>
-      <w:r>
-        <w:rPr/>
-        <w:t>), and the library would then report the fact that the operation is unsupported to the application. The callback must return success because if a true failure occurs after the new H5VL routine is invoked, the callback needs to be able to report a true failure.</w:t>
-      </w:r>
+        <w:pStyle w:val="Heading1"/>
+      </w:pPr>
+      <w:bookmarkStart w:id="6" w:name="_Toc1866640573"/>
+      <w:r>
+        <w:t>Other Considerations</w:t>
+      </w:r>
+      <w:bookmarkEnd w:id="6"/>
     </w:p>
     <w:p>
       <w:pPr>
-        <w:spacing w:line="259" w:lineRule="auto"/>
-      </w:pPr>
+        <w:pStyle w:val="Heading2"/>
+      </w:pPr>
+      <w:bookmarkStart w:id="7" w:name="_Toc110976702"/>
+      <w:r>
+        <w:t>Error Stack Printing</w:t>
+      </w:r>
+      <w:bookmarkEnd w:id="7"/>
     </w:p>
     <w:p>
-      <w:pPr>
-        <w:spacing w:line="259" w:lineRule="auto"/>
-      </w:pPr>
-      <w:r>
-        <w:rPr/>
-        <w:t>This has the advantage of not changing the form or semantics of any existing interfaces. It can also be easily extended in the future to allow more fully featured and flexible error-type reporting. However, it could be considered slightly clumsier for VOL connectors to implement than a special return value. In addition, the HDF5 library will need to take care that, when noting the fact that the current operation is unsupported, it is stored in the correct API context (library state), and is only associated with the current thread. There is already machinery in place to handle this, though, so this should not be a major concern. Care will also need to be taken that passthrough VOL connectors can handle this correctly, and that passthrough VOL connectors that have not been updated to support this do not accidentally return (a supported) success to the top layer if the underlying VOL connector returns unsupported. This can be accomplished by ensuring the public H5VL* routines return a negative return value (while following the rest of the normal API rules, as discussed in the next section).</w:t>
+      <w:r>
+        <w:t xml:space="preserve">We may want to add an option to disable printing of the error stack when an unsupported feature is invoked to keep output clean. This is especially </w:t>
+      </w:r>
+      <w:r>
+        <w:t>desirable</w:t>
+      </w:r>
+      <w:r>
+        <w:t xml:space="preserve"> </w:t>
+      </w:r>
+      <w:r>
+        <w:t xml:space="preserve">for automated testing. </w:t>
+      </w:r>
+      <w:r>
+        <w:t>This option could be added as a public H5 API routine or possibly an H5E routine.</w:t>
       </w:r>
     </w:p>
     <w:p>
       <w:pPr>
         <w:pStyle w:val="Heading2"/>
-        <w:rPr/>
-      </w:pPr>
-      <w:bookmarkStart w:name="_Toc191006558" w:id="172249774"/>
-      <w:r>
-        <w:rPr/>
-        <w:t>Exposed Global Variable</w:t>
-      </w:r>
-      <w:bookmarkEnd w:id="172249774"/>
+      </w:pPr>
+      <w:bookmarkStart w:id="8" w:name="_Toc575666687"/>
+      <w:r>
+        <w:t>Partial Support</w:t>
+      </w:r>
+      <w:bookmarkEnd w:id="8"/>
     </w:p>
     <w:p>
       <w:r>
-        <w:rPr/>
-        <w:t xml:space="preserve">It would also be possible for the HDF5 library to expose a global variable that a VOL connector could modify in order to signal the cause of an error returned. This is analogous to the </w:t>
-      </w:r>
-      <w:r>
-        <w:rPr>
-          <w:rStyle w:val="PlainTextChar"/>
-        </w:rPr>
-        <w:t>errno</w:t>
-      </w:r>
-      <w:r>
-        <w:rPr/>
-        <w:t xml:space="preserve"> facility in C, but has some problems. Primarily, in order to handle the multithreaded case correctly it will be necessary to make this a thread-specific variable. Since we don’t require </w:t>
-      </w:r>
-      <w:r>
-        <w:rPr>
-          <w:rStyle w:val="PlainTextChar"/>
-        </w:rPr>
-        <w:t>pthread</w:t>
-      </w:r>
-      <w:r>
-        <w:rPr/>
-        <w:t xml:space="preserve"> support, it will then be necessary to create public versions of H5TS_key_create() and H5TS_key_delete(), though these could be hidden from the VOL connector by use of a macro, similarly to </w:t>
-      </w:r>
-      <w:r>
-        <w:rPr>
-          <w:rStyle w:val="PlainTextChar"/>
-        </w:rPr>
-        <w:t>errno</w:t>
-      </w:r>
-      <w:r>
-        <w:rPr/>
-        <w:t>. In addition, it will be possible for passthrough VOL connectors to accidentally overwrite errors reported by the terminal VOL connector if they aren’t careful. This approach is conceptually similar to the new VOL API call outlined in section 3.2, but since the new API routine does not require exposing the internal thread specific variable abstraction and should be able to handle multiple errors correctly without relying on the VOL connector, the global variable approach is probably not the best.</w:t>
+        <w:t xml:space="preserve">If only part of an operation is supported but part is unsupported, </w:t>
+      </w:r>
+      <w:r>
+        <w:t>for example</w:t>
+      </w:r>
+      <w:r>
+        <w:t>,</w:t>
+      </w:r>
+      <w:r>
+        <w:t xml:space="preserve"> in a multi</w:t>
+      </w:r>
+      <w:r>
+        <w:t>-</w:t>
+      </w:r>
+      <w:r>
+        <w:t xml:space="preserve">dataset I/O operation, </w:t>
+      </w:r>
+      <w:r>
+        <w:t xml:space="preserve">the VOL </w:t>
+      </w:r>
+      <w:r>
+        <w:t>connector</w:t>
+      </w:r>
+      <w:r>
+        <w:t xml:space="preserve"> </w:t>
+      </w:r>
+      <w:r>
+        <w:t>can either</w:t>
+      </w:r>
+      <w:r>
+        <w:t xml:space="preserve"> </w:t>
+      </w:r>
+      <w:r>
+        <w:t>perform as much of the operation as</w:t>
+      </w:r>
+      <w:r>
+        <w:t xml:space="preserve"> </w:t>
+      </w:r>
+      <w:r>
+        <w:t>possible and return 'unsupported</w:t>
+      </w:r>
+      <w:proofErr w:type="gramStart"/>
+      <w:r>
+        <w:t>', or</w:t>
+      </w:r>
+      <w:proofErr w:type="gramEnd"/>
+      <w:r>
+        <w:t xml:space="preserve"> do nothing and return 'unsupported'.</w:t>
+      </w:r>
+      <w:r>
+        <w:t xml:space="preserve"> To avoid ambiguity about the state</w:t>
+      </w:r>
+      <w:r>
+        <w:t xml:space="preserve"> </w:t>
+      </w:r>
+      <w:r>
+        <w:t>of</w:t>
+      </w:r>
+      <w:r>
+        <w:t xml:space="preserve"> </w:t>
+      </w:r>
+      <w:r>
+        <w:t xml:space="preserve">the file, we plan to issue guidance to VOL developers to, when possible, never </w:t>
+      </w:r>
+      <w:r>
+        <w:t xml:space="preserve">make any changes to the file </w:t>
+      </w:r>
+      <w:r>
+        <w:t>unless the entire operation is supported. While this is not the same as fully atomic updates, we believe this is the best option for this cas</w:t>
+      </w:r>
+      <w:r>
+        <w:t xml:space="preserve">e </w:t>
+      </w:r>
+      <w:proofErr w:type="gramStart"/>
+      <w:r>
+        <w:t>at the moment</w:t>
+      </w:r>
+      <w:proofErr w:type="gramEnd"/>
+      <w:r>
+        <w:t>.</w:t>
       </w:r>
     </w:p>
     <w:p>
       <w:pPr>
         <w:pStyle w:val="Heading2"/>
-        <w:rPr/>
-      </w:pPr>
-      <w:bookmarkStart w:name="_Toc1976706025" w:id="1654145594"/>
-      <w:r>
-        <w:rPr/>
-        <w:t>New Parameter</w:t>
-      </w:r>
-      <w:bookmarkEnd w:id="1654145594"/>
+      </w:pPr>
+      <w:bookmarkStart w:id="9" w:name="_Toc240740810"/>
+      <w:r>
+        <w:t>Asynchronous Operations</w:t>
+      </w:r>
+      <w:bookmarkEnd w:id="9"/>
     </w:p>
     <w:p>
-      <w:pPr>
-        <w:spacing w:line="259" w:lineRule="auto"/>
-      </w:pPr>
-      <w:r>
-        <w:rPr/>
-        <w:t>Another approach is to add a new parameter to all VOL callbacks to allow the return of more detailed error information. Alternatively, we could modify the type of the return value for these callbacks to be a new type defined by HDF5, and add library calls to encode error information in this type. This approach has the advantage that, similarly to the new API call idea, it is very flexible and can easily be extended to more thorough error reporting. It also does not change the semantics of existing parameters and may be seen as a more natural option in terms of the code flow in the VOL connector. However, it will require all VOL callbacks to change their signature and, therefore, will create a heavier burden on VOL connector maintainers.</w:t>
+      <w:r>
+        <w:t>Asynchronous operations have their own unique difficulties with error reporting, and we must make sure to support indicating unsupported operations, even for operations executed asynchronously.</w:t>
+      </w:r>
+      <w:r>
+        <w:t xml:space="preserve"> This can be accomplished by adding this information to the </w:t>
+      </w:r>
+      <w:r>
+        <w:rPr>
+          <w:rStyle w:val="PlainTextChar"/>
+        </w:rPr>
+        <w:t>H5ES_err_info_t</w:t>
+      </w:r>
+      <w:r>
+        <w:t xml:space="preserve"> struct (and versioning the struct). </w:t>
+      </w:r>
+      <w:r>
+        <w:t>Here is what the new version struct might look like</w:t>
+      </w:r>
+      <w:r>
+        <w:t xml:space="preserve"> (the only addition is the </w:t>
+      </w:r>
+      <w:proofErr w:type="spellStart"/>
+      <w:r>
+        <w:rPr>
+          <w:rStyle w:val="PlainTextChar"/>
+        </w:rPr>
+        <w:t>ret_value</w:t>
+      </w:r>
+      <w:proofErr w:type="spellEnd"/>
+      <w:r>
+        <w:t xml:space="preserve"> field)</w:t>
+      </w:r>
+      <w:r>
+        <w:t>:</w:t>
+      </w:r>
+    </w:p>
+    <w:p/>
+    <w:p>
+      <w:pPr>
+        <w:pStyle w:val="NormalWeb"/>
+        <w:pBdr>
+          <w:top w:val="single" w:sz="6" w:space="2" w:color="888888"/>
+          <w:left w:val="single" w:sz="6" w:space="2" w:color="888888"/>
+          <w:bottom w:val="single" w:sz="6" w:space="2" w:color="888888"/>
+          <w:right w:val="single" w:sz="6" w:space="2" w:color="888888"/>
+        </w:pBdr>
+        <w:tabs>
+          <w:tab w:val="left" w:pos="916"/>
+          <w:tab w:val="left" w:pos="1832"/>
+          <w:tab w:val="left" w:pos="2748"/>
+          <w:tab w:val="left" w:pos="3664"/>
+          <w:tab w:val="left" w:pos="4580"/>
+          <w:tab w:val="left" w:pos="5496"/>
+          <w:tab w:val="left" w:pos="6412"/>
+          <w:tab w:val="left" w:pos="7328"/>
+          <w:tab w:val="left" w:pos="8244"/>
+          <w:tab w:val="left" w:pos="9160"/>
+          <w:tab w:val="left" w:pos="10076"/>
+          <w:tab w:val="left" w:pos="10992"/>
+          <w:tab w:val="left" w:pos="11908"/>
+          <w:tab w:val="left" w:pos="12824"/>
+          <w:tab w:val="left" w:pos="13740"/>
+          <w:tab w:val="left" w:pos="14656"/>
+        </w:tabs>
+        <w:divId w:val="737098132"/>
+        <w:rPr>
+          <w:rFonts w:ascii="Consolas" w:hAnsi="Consolas" w:cs="Consolas"/>
+          <w:sz w:val="17"/>
+          <w:szCs w:val="17"/>
+        </w:rPr>
+      </w:pPr>
+      <w:r>
+        <w:rPr>
+          <w:rFonts w:ascii="Consolas" w:hAnsi="Consolas" w:cs="Consolas"/>
+          <w:sz w:val="17"/>
+          <w:szCs w:val="17"/>
+        </w:rPr>
+        <w:t xml:space="preserve"> </w:t>
+      </w:r>
+      <w:r>
+        <w:rPr>
+          <w:rFonts w:ascii="Consolas" w:hAnsi="Consolas" w:cs="Consolas"/>
+          <w:sz w:val="17"/>
+          <w:szCs w:val="17"/>
+        </w:rPr>
+        <w:t xml:space="preserve">1. </w:t>
+      </w:r>
+      <w:r>
+        <w:rPr>
+          <w:rFonts w:ascii="Consolas" w:hAnsi="Consolas" w:cs="Consolas"/>
+          <w:color w:val="000088"/>
+          <w:sz w:val="17"/>
+          <w:szCs w:val="17"/>
+        </w:rPr>
+        <w:t>typedef</w:t>
+      </w:r>
+      <w:r>
+        <w:rPr>
+          <w:rFonts w:ascii="Consolas" w:hAnsi="Consolas" w:cs="Consolas"/>
+          <w:color w:val="000000"/>
+          <w:sz w:val="17"/>
+          <w:szCs w:val="17"/>
+        </w:rPr>
+        <w:t xml:space="preserve"> </w:t>
+      </w:r>
+      <w:r>
+        <w:rPr>
+          <w:rFonts w:ascii="Consolas" w:hAnsi="Consolas" w:cs="Consolas"/>
+          <w:color w:val="000088"/>
+          <w:sz w:val="17"/>
+          <w:szCs w:val="17"/>
+        </w:rPr>
+        <w:t>struct</w:t>
+      </w:r>
+      <w:r>
+        <w:rPr>
+          <w:rFonts w:ascii="Consolas" w:hAnsi="Consolas" w:cs="Consolas"/>
+          <w:color w:val="000000"/>
+          <w:sz w:val="17"/>
+          <w:szCs w:val="17"/>
+        </w:rPr>
+        <w:t xml:space="preserve"> </w:t>
+      </w:r>
+      <w:r>
+        <w:rPr>
+          <w:rFonts w:ascii="Consolas" w:hAnsi="Consolas" w:cs="Consolas"/>
+          <w:color w:val="660066"/>
+          <w:sz w:val="17"/>
+          <w:szCs w:val="17"/>
+        </w:rPr>
+        <w:t>H5ES_err_info2_t</w:t>
+      </w:r>
+      <w:r>
+        <w:rPr>
+          <w:rFonts w:ascii="Consolas" w:hAnsi="Consolas" w:cs="Consolas"/>
+          <w:color w:val="000000"/>
+          <w:sz w:val="17"/>
+          <w:szCs w:val="17"/>
+        </w:rPr>
+        <w:t xml:space="preserve"> </w:t>
+      </w:r>
+      <w:r>
+        <w:rPr>
+          <w:rFonts w:ascii="Consolas" w:hAnsi="Consolas" w:cs="Consolas"/>
+          <w:color w:val="666600"/>
+          <w:sz w:val="17"/>
+          <w:szCs w:val="17"/>
+        </w:rPr>
+        <w:t>{</w:t>
       </w:r>
     </w:p>
     <w:p>
       <w:pPr>
-        <w:pStyle w:val="Heading2"/>
-        <w:rPr/>
-      </w:pPr>
-      <w:bookmarkStart w:name="_Toc1600578448" w:id="1451595479"/>
-      <w:r>
-        <w:rPr/>
-        <w:t>Error Stack Parsing</w:t>
-      </w:r>
-      <w:bookmarkEnd w:id="1451595479"/>
+        <w:pStyle w:val="NormalWeb"/>
+        <w:pBdr>
+          <w:top w:val="single" w:sz="6" w:space="2" w:color="888888"/>
+          <w:left w:val="single" w:sz="6" w:space="2" w:color="888888"/>
+          <w:bottom w:val="single" w:sz="6" w:space="2" w:color="888888"/>
+          <w:right w:val="single" w:sz="6" w:space="2" w:color="888888"/>
+        </w:pBdr>
+        <w:tabs>
+          <w:tab w:val="left" w:pos="916"/>
+          <w:tab w:val="left" w:pos="1832"/>
+          <w:tab w:val="left" w:pos="2748"/>
+          <w:tab w:val="left" w:pos="3664"/>
+          <w:tab w:val="left" w:pos="4580"/>
+          <w:tab w:val="left" w:pos="5496"/>
+          <w:tab w:val="left" w:pos="6412"/>
+          <w:tab w:val="left" w:pos="7328"/>
+          <w:tab w:val="left" w:pos="8244"/>
+          <w:tab w:val="left" w:pos="9160"/>
+          <w:tab w:val="left" w:pos="10076"/>
+          <w:tab w:val="left" w:pos="10992"/>
+          <w:tab w:val="left" w:pos="11908"/>
+          <w:tab w:val="left" w:pos="12824"/>
+          <w:tab w:val="left" w:pos="13740"/>
+          <w:tab w:val="left" w:pos="14656"/>
+        </w:tabs>
+        <w:divId w:val="737098132"/>
+        <w:rPr>
+          <w:rFonts w:ascii="Consolas" w:hAnsi="Consolas" w:cs="Consolas"/>
+          <w:sz w:val="17"/>
+          <w:szCs w:val="17"/>
+        </w:rPr>
+      </w:pPr>
+      <w:r>
+        <w:rPr>
+          <w:rFonts w:ascii="Consolas" w:hAnsi="Consolas" w:cs="Consolas"/>
+          <w:sz w:val="17"/>
+          <w:szCs w:val="17"/>
+        </w:rPr>
+        <w:t xml:space="preserve"> 2. </w:t>
+      </w:r>
+      <w:r>
+        <w:rPr>
+          <w:rFonts w:ascii="Consolas" w:hAnsi="Consolas" w:cs="Consolas"/>
+          <w:color w:val="000000"/>
+          <w:sz w:val="17"/>
+          <w:szCs w:val="17"/>
+        </w:rPr>
+        <w:t xml:space="preserve">  </w:t>
+      </w:r>
+      <w:r>
+        <w:rPr>
+          <w:rFonts w:ascii="Consolas" w:hAnsi="Consolas" w:cs="Consolas"/>
+          <w:color w:val="880000"/>
+          <w:sz w:val="17"/>
+          <w:szCs w:val="17"/>
+        </w:rPr>
+        <w:t>/* API call info */</w:t>
+      </w:r>
     </w:p>
     <w:p>
       <w:pPr>
-        <w:pStyle w:val="Normal"/>
-        <w:suppressLineNumbers w:val="0"/>
-        <w:bidi w:val="0"/>
-        <w:spacing w:before="0" w:beforeAutospacing="off" w:after="0" w:afterAutospacing="off" w:line="259" w:lineRule="auto"/>
-        <w:ind w:left="0" w:right="0"/>
-        <w:jc w:val="left"/>
-      </w:pPr>
-      <w:r>
-        <w:rPr/>
-        <w:t xml:space="preserve">One last possibility is to require the VOL connector to use the public H5E interface to populate an error stack, then the HDF5 library would either parse the stack using internal H5E </w:t>
-      </w:r>
-      <w:r>
-        <w:rPr/>
-        <w:t>routines, or</w:t>
-      </w:r>
-      <w:r>
-        <w:rPr/>
-        <w:t xml:space="preserve"> would capture the text printed to stderr. In either case, the library</w:t>
-      </w:r>
-      <w:r>
-        <w:rPr/>
+        <w:pStyle w:val="NormalWeb"/>
+        <w:pBdr>
+          <w:top w:val="single" w:sz="6" w:space="2" w:color="888888"/>
+          <w:left w:val="single" w:sz="6" w:space="2" w:color="888888"/>
+          <w:bottom w:val="single" w:sz="6" w:space="2" w:color="888888"/>
+          <w:right w:val="single" w:sz="6" w:space="2" w:color="888888"/>
+        </w:pBdr>
+        <w:tabs>
+          <w:tab w:val="left" w:pos="916"/>
+          <w:tab w:val="left" w:pos="1832"/>
+          <w:tab w:val="left" w:pos="2748"/>
+          <w:tab w:val="left" w:pos="3664"/>
+          <w:tab w:val="left" w:pos="4580"/>
+          <w:tab w:val="left" w:pos="5496"/>
+          <w:tab w:val="left" w:pos="6412"/>
+          <w:tab w:val="left" w:pos="7328"/>
+          <w:tab w:val="left" w:pos="8244"/>
+          <w:tab w:val="left" w:pos="9160"/>
+          <w:tab w:val="left" w:pos="10076"/>
+          <w:tab w:val="left" w:pos="10992"/>
+          <w:tab w:val="left" w:pos="11908"/>
+          <w:tab w:val="left" w:pos="12824"/>
+          <w:tab w:val="left" w:pos="13740"/>
+          <w:tab w:val="left" w:pos="14656"/>
+        </w:tabs>
+        <w:divId w:val="737098132"/>
+        <w:rPr>
+          <w:rFonts w:ascii="Consolas" w:hAnsi="Consolas" w:cs="Consolas"/>
+          <w:sz w:val="17"/>
+          <w:szCs w:val="17"/>
+        </w:rPr>
+      </w:pPr>
+      <w:r>
+        <w:rPr>
+          <w:rFonts w:ascii="Consolas" w:hAnsi="Consolas" w:cs="Consolas"/>
+          <w:sz w:val="17"/>
+          <w:szCs w:val="17"/>
+        </w:rPr>
+        <w:t xml:space="preserve"> 3. </w:t>
+      </w:r>
+      <w:r>
+        <w:rPr>
+          <w:rFonts w:ascii="Consolas" w:hAnsi="Consolas" w:cs="Consolas"/>
+          <w:color w:val="000000"/>
+          <w:sz w:val="17"/>
+          <w:szCs w:val="17"/>
+        </w:rPr>
+        <w:t xml:space="preserve">  </w:t>
+      </w:r>
+      <w:r>
+        <w:rPr>
+          <w:rFonts w:ascii="Consolas" w:hAnsi="Consolas" w:cs="Consolas"/>
+          <w:color w:val="000088"/>
+          <w:sz w:val="17"/>
+          <w:szCs w:val="17"/>
+        </w:rPr>
+        <w:t>char</w:t>
+      </w:r>
+      <w:r>
+        <w:rPr>
+          <w:rFonts w:ascii="Consolas" w:hAnsi="Consolas" w:cs="Consolas"/>
+          <w:color w:val="000000"/>
+          <w:sz w:val="17"/>
+          <w:szCs w:val="17"/>
+        </w:rPr>
         <w:t xml:space="preserve"> </w:t>
       </w:r>
       <w:r>
-        <w:rPr/>
-        <w:t xml:space="preserve">would look for a specific major or minor error code or a specific text string. This has many problems and is </w:t>
-      </w:r>
-      <w:r>
-        <w:rPr/>
-        <w:t>probably not</w:t>
-      </w:r>
-      <w:r>
-        <w:rPr/>
-        <w:t xml:space="preserve"> the best </w:t>
-      </w:r>
-      <w:r>
-        <w:rPr/>
-        <w:t>option, but</w:t>
-      </w:r>
-      <w:r>
-        <w:rPr/>
-        <w:t xml:space="preserve"> is included here for completeness.  First, many VOL connectors do not use the HDF5 error stack mechanism and imposing this requirement would require substantial work on the part of VOL connector developers. Also, parsing the stack directly would require the VOL connector to register its stack with the library in </w:t>
-      </w:r>
-      <w:r>
-        <w:rPr/>
-        <w:t>a special way</w:t>
-      </w:r>
-      <w:r>
-        <w:rPr/>
-        <w:t xml:space="preserve">, and the library would need to print this stack on error after parsing it. Capturing the stderr output may be different on different architectures, adding to the complexity of the code and configuration, and parsing the raw text runs the risk of unintended matches. </w:t>
-      </w:r>
-      <w:r>
-        <w:rPr/>
-        <w:t>While</w:t>
-      </w:r>
-      <w:r>
-        <w:rPr/>
+        <w:rPr>
+          <w:rFonts w:ascii="Consolas" w:hAnsi="Consolas" w:cs="Consolas"/>
+          <w:color w:val="666600"/>
+          <w:sz w:val="17"/>
+          <w:szCs w:val="17"/>
+        </w:rPr>
+        <w:t>*</w:t>
+      </w:r>
+      <w:proofErr w:type="spellStart"/>
+      <w:r>
+        <w:rPr>
+          <w:rFonts w:ascii="Consolas" w:hAnsi="Consolas" w:cs="Consolas"/>
+          <w:color w:val="000000"/>
+          <w:sz w:val="17"/>
+          <w:szCs w:val="17"/>
+        </w:rPr>
+        <w:t>api_name</w:t>
+      </w:r>
+      <w:proofErr w:type="spellEnd"/>
+      <w:r>
+        <w:rPr>
+          <w:rFonts w:ascii="Consolas" w:hAnsi="Consolas" w:cs="Consolas"/>
+          <w:color w:val="666600"/>
+          <w:sz w:val="17"/>
+          <w:szCs w:val="17"/>
+        </w:rPr>
+        <w:t>;</w:t>
+      </w:r>
+      <w:r>
+        <w:rPr>
+          <w:rFonts w:ascii="Consolas" w:hAnsi="Consolas" w:cs="Consolas"/>
+          <w:color w:val="000000"/>
+          <w:sz w:val="17"/>
+          <w:szCs w:val="17"/>
+        </w:rPr>
         <w:t xml:space="preserve"> </w:t>
       </w:r>
       <w:r>
-        <w:rPr/>
-        <w:t xml:space="preserve">using major or minor error codes can get around some of the difficulty of text </w:t>
-      </w:r>
-      <w:r>
-        <w:rPr/>
-        <w:t>parisng</w:t>
-      </w:r>
-      <w:r>
-        <w:rPr/>
-        <w:t>,</w:t>
-      </w:r>
-      <w:r>
-        <w:rPr>
-          <w:rFonts w:ascii="Times New Roman" w:hAnsi="Times New Roman" w:eastAsia="Times New Roman" w:cs="Times New Roman"/>
-          <w:noProof w:val="0"/>
-          <w:sz w:val="24"/>
-          <w:szCs w:val="24"/>
-          <w:lang w:val="en-US"/>
-        </w:rPr>
-        <w:t xml:space="preserve"> this approach would proliferate the use of </w:t>
-      </w:r>
-      <w:r>
-        <w:rPr>
-          <w:rFonts w:ascii="Times New Roman" w:hAnsi="Times New Roman" w:eastAsia="Times New Roman" w:cs="Times New Roman"/>
-          <w:noProof w:val="0"/>
-          <w:sz w:val="24"/>
-          <w:szCs w:val="24"/>
-          <w:lang w:val="en-US"/>
-        </w:rPr>
-        <w:t xml:space="preserve">these </w:t>
-      </w:r>
-      <w:r>
-        <w:rPr>
-          <w:rFonts w:ascii="Times New Roman" w:hAnsi="Times New Roman" w:eastAsia="Times New Roman" w:cs="Times New Roman"/>
-          <w:noProof w:val="0"/>
-          <w:sz w:val="24"/>
-          <w:szCs w:val="24"/>
-          <w:lang w:val="en-US"/>
-        </w:rPr>
-        <w:t>codes within the library, which may not be preferred since the removal of these codes entirely has been suggested in the past.</w:t>
+        <w:rPr>
+          <w:rFonts w:ascii="Consolas" w:hAnsi="Consolas" w:cs="Consolas"/>
+          <w:color w:val="880000"/>
+          <w:sz w:val="17"/>
+          <w:szCs w:val="17"/>
+        </w:rPr>
+        <w:t>/**&lt; Name of HDF5 API routine called */</w:t>
       </w:r>
     </w:p>
     <w:p>
       <w:pPr>
-        <w:pStyle w:val="Heading1"/>
-        <w:rPr/>
-      </w:pPr>
-      <w:bookmarkStart w:name="_Toc1443670976" w:id="1699403211"/>
-      <w:r>
-        <w:rPr/>
-        <w:t>Appendix 2: Alternate Approaches to Top Level API Extension</w:t>
-      </w:r>
-      <w:bookmarkEnd w:id="1699403211"/>
+        <w:pStyle w:val="NormalWeb"/>
+        <w:pBdr>
+          <w:top w:val="single" w:sz="6" w:space="2" w:color="888888"/>
+          <w:left w:val="single" w:sz="6" w:space="2" w:color="888888"/>
+          <w:bottom w:val="single" w:sz="6" w:space="2" w:color="888888"/>
+          <w:right w:val="single" w:sz="6" w:space="2" w:color="888888"/>
+        </w:pBdr>
+        <w:tabs>
+          <w:tab w:val="left" w:pos="916"/>
+          <w:tab w:val="left" w:pos="1832"/>
+          <w:tab w:val="left" w:pos="2748"/>
+          <w:tab w:val="left" w:pos="3664"/>
+          <w:tab w:val="left" w:pos="4580"/>
+          <w:tab w:val="left" w:pos="5496"/>
+          <w:tab w:val="left" w:pos="6412"/>
+          <w:tab w:val="left" w:pos="7328"/>
+          <w:tab w:val="left" w:pos="8244"/>
+          <w:tab w:val="left" w:pos="9160"/>
+          <w:tab w:val="left" w:pos="10076"/>
+          <w:tab w:val="left" w:pos="10992"/>
+          <w:tab w:val="left" w:pos="11908"/>
+          <w:tab w:val="left" w:pos="12824"/>
+          <w:tab w:val="left" w:pos="13740"/>
+          <w:tab w:val="left" w:pos="14656"/>
+        </w:tabs>
+        <w:divId w:val="737098132"/>
+        <w:rPr>
+          <w:rFonts w:ascii="Consolas" w:hAnsi="Consolas" w:cs="Consolas"/>
+          <w:sz w:val="17"/>
+          <w:szCs w:val="17"/>
+        </w:rPr>
+      </w:pPr>
+      <w:r>
+        <w:rPr>
+          <w:rFonts w:ascii="Consolas" w:hAnsi="Consolas" w:cs="Consolas"/>
+          <w:sz w:val="17"/>
+          <w:szCs w:val="17"/>
+        </w:rPr>
+        <w:t xml:space="preserve"> 4. </w:t>
+      </w:r>
+      <w:r>
+        <w:rPr>
+          <w:rFonts w:ascii="Consolas" w:hAnsi="Consolas" w:cs="Consolas"/>
+          <w:color w:val="000000"/>
+          <w:sz w:val="17"/>
+          <w:szCs w:val="17"/>
+        </w:rPr>
+        <w:t xml:space="preserve">  </w:t>
+      </w:r>
+      <w:r>
+        <w:rPr>
+          <w:rFonts w:ascii="Consolas" w:hAnsi="Consolas" w:cs="Consolas"/>
+          <w:color w:val="000088"/>
+          <w:sz w:val="17"/>
+          <w:szCs w:val="17"/>
+        </w:rPr>
+        <w:t>char</w:t>
+      </w:r>
+      <w:r>
+        <w:rPr>
+          <w:rFonts w:ascii="Consolas" w:hAnsi="Consolas" w:cs="Consolas"/>
+          <w:color w:val="000000"/>
+          <w:sz w:val="17"/>
+          <w:szCs w:val="17"/>
+        </w:rPr>
+        <w:t xml:space="preserve"> </w:t>
+      </w:r>
+      <w:r>
+        <w:rPr>
+          <w:rFonts w:ascii="Consolas" w:hAnsi="Consolas" w:cs="Consolas"/>
+          <w:color w:val="666600"/>
+          <w:sz w:val="17"/>
+          <w:szCs w:val="17"/>
+        </w:rPr>
+        <w:t>*</w:t>
+      </w:r>
+      <w:proofErr w:type="spellStart"/>
+      <w:r>
+        <w:rPr>
+          <w:rFonts w:ascii="Consolas" w:hAnsi="Consolas" w:cs="Consolas"/>
+          <w:color w:val="000000"/>
+          <w:sz w:val="17"/>
+          <w:szCs w:val="17"/>
+        </w:rPr>
+        <w:t>api_args</w:t>
+      </w:r>
+      <w:proofErr w:type="spellEnd"/>
+      <w:r>
+        <w:rPr>
+          <w:rFonts w:ascii="Consolas" w:hAnsi="Consolas" w:cs="Consolas"/>
+          <w:color w:val="666600"/>
+          <w:sz w:val="17"/>
+          <w:szCs w:val="17"/>
+        </w:rPr>
+        <w:t>;</w:t>
+      </w:r>
+      <w:r>
+        <w:rPr>
+          <w:rFonts w:ascii="Consolas" w:hAnsi="Consolas" w:cs="Consolas"/>
+          <w:color w:val="000000"/>
+          <w:sz w:val="17"/>
+          <w:szCs w:val="17"/>
+        </w:rPr>
+        <w:t xml:space="preserve"> </w:t>
+      </w:r>
+      <w:r>
+        <w:rPr>
+          <w:rFonts w:ascii="Consolas" w:hAnsi="Consolas" w:cs="Consolas"/>
+          <w:color w:val="880000"/>
+          <w:sz w:val="17"/>
+          <w:szCs w:val="17"/>
+        </w:rPr>
+        <w:t>/**&lt; "Argument string" for arguments to HDF5 API routine called */</w:t>
+      </w:r>
     </w:p>
     <w:p>
       <w:pPr>
-        <w:pStyle w:val="Normal"/>
-      </w:pPr>
-      <w:r>
-        <w:rPr/>
-        <w:t xml:space="preserve">Listed here are other </w:t>
-      </w:r>
-      <w:r>
-        <w:rPr/>
-        <w:t>possible approaches</w:t>
-      </w:r>
-      <w:r>
-        <w:rPr/>
-        <w:t xml:space="preserve"> to the </w:t>
-      </w:r>
-      <w:r>
-        <w:rPr/>
-        <w:t>top level</w:t>
-      </w:r>
-      <w:r>
-        <w:rPr/>
-        <w:t xml:space="preserve"> API extension outlined in section 4 which we considered but </w:t>
-      </w:r>
-      <w:r>
-        <w:rPr/>
-        <w:t>ultimately decided</w:t>
-      </w:r>
-      <w:r>
-        <w:rPr/>
-        <w:t xml:space="preserve"> against.</w:t>
+        <w:pStyle w:val="NormalWeb"/>
+        <w:pBdr>
+          <w:top w:val="single" w:sz="6" w:space="2" w:color="888888"/>
+          <w:left w:val="single" w:sz="6" w:space="2" w:color="888888"/>
+          <w:bottom w:val="single" w:sz="6" w:space="2" w:color="888888"/>
+          <w:right w:val="single" w:sz="6" w:space="2" w:color="888888"/>
+        </w:pBdr>
+        <w:tabs>
+          <w:tab w:val="left" w:pos="916"/>
+          <w:tab w:val="left" w:pos="1832"/>
+          <w:tab w:val="left" w:pos="2748"/>
+          <w:tab w:val="left" w:pos="3664"/>
+          <w:tab w:val="left" w:pos="4580"/>
+          <w:tab w:val="left" w:pos="5496"/>
+          <w:tab w:val="left" w:pos="6412"/>
+          <w:tab w:val="left" w:pos="7328"/>
+          <w:tab w:val="left" w:pos="8244"/>
+          <w:tab w:val="left" w:pos="9160"/>
+          <w:tab w:val="left" w:pos="10076"/>
+          <w:tab w:val="left" w:pos="10992"/>
+          <w:tab w:val="left" w:pos="11908"/>
+          <w:tab w:val="left" w:pos="12824"/>
+          <w:tab w:val="left" w:pos="13740"/>
+          <w:tab w:val="left" w:pos="14656"/>
+        </w:tabs>
+        <w:divId w:val="737098132"/>
+        <w:rPr>
+          <w:rFonts w:ascii="Consolas" w:hAnsi="Consolas" w:cs="Consolas"/>
+          <w:sz w:val="17"/>
+          <w:szCs w:val="17"/>
+        </w:rPr>
+      </w:pPr>
+      <w:r>
+        <w:rPr>
+          <w:rFonts w:ascii="Consolas" w:hAnsi="Consolas" w:cs="Consolas"/>
+          <w:sz w:val="17"/>
+          <w:szCs w:val="17"/>
+        </w:rPr>
+        <w:t xml:space="preserve"> 5. </w:t>
+      </w:r>
+      <w:r>
+        <w:rPr>
+          <w:rFonts w:ascii="Consolas" w:hAnsi="Consolas" w:cs="Consolas"/>
+          <w:color w:val="000000"/>
+          <w:sz w:val="17"/>
+          <w:szCs w:val="17"/>
+        </w:rPr>
+        <w:t xml:space="preserve">  </w:t>
+      </w:r>
+      <w:r>
+        <w:rPr>
+          <w:rFonts w:ascii="Consolas" w:hAnsi="Consolas" w:cs="Consolas"/>
+          <w:color w:val="880000"/>
+          <w:sz w:val="17"/>
+          <w:szCs w:val="17"/>
+        </w:rPr>
+        <w:t>/* Application info */</w:t>
+      </w:r>
+      <w:r>
+        <w:rPr>
+          <w:rFonts w:ascii="Consolas" w:hAnsi="Consolas" w:cs="Consolas"/>
+          <w:color w:val="000000"/>
+          <w:sz w:val="17"/>
+          <w:szCs w:val="17"/>
+        </w:rPr>
+        <w:t xml:space="preserve"> </w:t>
+      </w:r>
+      <w:r>
+        <w:rPr>
+          <w:rFonts w:ascii="Consolas" w:hAnsi="Consolas" w:cs="Consolas"/>
+          <w:color w:val="000000"/>
+          <w:sz w:val="17"/>
+          <w:szCs w:val="17"/>
+        </w:rPr>
+        <w:tab/>
       </w:r>
     </w:p>
     <w:p>
       <w:pPr>
-        <w:pStyle w:val="Heading2"/>
-        <w:rPr/>
-      </w:pPr>
-      <w:bookmarkStart w:name="_Toc950606872" w:id="1751801707"/>
-      <w:r>
-        <w:rPr/>
-        <w:t>HDF5 API Call</w:t>
-      </w:r>
-      <w:bookmarkEnd w:id="1751801707"/>
+        <w:pStyle w:val="NormalWeb"/>
+        <w:pBdr>
+          <w:top w:val="single" w:sz="6" w:space="2" w:color="888888"/>
+          <w:left w:val="single" w:sz="6" w:space="2" w:color="888888"/>
+          <w:bottom w:val="single" w:sz="6" w:space="2" w:color="888888"/>
+          <w:right w:val="single" w:sz="6" w:space="2" w:color="888888"/>
+        </w:pBdr>
+        <w:tabs>
+          <w:tab w:val="left" w:pos="916"/>
+          <w:tab w:val="left" w:pos="1832"/>
+          <w:tab w:val="left" w:pos="2748"/>
+          <w:tab w:val="left" w:pos="3664"/>
+          <w:tab w:val="left" w:pos="4580"/>
+          <w:tab w:val="left" w:pos="5496"/>
+          <w:tab w:val="left" w:pos="6412"/>
+          <w:tab w:val="left" w:pos="7328"/>
+          <w:tab w:val="left" w:pos="8244"/>
+          <w:tab w:val="left" w:pos="9160"/>
+          <w:tab w:val="left" w:pos="10076"/>
+          <w:tab w:val="left" w:pos="10992"/>
+          <w:tab w:val="left" w:pos="11908"/>
+          <w:tab w:val="left" w:pos="12824"/>
+          <w:tab w:val="left" w:pos="13740"/>
+          <w:tab w:val="left" w:pos="14656"/>
+        </w:tabs>
+        <w:divId w:val="737098132"/>
+        <w:rPr>
+          <w:rFonts w:ascii="Consolas" w:hAnsi="Consolas" w:cs="Consolas"/>
+          <w:sz w:val="17"/>
+          <w:szCs w:val="17"/>
+        </w:rPr>
+      </w:pPr>
+      <w:r>
+        <w:rPr>
+          <w:rFonts w:ascii="Consolas" w:hAnsi="Consolas" w:cs="Consolas"/>
+          <w:sz w:val="17"/>
+          <w:szCs w:val="17"/>
+        </w:rPr>
+        <w:t xml:space="preserve"> 6. </w:t>
+      </w:r>
+      <w:r>
+        <w:rPr>
+          <w:rFonts w:ascii="Consolas" w:hAnsi="Consolas" w:cs="Consolas"/>
+          <w:color w:val="000000"/>
+          <w:sz w:val="17"/>
+          <w:szCs w:val="17"/>
+        </w:rPr>
+        <w:t xml:space="preserve">  </w:t>
+      </w:r>
+      <w:r>
+        <w:rPr>
+          <w:rFonts w:ascii="Consolas" w:hAnsi="Consolas" w:cs="Consolas"/>
+          <w:color w:val="000088"/>
+          <w:sz w:val="17"/>
+          <w:szCs w:val="17"/>
+        </w:rPr>
+        <w:t>char</w:t>
+      </w:r>
+      <w:r>
+        <w:rPr>
+          <w:rFonts w:ascii="Consolas" w:hAnsi="Consolas" w:cs="Consolas"/>
+          <w:color w:val="000000"/>
+          <w:sz w:val="17"/>
+          <w:szCs w:val="17"/>
+        </w:rPr>
+        <w:t xml:space="preserve">    </w:t>
+      </w:r>
+      <w:r>
+        <w:rPr>
+          <w:rFonts w:ascii="Consolas" w:hAnsi="Consolas" w:cs="Consolas"/>
+          <w:color w:val="666600"/>
+          <w:sz w:val="17"/>
+          <w:szCs w:val="17"/>
+        </w:rPr>
+        <w:t>*</w:t>
+      </w:r>
+      <w:proofErr w:type="spellStart"/>
+      <w:r>
+        <w:rPr>
+          <w:rFonts w:ascii="Consolas" w:hAnsi="Consolas" w:cs="Consolas"/>
+          <w:color w:val="000000"/>
+          <w:sz w:val="17"/>
+          <w:szCs w:val="17"/>
+        </w:rPr>
+        <w:t>app_file_name</w:t>
+      </w:r>
+      <w:proofErr w:type="spellEnd"/>
+      <w:r>
+        <w:rPr>
+          <w:rFonts w:ascii="Consolas" w:hAnsi="Consolas" w:cs="Consolas"/>
+          <w:color w:val="666600"/>
+          <w:sz w:val="17"/>
+          <w:szCs w:val="17"/>
+        </w:rPr>
+        <w:t>;</w:t>
+      </w:r>
+      <w:r>
+        <w:rPr>
+          <w:rFonts w:ascii="Consolas" w:hAnsi="Consolas" w:cs="Consolas"/>
+          <w:color w:val="000000"/>
+          <w:sz w:val="17"/>
+          <w:szCs w:val="17"/>
+        </w:rPr>
+        <w:t xml:space="preserve"> </w:t>
+      </w:r>
+      <w:r>
+        <w:rPr>
+          <w:rFonts w:ascii="Consolas" w:hAnsi="Consolas" w:cs="Consolas"/>
+          <w:color w:val="880000"/>
+          <w:sz w:val="17"/>
+          <w:szCs w:val="17"/>
+        </w:rPr>
+        <w:t>/**&lt; Name of source file where the HDF5 API routine was called */</w:t>
+      </w:r>
     </w:p>
     <w:p>
       <w:pPr>
-        <w:spacing w:line="259" w:lineRule="auto"/>
-      </w:pPr>
-      <w:r>
-        <w:rPr/>
-        <w:t xml:space="preserve">Another approach to pass this error information to the application is to add a new public HDF5 API routine that, when invoked, would give more information on the cause of the last error returned by HDF5 in the current thread. As with the approach outlined in section </w:t>
-      </w:r>
-      <w:r>
-        <w:rPr/>
-        <w:t>6.1</w:t>
-      </w:r>
-      <w:r>
-        <w:rPr/>
-        <w:t xml:space="preserve">, this would enable greater flexibility in error reporting as it would not be limited to a single </w:t>
-      </w:r>
-      <w:r>
-        <w:rPr/>
-        <w:t>number, but</w:t>
-      </w:r>
-      <w:r>
-        <w:rPr/>
-        <w:t xml:space="preserve"> would require care to ensure it behaves appropriately in multi-threaded contexts. This can also be seen as an inelegant solution from a coding perspective, as it adds a hidden state on the library instead of simply returning the information </w:t>
-      </w:r>
-      <w:r>
-        <w:rPr/>
-        <w:t>immediately</w:t>
-      </w:r>
-      <w:r>
-        <w:rPr/>
-        <w:t xml:space="preserve"> and clearing the state.</w:t>
+        <w:pStyle w:val="NormalWeb"/>
+        <w:pBdr>
+          <w:top w:val="single" w:sz="6" w:space="2" w:color="888888"/>
+          <w:left w:val="single" w:sz="6" w:space="2" w:color="888888"/>
+          <w:bottom w:val="single" w:sz="6" w:space="2" w:color="888888"/>
+          <w:right w:val="single" w:sz="6" w:space="2" w:color="888888"/>
+        </w:pBdr>
+        <w:tabs>
+          <w:tab w:val="left" w:pos="916"/>
+          <w:tab w:val="left" w:pos="1832"/>
+          <w:tab w:val="left" w:pos="2748"/>
+          <w:tab w:val="left" w:pos="3664"/>
+          <w:tab w:val="left" w:pos="4580"/>
+          <w:tab w:val="left" w:pos="5496"/>
+          <w:tab w:val="left" w:pos="6412"/>
+          <w:tab w:val="left" w:pos="7328"/>
+          <w:tab w:val="left" w:pos="8244"/>
+          <w:tab w:val="left" w:pos="9160"/>
+          <w:tab w:val="left" w:pos="10076"/>
+          <w:tab w:val="left" w:pos="10992"/>
+          <w:tab w:val="left" w:pos="11908"/>
+          <w:tab w:val="left" w:pos="12824"/>
+          <w:tab w:val="left" w:pos="13740"/>
+          <w:tab w:val="left" w:pos="14656"/>
+        </w:tabs>
+        <w:divId w:val="737098132"/>
+        <w:rPr>
+          <w:rFonts w:ascii="Consolas" w:hAnsi="Consolas" w:cs="Consolas"/>
+          <w:sz w:val="17"/>
+          <w:szCs w:val="17"/>
+        </w:rPr>
+      </w:pPr>
+      <w:r>
+        <w:rPr>
+          <w:rFonts w:ascii="Consolas" w:hAnsi="Consolas" w:cs="Consolas"/>
+          <w:sz w:val="17"/>
+          <w:szCs w:val="17"/>
+        </w:rPr>
+        <w:t xml:space="preserve"> 7. </w:t>
+      </w:r>
+      <w:r>
+        <w:rPr>
+          <w:rFonts w:ascii="Consolas" w:hAnsi="Consolas" w:cs="Consolas"/>
+          <w:color w:val="000000"/>
+          <w:sz w:val="17"/>
+          <w:szCs w:val="17"/>
+        </w:rPr>
+        <w:t xml:space="preserve">  </w:t>
+      </w:r>
+      <w:r>
+        <w:rPr>
+          <w:rFonts w:ascii="Consolas" w:hAnsi="Consolas" w:cs="Consolas"/>
+          <w:color w:val="000088"/>
+          <w:sz w:val="17"/>
+          <w:szCs w:val="17"/>
+        </w:rPr>
+        <w:t>char</w:t>
+      </w:r>
+      <w:r>
+        <w:rPr>
+          <w:rFonts w:ascii="Consolas" w:hAnsi="Consolas" w:cs="Consolas"/>
+          <w:color w:val="000000"/>
+          <w:sz w:val="17"/>
+          <w:szCs w:val="17"/>
+        </w:rPr>
+        <w:t xml:space="preserve">    </w:t>
+      </w:r>
+      <w:r>
+        <w:rPr>
+          <w:rFonts w:ascii="Consolas" w:hAnsi="Consolas" w:cs="Consolas"/>
+          <w:color w:val="666600"/>
+          <w:sz w:val="17"/>
+          <w:szCs w:val="17"/>
+        </w:rPr>
+        <w:t>*</w:t>
+      </w:r>
+      <w:proofErr w:type="spellStart"/>
+      <w:r>
+        <w:rPr>
+          <w:rFonts w:ascii="Consolas" w:hAnsi="Consolas" w:cs="Consolas"/>
+          <w:color w:val="000000"/>
+          <w:sz w:val="17"/>
+          <w:szCs w:val="17"/>
+        </w:rPr>
+        <w:t>app_func_name</w:t>
+      </w:r>
+      <w:proofErr w:type="spellEnd"/>
+      <w:r>
+        <w:rPr>
+          <w:rFonts w:ascii="Consolas" w:hAnsi="Consolas" w:cs="Consolas"/>
+          <w:color w:val="666600"/>
+          <w:sz w:val="17"/>
+          <w:szCs w:val="17"/>
+        </w:rPr>
+        <w:t>;</w:t>
+      </w:r>
+      <w:r>
+        <w:rPr>
+          <w:rFonts w:ascii="Consolas" w:hAnsi="Consolas" w:cs="Consolas"/>
+          <w:color w:val="000000"/>
+          <w:sz w:val="17"/>
+          <w:szCs w:val="17"/>
+        </w:rPr>
+        <w:t xml:space="preserve"> </w:t>
+      </w:r>
+      <w:r>
+        <w:rPr>
+          <w:rFonts w:ascii="Consolas" w:hAnsi="Consolas" w:cs="Consolas"/>
+          <w:color w:val="880000"/>
+          <w:sz w:val="17"/>
+          <w:szCs w:val="17"/>
+        </w:rPr>
+        <w:t>/**&lt; Name of function where the HDF5 API routine was called */</w:t>
       </w:r>
     </w:p>
     <w:p>
       <w:pPr>
-        <w:pStyle w:val="Heading2"/>
-        <w:rPr/>
-      </w:pPr>
-      <w:bookmarkStart w:name="_Toc19612324" w:id="46844632"/>
-      <w:r>
-        <w:rPr/>
-        <w:t>Exposed Global Variable</w:t>
-      </w:r>
-      <w:bookmarkEnd w:id="46844632"/>
+        <w:pStyle w:val="NormalWeb"/>
+        <w:pBdr>
+          <w:top w:val="single" w:sz="6" w:space="2" w:color="888888"/>
+          <w:left w:val="single" w:sz="6" w:space="2" w:color="888888"/>
+          <w:bottom w:val="single" w:sz="6" w:space="2" w:color="888888"/>
+          <w:right w:val="single" w:sz="6" w:space="2" w:color="888888"/>
+        </w:pBdr>
+        <w:tabs>
+          <w:tab w:val="left" w:pos="916"/>
+          <w:tab w:val="left" w:pos="1832"/>
+          <w:tab w:val="left" w:pos="2748"/>
+          <w:tab w:val="left" w:pos="3664"/>
+          <w:tab w:val="left" w:pos="4580"/>
+          <w:tab w:val="left" w:pos="5496"/>
+          <w:tab w:val="left" w:pos="6412"/>
+          <w:tab w:val="left" w:pos="7328"/>
+          <w:tab w:val="left" w:pos="8244"/>
+          <w:tab w:val="left" w:pos="9160"/>
+          <w:tab w:val="left" w:pos="10076"/>
+          <w:tab w:val="left" w:pos="10992"/>
+          <w:tab w:val="left" w:pos="11908"/>
+          <w:tab w:val="left" w:pos="12824"/>
+          <w:tab w:val="left" w:pos="13740"/>
+          <w:tab w:val="left" w:pos="14656"/>
+        </w:tabs>
+        <w:divId w:val="737098132"/>
+        <w:rPr>
+          <w:rFonts w:ascii="Consolas" w:hAnsi="Consolas" w:cs="Consolas"/>
+          <w:color w:val="666600"/>
+          <w:sz w:val="17"/>
+          <w:szCs w:val="17"/>
+        </w:rPr>
+      </w:pPr>
+      <w:r>
+        <w:rPr>
+          <w:rFonts w:ascii="Consolas" w:hAnsi="Consolas" w:cs="Consolas"/>
+          <w:sz w:val="17"/>
+          <w:szCs w:val="17"/>
+        </w:rPr>
+        <w:t xml:space="preserve"> 8. </w:t>
+      </w:r>
+      <w:r>
+        <w:rPr>
+          <w:rFonts w:ascii="Consolas" w:hAnsi="Consolas" w:cs="Consolas"/>
+          <w:color w:val="000000"/>
+          <w:sz w:val="17"/>
+          <w:szCs w:val="17"/>
+        </w:rPr>
+        <w:t xml:space="preserve">  </w:t>
+      </w:r>
+      <w:r>
+        <w:rPr>
+          <w:rFonts w:ascii="Consolas" w:hAnsi="Consolas" w:cs="Consolas"/>
+          <w:color w:val="000088"/>
+          <w:sz w:val="17"/>
+          <w:szCs w:val="17"/>
+        </w:rPr>
+        <w:t>unsigned</w:t>
+      </w:r>
+      <w:r>
+        <w:rPr>
+          <w:rFonts w:ascii="Consolas" w:hAnsi="Consolas" w:cs="Consolas"/>
+          <w:color w:val="000000"/>
+          <w:sz w:val="17"/>
+          <w:szCs w:val="17"/>
+        </w:rPr>
+        <w:t xml:space="preserve"> </w:t>
+      </w:r>
+      <w:proofErr w:type="spellStart"/>
+      <w:r>
+        <w:rPr>
+          <w:rFonts w:ascii="Consolas" w:hAnsi="Consolas" w:cs="Consolas"/>
+          <w:color w:val="000000"/>
+          <w:sz w:val="17"/>
+          <w:szCs w:val="17"/>
+        </w:rPr>
+        <w:t>app_line_</w:t>
+      </w:r>
+      <w:proofErr w:type="gramStart"/>
+      <w:r>
+        <w:rPr>
+          <w:rFonts w:ascii="Consolas" w:hAnsi="Consolas" w:cs="Consolas"/>
+          <w:color w:val="000000"/>
+          <w:sz w:val="17"/>
+          <w:szCs w:val="17"/>
+        </w:rPr>
+        <w:t>num</w:t>
+      </w:r>
+      <w:proofErr w:type="spellEnd"/>
+      <w:r>
+        <w:rPr>
+          <w:rFonts w:ascii="Consolas" w:hAnsi="Consolas" w:cs="Consolas"/>
+          <w:color w:val="666600"/>
+          <w:sz w:val="17"/>
+          <w:szCs w:val="17"/>
+        </w:rPr>
+        <w:t>;</w:t>
+      </w:r>
+      <w:r>
+        <w:rPr>
+          <w:rFonts w:ascii="Consolas" w:hAnsi="Consolas" w:cs="Consolas"/>
+          <w:color w:val="000000"/>
+          <w:sz w:val="17"/>
+          <w:szCs w:val="17"/>
+        </w:rPr>
+        <w:t xml:space="preserve">  </w:t>
+      </w:r>
+      <w:r>
+        <w:rPr>
+          <w:rFonts w:ascii="Consolas" w:hAnsi="Consolas" w:cs="Consolas"/>
+          <w:color w:val="880000"/>
+          <w:sz w:val="17"/>
+          <w:szCs w:val="17"/>
+        </w:rPr>
+        <w:t>/</w:t>
+      </w:r>
+      <w:proofErr w:type="gramEnd"/>
+      <w:r>
+        <w:rPr>
+          <w:rFonts w:ascii="Consolas" w:hAnsi="Consolas" w:cs="Consolas"/>
+          <w:color w:val="880000"/>
+          <w:sz w:val="17"/>
+          <w:szCs w:val="17"/>
+        </w:rPr>
+        <w:t>**&lt; Line # of source file where the HDF5 API routine was called */</w:t>
+      </w:r>
     </w:p>
     <w:p>
-      <w:r>
-        <w:rPr/>
-        <w:t xml:space="preserve">Similarly to the approach outlined in section </w:t>
-      </w:r>
-      <w:r>
-        <w:rPr/>
-        <w:t>6.2</w:t>
-      </w:r>
-      <w:r>
-        <w:rPr/>
-        <w:t xml:space="preserve">, we could expose a global variable analogous to </w:t>
-      </w:r>
-      <w:r>
-        <w:rPr>
-          <w:rStyle w:val="PlainTextChar"/>
-        </w:rPr>
-        <w:t>errno</w:t>
-      </w:r>
-      <w:r>
-        <w:rPr/>
-        <w:t xml:space="preserve">. While this is similarly inelegant to the API call described in section </w:t>
-      </w:r>
-      <w:r>
-        <w:rPr/>
-        <w:t>7.1</w:t>
-      </w:r>
-      <w:r>
-        <w:rPr/>
-        <w:t xml:space="preserve">, it is a familiar programming pattern and does not have the disadvantages related to passthrough VOL connectors as approach </w:t>
-      </w:r>
-      <w:r>
-        <w:rPr/>
-        <w:t>6.2</w:t>
-      </w:r>
-      <w:r>
-        <w:rPr/>
-        <w:t>. As with that approach, we would need to expose H5TS thread-specific variable facilities to enable thread safety, though we could use a macro to hide this complexity from the application.</w:t>
+      <w:pPr>
+        <w:pStyle w:val="NormalWeb"/>
+        <w:pBdr>
+          <w:top w:val="single" w:sz="6" w:space="2" w:color="888888"/>
+          <w:left w:val="single" w:sz="6" w:space="2" w:color="888888"/>
+          <w:bottom w:val="single" w:sz="6" w:space="2" w:color="888888"/>
+          <w:right w:val="single" w:sz="6" w:space="2" w:color="888888"/>
+        </w:pBdr>
+        <w:tabs>
+          <w:tab w:val="left" w:pos="916"/>
+          <w:tab w:val="left" w:pos="1832"/>
+          <w:tab w:val="left" w:pos="2748"/>
+          <w:tab w:val="left" w:pos="3664"/>
+          <w:tab w:val="left" w:pos="4580"/>
+          <w:tab w:val="left" w:pos="5496"/>
+          <w:tab w:val="left" w:pos="6412"/>
+          <w:tab w:val="left" w:pos="7328"/>
+          <w:tab w:val="left" w:pos="8244"/>
+          <w:tab w:val="left" w:pos="9160"/>
+          <w:tab w:val="left" w:pos="10076"/>
+          <w:tab w:val="left" w:pos="10992"/>
+          <w:tab w:val="left" w:pos="11908"/>
+          <w:tab w:val="left" w:pos="12824"/>
+          <w:tab w:val="left" w:pos="13740"/>
+          <w:tab w:val="left" w:pos="14656"/>
+        </w:tabs>
+        <w:divId w:val="737098132"/>
+        <w:rPr>
+          <w:rFonts w:ascii="Consolas" w:hAnsi="Consolas" w:cs="Consolas"/>
+          <w:sz w:val="17"/>
+          <w:szCs w:val="17"/>
+        </w:rPr>
+      </w:pPr>
+      <w:r>
+        <w:rPr>
+          <w:rFonts w:ascii="Consolas" w:hAnsi="Consolas" w:cs="Consolas"/>
+          <w:color w:val="000000" w:themeColor="text1"/>
+          <w:sz w:val="17"/>
+          <w:szCs w:val="17"/>
+        </w:rPr>
+        <w:t xml:space="preserve"> 9.</w:t>
+      </w:r>
+      <w:r>
+        <w:rPr>
+          <w:rFonts w:ascii="Consolas" w:hAnsi="Consolas" w:cs="Consolas"/>
+          <w:color w:val="000000" w:themeColor="text1"/>
+          <w:sz w:val="17"/>
+          <w:szCs w:val="17"/>
+        </w:rPr>
+        <w:t xml:space="preserve">   </w:t>
+      </w:r>
+      <w:r>
+        <w:rPr>
+          <w:rFonts w:ascii="Consolas" w:hAnsi="Consolas" w:cs="Consolas"/>
+          <w:color w:val="880000"/>
+          <w:sz w:val="17"/>
+          <w:szCs w:val="17"/>
+        </w:rPr>
+        <w:t>/* Operation info */</w:t>
       </w:r>
     </w:p>
     <w:p>
       <w:pPr>
-        <w:pStyle w:val="Heading2"/>
-        <w:rPr/>
-      </w:pPr>
-      <w:bookmarkStart w:name="_Toc1999158249" w:id="102128104"/>
-      <w:r>
-        <w:rPr/>
-        <w:t>New Parameter</w:t>
-      </w:r>
-      <w:bookmarkEnd w:id="102128104"/>
+        <w:pStyle w:val="NormalWeb"/>
+        <w:pBdr>
+          <w:top w:val="single" w:sz="6" w:space="2" w:color="888888"/>
+          <w:left w:val="single" w:sz="6" w:space="2" w:color="888888"/>
+          <w:bottom w:val="single" w:sz="6" w:space="2" w:color="888888"/>
+          <w:right w:val="single" w:sz="6" w:space="2" w:color="888888"/>
+        </w:pBdr>
+        <w:tabs>
+          <w:tab w:val="left" w:pos="916"/>
+          <w:tab w:val="left" w:pos="1832"/>
+          <w:tab w:val="left" w:pos="2748"/>
+          <w:tab w:val="left" w:pos="3664"/>
+          <w:tab w:val="left" w:pos="4580"/>
+          <w:tab w:val="left" w:pos="5496"/>
+          <w:tab w:val="left" w:pos="6412"/>
+          <w:tab w:val="left" w:pos="7328"/>
+          <w:tab w:val="left" w:pos="8244"/>
+          <w:tab w:val="left" w:pos="9160"/>
+          <w:tab w:val="left" w:pos="10076"/>
+          <w:tab w:val="left" w:pos="10992"/>
+          <w:tab w:val="left" w:pos="11908"/>
+          <w:tab w:val="left" w:pos="12824"/>
+          <w:tab w:val="left" w:pos="13740"/>
+          <w:tab w:val="left" w:pos="14656"/>
+        </w:tabs>
+        <w:divId w:val="737098132"/>
+        <w:rPr>
+          <w:rFonts w:ascii="Consolas" w:hAnsi="Consolas" w:cs="Consolas"/>
+          <w:sz w:val="17"/>
+          <w:szCs w:val="17"/>
+        </w:rPr>
+      </w:pPr>
+      <w:r>
+        <w:rPr>
+          <w:rFonts w:ascii="Consolas" w:hAnsi="Consolas" w:cs="Consolas"/>
+          <w:sz w:val="17"/>
+          <w:szCs w:val="17"/>
+        </w:rPr>
+        <w:t xml:space="preserve">10. </w:t>
+      </w:r>
+      <w:r>
+        <w:rPr>
+          <w:rFonts w:ascii="Consolas" w:hAnsi="Consolas" w:cs="Consolas"/>
+          <w:color w:val="000000"/>
+          <w:sz w:val="17"/>
+          <w:szCs w:val="17"/>
+        </w:rPr>
+        <w:t xml:space="preserve">  </w:t>
+      </w:r>
+      <w:r>
+        <w:rPr>
+          <w:rFonts w:ascii="Consolas" w:hAnsi="Consolas" w:cs="Consolas"/>
+          <w:color w:val="660066"/>
+          <w:sz w:val="17"/>
+          <w:szCs w:val="17"/>
+        </w:rPr>
+        <w:t>uint64_t</w:t>
+      </w:r>
+      <w:r>
+        <w:rPr>
+          <w:rFonts w:ascii="Consolas" w:hAnsi="Consolas" w:cs="Consolas"/>
+          <w:color w:val="000000"/>
+          <w:sz w:val="17"/>
+          <w:szCs w:val="17"/>
+        </w:rPr>
+        <w:t xml:space="preserve"> </w:t>
+      </w:r>
+      <w:proofErr w:type="spellStart"/>
+      <w:r>
+        <w:rPr>
+          <w:rFonts w:ascii="Consolas" w:hAnsi="Consolas" w:cs="Consolas"/>
+          <w:color w:val="000000"/>
+          <w:sz w:val="17"/>
+          <w:szCs w:val="17"/>
+        </w:rPr>
+        <w:t>op_ins_count</w:t>
+      </w:r>
+      <w:proofErr w:type="spellEnd"/>
+      <w:r>
+        <w:rPr>
+          <w:rFonts w:ascii="Consolas" w:hAnsi="Consolas" w:cs="Consolas"/>
+          <w:color w:val="666600"/>
+          <w:sz w:val="17"/>
+          <w:szCs w:val="17"/>
+        </w:rPr>
+        <w:t>;</w:t>
+      </w:r>
+      <w:r>
+        <w:rPr>
+          <w:rFonts w:ascii="Consolas" w:hAnsi="Consolas" w:cs="Consolas"/>
+          <w:color w:val="000000"/>
+          <w:sz w:val="17"/>
+          <w:szCs w:val="17"/>
+        </w:rPr>
+        <w:t xml:space="preserve"> </w:t>
+      </w:r>
+      <w:r>
+        <w:rPr>
+          <w:rFonts w:ascii="Consolas" w:hAnsi="Consolas" w:cs="Consolas"/>
+          <w:color w:val="880000"/>
+          <w:sz w:val="17"/>
+          <w:szCs w:val="17"/>
+        </w:rPr>
+        <w:t>/**&lt; Counter of operation's insertion into event set */</w:t>
+      </w:r>
     </w:p>
     <w:p>
       <w:pPr>
-        <w:spacing w:line="259" w:lineRule="auto"/>
-      </w:pPr>
-      <w:r>
-        <w:rPr/>
-        <w:t xml:space="preserve">Analogously to the approach is section </w:t>
-      </w:r>
-      <w:r>
-        <w:rPr/>
-        <w:t>6.3</w:t>
-      </w:r>
-      <w:r>
-        <w:rPr/>
-        <w:t>, it would be possible to add a new parameter to every public API routine that can go through the VOL layer to return detailed error information, though this is not practical and would likely cause a great disruption in the HDF5 community, as all codes would need to update every line that includes an HDF5 API call (or they would need to make use of the versioning macros and set the API version appropriately).</w:t>
+        <w:pStyle w:val="NormalWeb"/>
+        <w:pBdr>
+          <w:top w:val="single" w:sz="6" w:space="2" w:color="888888"/>
+          <w:left w:val="single" w:sz="6" w:space="2" w:color="888888"/>
+          <w:bottom w:val="single" w:sz="6" w:space="2" w:color="888888"/>
+          <w:right w:val="single" w:sz="6" w:space="2" w:color="888888"/>
+        </w:pBdr>
+        <w:tabs>
+          <w:tab w:val="left" w:pos="916"/>
+          <w:tab w:val="left" w:pos="1832"/>
+          <w:tab w:val="left" w:pos="2748"/>
+          <w:tab w:val="left" w:pos="3664"/>
+          <w:tab w:val="left" w:pos="4580"/>
+          <w:tab w:val="left" w:pos="5496"/>
+          <w:tab w:val="left" w:pos="6412"/>
+          <w:tab w:val="left" w:pos="7328"/>
+          <w:tab w:val="left" w:pos="8244"/>
+          <w:tab w:val="left" w:pos="9160"/>
+          <w:tab w:val="left" w:pos="10076"/>
+          <w:tab w:val="left" w:pos="10992"/>
+          <w:tab w:val="left" w:pos="11908"/>
+          <w:tab w:val="left" w:pos="12824"/>
+          <w:tab w:val="left" w:pos="13740"/>
+          <w:tab w:val="left" w:pos="14656"/>
+        </w:tabs>
+        <w:divId w:val="737098132"/>
+        <w:rPr>
+          <w:rFonts w:ascii="Consolas" w:hAnsi="Consolas" w:cs="Consolas"/>
+          <w:sz w:val="17"/>
+          <w:szCs w:val="17"/>
+        </w:rPr>
+      </w:pPr>
+      <w:r>
+        <w:rPr>
+          <w:rFonts w:ascii="Consolas" w:hAnsi="Consolas" w:cs="Consolas"/>
+          <w:sz w:val="17"/>
+          <w:szCs w:val="17"/>
+        </w:rPr>
+        <w:t xml:space="preserve">11. </w:t>
+      </w:r>
+      <w:r>
+        <w:rPr>
+          <w:rFonts w:ascii="Consolas" w:hAnsi="Consolas" w:cs="Consolas"/>
+          <w:color w:val="000000"/>
+          <w:sz w:val="17"/>
+          <w:szCs w:val="17"/>
+        </w:rPr>
+        <w:t xml:space="preserve">  </w:t>
+      </w:r>
+      <w:r>
+        <w:rPr>
+          <w:rFonts w:ascii="Consolas" w:hAnsi="Consolas" w:cs="Consolas"/>
+          <w:color w:val="660066"/>
+          <w:sz w:val="17"/>
+          <w:szCs w:val="17"/>
+        </w:rPr>
+        <w:t>uint64_t</w:t>
+      </w:r>
+      <w:r>
+        <w:rPr>
+          <w:rFonts w:ascii="Consolas" w:hAnsi="Consolas" w:cs="Consolas"/>
+          <w:color w:val="000000"/>
+          <w:sz w:val="17"/>
+          <w:szCs w:val="17"/>
+        </w:rPr>
+        <w:t xml:space="preserve"> </w:t>
+      </w:r>
+      <w:proofErr w:type="spellStart"/>
+      <w:r>
+        <w:rPr>
+          <w:rFonts w:ascii="Consolas" w:hAnsi="Consolas" w:cs="Consolas"/>
+          <w:color w:val="000000"/>
+          <w:sz w:val="17"/>
+          <w:szCs w:val="17"/>
+        </w:rPr>
+        <w:t>op_ins_</w:t>
+      </w:r>
+      <w:proofErr w:type="gramStart"/>
+      <w:r>
+        <w:rPr>
+          <w:rFonts w:ascii="Consolas" w:hAnsi="Consolas" w:cs="Consolas"/>
+          <w:color w:val="000000"/>
+          <w:sz w:val="17"/>
+          <w:szCs w:val="17"/>
+        </w:rPr>
+        <w:t>ts</w:t>
+      </w:r>
+      <w:proofErr w:type="spellEnd"/>
+      <w:r>
+        <w:rPr>
+          <w:rFonts w:ascii="Consolas" w:hAnsi="Consolas" w:cs="Consolas"/>
+          <w:color w:val="666600"/>
+          <w:sz w:val="17"/>
+          <w:szCs w:val="17"/>
+        </w:rPr>
+        <w:t>;</w:t>
+      </w:r>
+      <w:r>
+        <w:rPr>
+          <w:rFonts w:ascii="Consolas" w:hAnsi="Consolas" w:cs="Consolas"/>
+          <w:color w:val="000000"/>
+          <w:sz w:val="17"/>
+          <w:szCs w:val="17"/>
+        </w:rPr>
+        <w:t xml:space="preserve">   </w:t>
+      </w:r>
+      <w:proofErr w:type="gramEnd"/>
+      <w:r>
+        <w:rPr>
+          <w:rFonts w:ascii="Consolas" w:hAnsi="Consolas" w:cs="Consolas"/>
+          <w:color w:val="000000"/>
+          <w:sz w:val="17"/>
+          <w:szCs w:val="17"/>
+        </w:rPr>
+        <w:t xml:space="preserve"> </w:t>
+      </w:r>
+      <w:r>
+        <w:rPr>
+          <w:rFonts w:ascii="Consolas" w:hAnsi="Consolas" w:cs="Consolas"/>
+          <w:color w:val="880000"/>
+          <w:sz w:val="17"/>
+          <w:szCs w:val="17"/>
+        </w:rPr>
+        <w:t>/**&lt; Timestamp for when the operation was inserted into the event set */</w:t>
       </w:r>
     </w:p>
     <w:p>
       <w:pPr>
-        <w:pStyle w:val="Heading2"/>
-        <w:rPr/>
-      </w:pPr>
-      <w:bookmarkStart w:name="_Toc420099537" w:id="1493841804"/>
-      <w:r>
-        <w:rPr/>
-        <w:t>Error Stack Parsing</w:t>
-      </w:r>
-      <w:bookmarkEnd w:id="1493841804"/>
+        <w:pStyle w:val="NormalWeb"/>
+        <w:pBdr>
+          <w:top w:val="single" w:sz="6" w:space="2" w:color="888888"/>
+          <w:left w:val="single" w:sz="6" w:space="2" w:color="888888"/>
+          <w:bottom w:val="single" w:sz="6" w:space="2" w:color="888888"/>
+          <w:right w:val="single" w:sz="6" w:space="2" w:color="888888"/>
+        </w:pBdr>
+        <w:tabs>
+          <w:tab w:val="left" w:pos="916"/>
+          <w:tab w:val="left" w:pos="1832"/>
+          <w:tab w:val="left" w:pos="2748"/>
+          <w:tab w:val="left" w:pos="3664"/>
+          <w:tab w:val="left" w:pos="4580"/>
+          <w:tab w:val="left" w:pos="5496"/>
+          <w:tab w:val="left" w:pos="6412"/>
+          <w:tab w:val="left" w:pos="7328"/>
+          <w:tab w:val="left" w:pos="8244"/>
+          <w:tab w:val="left" w:pos="9160"/>
+          <w:tab w:val="left" w:pos="10076"/>
+          <w:tab w:val="left" w:pos="10992"/>
+          <w:tab w:val="left" w:pos="11908"/>
+          <w:tab w:val="left" w:pos="12824"/>
+          <w:tab w:val="left" w:pos="13740"/>
+          <w:tab w:val="left" w:pos="14656"/>
+        </w:tabs>
+        <w:divId w:val="737098132"/>
+        <w:rPr>
+          <w:rFonts w:ascii="Consolas" w:hAnsi="Consolas" w:cs="Consolas"/>
+          <w:sz w:val="17"/>
+          <w:szCs w:val="17"/>
+        </w:rPr>
+      </w:pPr>
+      <w:r>
+        <w:rPr>
+          <w:rFonts w:ascii="Consolas" w:hAnsi="Consolas" w:cs="Consolas"/>
+          <w:sz w:val="17"/>
+          <w:szCs w:val="17"/>
+        </w:rPr>
+        <w:t>12.</w:t>
+      </w:r>
+      <w:r>
+        <w:rPr>
+          <w:rFonts w:ascii="Consolas" w:hAnsi="Consolas" w:cs="Consolas"/>
+          <w:color w:val="000000"/>
+          <w:sz w:val="17"/>
+          <w:szCs w:val="17"/>
+        </w:rPr>
+        <w:t xml:space="preserve">   </w:t>
+      </w:r>
+      <w:r>
+        <w:rPr>
+          <w:rFonts w:ascii="Consolas" w:hAnsi="Consolas" w:cs="Consolas"/>
+          <w:color w:val="660066"/>
+          <w:sz w:val="17"/>
+          <w:szCs w:val="17"/>
+        </w:rPr>
+        <w:t>uint64_t</w:t>
+      </w:r>
+      <w:r>
+        <w:rPr>
+          <w:rFonts w:ascii="Consolas" w:hAnsi="Consolas" w:cs="Consolas"/>
+          <w:color w:val="000000"/>
+          <w:sz w:val="17"/>
+          <w:szCs w:val="17"/>
+        </w:rPr>
+        <w:t xml:space="preserve"> </w:t>
+      </w:r>
+      <w:proofErr w:type="spellStart"/>
+      <w:r>
+        <w:rPr>
+          <w:rFonts w:ascii="Consolas" w:hAnsi="Consolas" w:cs="Consolas"/>
+          <w:color w:val="000000"/>
+          <w:sz w:val="17"/>
+          <w:szCs w:val="17"/>
+        </w:rPr>
+        <w:t>op_exec_</w:t>
+      </w:r>
+      <w:proofErr w:type="gramStart"/>
+      <w:r>
+        <w:rPr>
+          <w:rFonts w:ascii="Consolas" w:hAnsi="Consolas" w:cs="Consolas"/>
+          <w:color w:val="000000"/>
+          <w:sz w:val="17"/>
+          <w:szCs w:val="17"/>
+        </w:rPr>
+        <w:t>ts</w:t>
+      </w:r>
+      <w:proofErr w:type="spellEnd"/>
+      <w:r>
+        <w:rPr>
+          <w:rFonts w:ascii="Consolas" w:hAnsi="Consolas" w:cs="Consolas"/>
+          <w:color w:val="666600"/>
+          <w:sz w:val="17"/>
+          <w:szCs w:val="17"/>
+        </w:rPr>
+        <w:t>;</w:t>
+      </w:r>
+      <w:r>
+        <w:rPr>
+          <w:rFonts w:ascii="Consolas" w:hAnsi="Consolas" w:cs="Consolas"/>
+          <w:color w:val="000000"/>
+          <w:sz w:val="17"/>
+          <w:szCs w:val="17"/>
+        </w:rPr>
+        <w:t xml:space="preserve">   </w:t>
+      </w:r>
+      <w:proofErr w:type="gramEnd"/>
+      <w:r>
+        <w:rPr>
+          <w:rFonts w:ascii="Consolas" w:hAnsi="Consolas" w:cs="Consolas"/>
+          <w:color w:val="880000"/>
+          <w:sz w:val="17"/>
+          <w:szCs w:val="17"/>
+        </w:rPr>
+        <w:t>/**&lt; Timestamp for when the operation began execution */</w:t>
+      </w:r>
     </w:p>
     <w:p>
-      <w:r>
-        <w:rPr/>
-        <w:t xml:space="preserve">Finally, it would be possible to define a certain string or major or minor error class as </w:t>
-      </w:r>
-      <w:r>
-        <w:rPr/>
-        <w:t>indicating</w:t>
-      </w:r>
-      <w:r>
-        <w:rPr/>
-        <w:t xml:space="preserve"> a lack of support in the VOL connector and leave it up to the application to parse the error output. This is clumsy for the application but makes no changes to the API and, therefore, preserves full compatibility. Similarly to approach </w:t>
-      </w:r>
-      <w:r>
-        <w:rPr/>
+      <w:pPr>
+        <w:pStyle w:val="NormalWeb"/>
+        <w:pBdr>
+          <w:top w:val="single" w:sz="6" w:space="2" w:color="888888"/>
+          <w:left w:val="single" w:sz="6" w:space="2" w:color="888888"/>
+          <w:bottom w:val="single" w:sz="6" w:space="2" w:color="888888"/>
+          <w:right w:val="single" w:sz="6" w:space="2" w:color="888888"/>
+        </w:pBdr>
+        <w:tabs>
+          <w:tab w:val="left" w:pos="916"/>
+          <w:tab w:val="left" w:pos="1832"/>
+          <w:tab w:val="left" w:pos="2748"/>
+          <w:tab w:val="left" w:pos="3664"/>
+          <w:tab w:val="left" w:pos="4580"/>
+          <w:tab w:val="left" w:pos="5496"/>
+          <w:tab w:val="left" w:pos="6412"/>
+          <w:tab w:val="left" w:pos="7328"/>
+          <w:tab w:val="left" w:pos="8244"/>
+          <w:tab w:val="left" w:pos="9160"/>
+          <w:tab w:val="left" w:pos="10076"/>
+          <w:tab w:val="left" w:pos="10992"/>
+          <w:tab w:val="left" w:pos="11908"/>
+          <w:tab w:val="left" w:pos="12824"/>
+          <w:tab w:val="left" w:pos="13740"/>
+          <w:tab w:val="left" w:pos="14656"/>
+        </w:tabs>
+        <w:divId w:val="737098132"/>
+        <w:rPr>
+          <w:rFonts w:ascii="Consolas" w:hAnsi="Consolas" w:cs="Consolas"/>
+          <w:color w:val="666600"/>
+          <w:sz w:val="17"/>
+          <w:szCs w:val="17"/>
+        </w:rPr>
+      </w:pPr>
+      <w:r>
+        <w:rPr>
+          <w:rFonts w:ascii="Consolas" w:hAnsi="Consolas" w:cs="Consolas"/>
+          <w:sz w:val="17"/>
+          <w:szCs w:val="17"/>
+        </w:rPr>
+        <w:t xml:space="preserve">13. </w:t>
+      </w:r>
+      <w:r>
+        <w:rPr>
+          <w:rFonts w:ascii="Consolas" w:hAnsi="Consolas" w:cs="Consolas"/>
+          <w:color w:val="000000"/>
+          <w:sz w:val="17"/>
+          <w:szCs w:val="17"/>
+        </w:rPr>
+        <w:t xml:space="preserve">  </w:t>
+      </w:r>
+      <w:r>
+        <w:rPr>
+          <w:rFonts w:ascii="Consolas" w:hAnsi="Consolas" w:cs="Consolas"/>
+          <w:color w:val="660066"/>
+          <w:sz w:val="17"/>
+          <w:szCs w:val="17"/>
+        </w:rPr>
+        <w:t>uint64_t</w:t>
+      </w:r>
+      <w:r>
+        <w:rPr>
+          <w:rFonts w:ascii="Consolas" w:hAnsi="Consolas" w:cs="Consolas"/>
+          <w:color w:val="000000"/>
+          <w:sz w:val="17"/>
+          <w:szCs w:val="17"/>
+        </w:rPr>
+        <w:t xml:space="preserve"> </w:t>
+      </w:r>
+      <w:proofErr w:type="spellStart"/>
+      <w:r>
+        <w:rPr>
+          <w:rFonts w:ascii="Consolas" w:hAnsi="Consolas" w:cs="Consolas"/>
+          <w:color w:val="000000"/>
+          <w:sz w:val="17"/>
+          <w:szCs w:val="17"/>
+        </w:rPr>
+        <w:t>op_exec_time</w:t>
+      </w:r>
+      <w:proofErr w:type="spellEnd"/>
+      <w:r>
+        <w:rPr>
+          <w:rFonts w:ascii="Consolas" w:hAnsi="Consolas" w:cs="Consolas"/>
+          <w:color w:val="666600"/>
+          <w:sz w:val="17"/>
+          <w:szCs w:val="17"/>
+        </w:rPr>
+        <w:t>;</w:t>
+      </w:r>
+      <w:r>
+        <w:rPr>
+          <w:rFonts w:ascii="Consolas" w:hAnsi="Consolas" w:cs="Consolas"/>
+          <w:color w:val="000000"/>
+          <w:sz w:val="17"/>
+          <w:szCs w:val="17"/>
+        </w:rPr>
+        <w:t xml:space="preserve"> </w:t>
+      </w:r>
+      <w:r>
+        <w:rPr>
+          <w:rFonts w:ascii="Consolas" w:hAnsi="Consolas" w:cs="Consolas"/>
+          <w:color w:val="880000"/>
+          <w:sz w:val="17"/>
+          <w:szCs w:val="17"/>
+        </w:rPr>
+        <w:t>/**&lt; Execution time for operation (in ns) */</w:t>
+      </w:r>
+    </w:p>
+    <w:p>
+      <w:pPr>
+        <w:pStyle w:val="NormalWeb"/>
+        <w:pBdr>
+          <w:top w:val="single" w:sz="6" w:space="2" w:color="888888"/>
+          <w:left w:val="single" w:sz="6" w:space="2" w:color="888888"/>
+          <w:bottom w:val="single" w:sz="6" w:space="2" w:color="888888"/>
+          <w:right w:val="single" w:sz="6" w:space="2" w:color="888888"/>
+        </w:pBdr>
+        <w:tabs>
+          <w:tab w:val="left" w:pos="916"/>
+          <w:tab w:val="left" w:pos="1832"/>
+          <w:tab w:val="left" w:pos="2748"/>
+          <w:tab w:val="left" w:pos="3664"/>
+          <w:tab w:val="left" w:pos="4580"/>
+          <w:tab w:val="left" w:pos="5496"/>
+          <w:tab w:val="left" w:pos="6412"/>
+          <w:tab w:val="left" w:pos="7328"/>
+          <w:tab w:val="left" w:pos="8244"/>
+          <w:tab w:val="left" w:pos="9160"/>
+          <w:tab w:val="left" w:pos="10076"/>
+          <w:tab w:val="left" w:pos="10992"/>
+          <w:tab w:val="left" w:pos="11908"/>
+          <w:tab w:val="left" w:pos="12824"/>
+          <w:tab w:val="left" w:pos="13740"/>
+          <w:tab w:val="left" w:pos="14656"/>
+        </w:tabs>
+        <w:divId w:val="737098132"/>
+        <w:rPr>
+          <w:rFonts w:ascii="Consolas" w:hAnsi="Consolas" w:cs="Consolas"/>
+          <w:sz w:val="17"/>
+          <w:szCs w:val="17"/>
+        </w:rPr>
+      </w:pPr>
+      <w:r>
+        <w:rPr>
+          <w:rFonts w:ascii="Consolas" w:hAnsi="Consolas" w:cs="Consolas"/>
+          <w:color w:val="000000" w:themeColor="text1"/>
+          <w:sz w:val="17"/>
+          <w:szCs w:val="17"/>
+        </w:rPr>
+        <w:lastRenderedPageBreak/>
+        <w:t xml:space="preserve">14.   </w:t>
+      </w:r>
+      <w:r>
+        <w:rPr>
+          <w:rFonts w:ascii="Consolas" w:hAnsi="Consolas" w:cs="Consolas"/>
+          <w:color w:val="880000"/>
+          <w:sz w:val="17"/>
+          <w:szCs w:val="17"/>
+        </w:rPr>
+        <w:t>/* Error info */</w:t>
+      </w:r>
+    </w:p>
+    <w:p>
+      <w:pPr>
+        <w:pStyle w:val="NormalWeb"/>
+        <w:pBdr>
+          <w:top w:val="single" w:sz="6" w:space="2" w:color="888888"/>
+          <w:left w:val="single" w:sz="6" w:space="2" w:color="888888"/>
+          <w:bottom w:val="single" w:sz="6" w:space="2" w:color="888888"/>
+          <w:right w:val="single" w:sz="6" w:space="2" w:color="888888"/>
+        </w:pBdr>
+        <w:tabs>
+          <w:tab w:val="left" w:pos="916"/>
+          <w:tab w:val="left" w:pos="1832"/>
+          <w:tab w:val="left" w:pos="2748"/>
+          <w:tab w:val="left" w:pos="3664"/>
+          <w:tab w:val="left" w:pos="4580"/>
+          <w:tab w:val="left" w:pos="5496"/>
+          <w:tab w:val="left" w:pos="6412"/>
+          <w:tab w:val="left" w:pos="7328"/>
+          <w:tab w:val="left" w:pos="8244"/>
+          <w:tab w:val="left" w:pos="9160"/>
+          <w:tab w:val="left" w:pos="10076"/>
+          <w:tab w:val="left" w:pos="10992"/>
+          <w:tab w:val="left" w:pos="11908"/>
+          <w:tab w:val="left" w:pos="12824"/>
+          <w:tab w:val="left" w:pos="13740"/>
+          <w:tab w:val="left" w:pos="14656"/>
+        </w:tabs>
+        <w:divId w:val="737098132"/>
+        <w:rPr>
+          <w:rFonts w:ascii="Consolas" w:hAnsi="Consolas" w:cs="Consolas"/>
+          <w:sz w:val="17"/>
+          <w:szCs w:val="17"/>
+        </w:rPr>
+      </w:pPr>
+      <w:r>
+        <w:rPr>
+          <w:rFonts w:ascii="Consolas" w:hAnsi="Consolas" w:cs="Consolas"/>
+          <w:sz w:val="17"/>
+          <w:szCs w:val="17"/>
+        </w:rPr>
+        <w:t>1</w:t>
+      </w:r>
+      <w:r>
+        <w:rPr>
+          <w:rFonts w:ascii="Consolas" w:hAnsi="Consolas" w:cs="Consolas"/>
+          <w:sz w:val="17"/>
+          <w:szCs w:val="17"/>
+        </w:rPr>
+        <w:t>5</w:t>
+      </w:r>
+      <w:r>
+        <w:rPr>
+          <w:rFonts w:ascii="Consolas" w:hAnsi="Consolas" w:cs="Consolas"/>
+          <w:sz w:val="17"/>
+          <w:szCs w:val="17"/>
+        </w:rPr>
+        <w:t xml:space="preserve">. </w:t>
+      </w:r>
+      <w:r>
+        <w:rPr>
+          <w:rFonts w:ascii="Consolas" w:hAnsi="Consolas" w:cs="Consolas"/>
+          <w:color w:val="006666"/>
+          <w:sz w:val="17"/>
+          <w:szCs w:val="17"/>
+        </w:rPr>
+        <w:t xml:space="preserve"> </w:t>
+      </w:r>
+      <w:r>
+        <w:rPr>
+          <w:rFonts w:ascii="Consolas" w:hAnsi="Consolas" w:cs="Consolas"/>
+          <w:color w:val="000000"/>
+          <w:sz w:val="17"/>
+          <w:szCs w:val="17"/>
+        </w:rPr>
+        <w:t xml:space="preserve"> </w:t>
+      </w:r>
+      <w:proofErr w:type="spellStart"/>
+      <w:r>
+        <w:rPr>
+          <w:rFonts w:ascii="Consolas" w:hAnsi="Consolas" w:cs="Consolas"/>
+          <w:color w:val="660066"/>
+          <w:sz w:val="17"/>
+          <w:szCs w:val="17"/>
+        </w:rPr>
+        <w:t>hid_</w:t>
+      </w:r>
+      <w:proofErr w:type="gramStart"/>
+      <w:r>
+        <w:rPr>
+          <w:rFonts w:ascii="Consolas" w:hAnsi="Consolas" w:cs="Consolas"/>
+          <w:color w:val="660066"/>
+          <w:sz w:val="17"/>
+          <w:szCs w:val="17"/>
+        </w:rPr>
+        <w:t>t</w:t>
+      </w:r>
+      <w:proofErr w:type="spellEnd"/>
+      <w:r>
+        <w:rPr>
+          <w:rFonts w:ascii="Consolas" w:hAnsi="Consolas" w:cs="Consolas"/>
+          <w:color w:val="000000"/>
+          <w:sz w:val="17"/>
+          <w:szCs w:val="17"/>
+        </w:rPr>
+        <w:t xml:space="preserve">  </w:t>
+      </w:r>
+      <w:proofErr w:type="spellStart"/>
+      <w:r>
+        <w:rPr>
+          <w:rFonts w:ascii="Consolas" w:hAnsi="Consolas" w:cs="Consolas"/>
+          <w:color w:val="000000"/>
+          <w:sz w:val="17"/>
+          <w:szCs w:val="17"/>
+        </w:rPr>
+        <w:t>err</w:t>
+      </w:r>
+      <w:proofErr w:type="gramEnd"/>
+      <w:r>
+        <w:rPr>
+          <w:rFonts w:ascii="Consolas" w:hAnsi="Consolas" w:cs="Consolas"/>
+          <w:color w:val="000000"/>
+          <w:sz w:val="17"/>
+          <w:szCs w:val="17"/>
+        </w:rPr>
+        <w:t>_stack_id</w:t>
+      </w:r>
+      <w:proofErr w:type="spellEnd"/>
+      <w:r>
+        <w:rPr>
+          <w:rFonts w:ascii="Consolas" w:hAnsi="Consolas" w:cs="Consolas"/>
+          <w:color w:val="666600"/>
+          <w:sz w:val="17"/>
+          <w:szCs w:val="17"/>
+        </w:rPr>
+        <w:t>;</w:t>
+      </w:r>
+      <w:r>
+        <w:rPr>
+          <w:rFonts w:ascii="Consolas" w:hAnsi="Consolas" w:cs="Consolas"/>
+          <w:color w:val="000000"/>
+          <w:sz w:val="17"/>
+          <w:szCs w:val="17"/>
+        </w:rPr>
+        <w:t xml:space="preserve"> </w:t>
+      </w:r>
+      <w:r>
+        <w:rPr>
+          <w:rFonts w:ascii="Consolas" w:hAnsi="Consolas" w:cs="Consolas"/>
+          <w:color w:val="880000"/>
+          <w:sz w:val="17"/>
+          <w:szCs w:val="17"/>
+        </w:rPr>
+        <w:t>/**&lt; ID for error stack from failed operation */</w:t>
+      </w:r>
+    </w:p>
+    <w:p>
+      <w:pPr>
+        <w:pStyle w:val="NormalWeb"/>
+        <w:pBdr>
+          <w:top w:val="single" w:sz="6" w:space="2" w:color="888888"/>
+          <w:left w:val="single" w:sz="6" w:space="2" w:color="888888"/>
+          <w:bottom w:val="single" w:sz="6" w:space="2" w:color="888888"/>
+          <w:right w:val="single" w:sz="6" w:space="2" w:color="888888"/>
+        </w:pBdr>
+        <w:tabs>
+          <w:tab w:val="left" w:pos="916"/>
+          <w:tab w:val="left" w:pos="1832"/>
+          <w:tab w:val="left" w:pos="2748"/>
+          <w:tab w:val="left" w:pos="3664"/>
+          <w:tab w:val="left" w:pos="4580"/>
+          <w:tab w:val="left" w:pos="5496"/>
+          <w:tab w:val="left" w:pos="6412"/>
+          <w:tab w:val="left" w:pos="7328"/>
+          <w:tab w:val="left" w:pos="8244"/>
+          <w:tab w:val="left" w:pos="9160"/>
+          <w:tab w:val="left" w:pos="10076"/>
+          <w:tab w:val="left" w:pos="10992"/>
+          <w:tab w:val="left" w:pos="11908"/>
+          <w:tab w:val="left" w:pos="12824"/>
+          <w:tab w:val="left" w:pos="13740"/>
+          <w:tab w:val="left" w:pos="14656"/>
+        </w:tabs>
+        <w:divId w:val="737098132"/>
+        <w:rPr>
+          <w:rFonts w:ascii="Consolas" w:hAnsi="Consolas" w:cs="Consolas"/>
+          <w:sz w:val="17"/>
+          <w:szCs w:val="17"/>
+        </w:rPr>
+      </w:pPr>
+      <w:r>
+        <w:rPr>
+          <w:rFonts w:ascii="Consolas" w:hAnsi="Consolas" w:cs="Consolas"/>
+          <w:sz w:val="17"/>
+          <w:szCs w:val="17"/>
+        </w:rPr>
+        <w:t>1</w:t>
+      </w:r>
+      <w:r>
+        <w:rPr>
+          <w:rFonts w:ascii="Consolas" w:hAnsi="Consolas" w:cs="Consolas"/>
+          <w:sz w:val="17"/>
+          <w:szCs w:val="17"/>
+        </w:rPr>
+        <w:t>6</w:t>
+      </w:r>
+      <w:r>
+        <w:rPr>
+          <w:rFonts w:ascii="Consolas" w:hAnsi="Consolas" w:cs="Consolas"/>
+          <w:sz w:val="17"/>
+          <w:szCs w:val="17"/>
+        </w:rPr>
+        <w:t>.</w:t>
+      </w:r>
+      <w:r>
+        <w:rPr>
+          <w:rFonts w:ascii="Consolas" w:hAnsi="Consolas" w:cs="Consolas"/>
+          <w:color w:val="000000"/>
+          <w:sz w:val="17"/>
+          <w:szCs w:val="17"/>
+        </w:rPr>
+        <w:t xml:space="preserve">   </w:t>
+      </w:r>
+      <w:proofErr w:type="spellStart"/>
+      <w:r>
+        <w:rPr>
+          <w:rFonts w:ascii="Consolas" w:hAnsi="Consolas" w:cs="Consolas"/>
+          <w:color w:val="660066"/>
+          <w:sz w:val="17"/>
+          <w:szCs w:val="17"/>
+        </w:rPr>
+        <w:t>herr_t</w:t>
+      </w:r>
+      <w:proofErr w:type="spellEnd"/>
+      <w:r>
+        <w:rPr>
+          <w:rFonts w:ascii="Consolas" w:hAnsi="Consolas" w:cs="Consolas"/>
+          <w:color w:val="000000"/>
+          <w:sz w:val="17"/>
+          <w:szCs w:val="17"/>
+        </w:rPr>
+        <w:t xml:space="preserve"> </w:t>
+      </w:r>
+      <w:proofErr w:type="spellStart"/>
+      <w:r>
+        <w:rPr>
+          <w:rFonts w:ascii="Consolas" w:hAnsi="Consolas" w:cs="Consolas"/>
+          <w:color w:val="000000"/>
+          <w:sz w:val="17"/>
+          <w:szCs w:val="17"/>
+        </w:rPr>
+        <w:t>ret_</w:t>
+      </w:r>
+      <w:proofErr w:type="gramStart"/>
+      <w:r>
+        <w:rPr>
+          <w:rFonts w:ascii="Consolas" w:hAnsi="Consolas" w:cs="Consolas"/>
+          <w:color w:val="000000"/>
+          <w:sz w:val="17"/>
+          <w:szCs w:val="17"/>
+        </w:rPr>
+        <w:t>value</w:t>
+      </w:r>
+      <w:proofErr w:type="spellEnd"/>
+      <w:r>
+        <w:rPr>
+          <w:rFonts w:ascii="Consolas" w:hAnsi="Consolas" w:cs="Consolas"/>
+          <w:color w:val="666600"/>
+          <w:sz w:val="17"/>
+          <w:szCs w:val="17"/>
+        </w:rPr>
+        <w:t>;</w:t>
+      </w:r>
+      <w:r>
+        <w:rPr>
+          <w:rFonts w:ascii="Consolas" w:hAnsi="Consolas" w:cs="Consolas"/>
+          <w:color w:val="000000"/>
+          <w:sz w:val="17"/>
+          <w:szCs w:val="17"/>
+        </w:rPr>
+        <w:t xml:space="preserve">   </w:t>
+      </w:r>
+      <w:proofErr w:type="gramEnd"/>
+      <w:r>
+        <w:rPr>
+          <w:rFonts w:ascii="Consolas" w:hAnsi="Consolas" w:cs="Consolas"/>
+          <w:color w:val="000000"/>
+          <w:sz w:val="17"/>
+          <w:szCs w:val="17"/>
+        </w:rPr>
+        <w:t xml:space="preserve"> </w:t>
+      </w:r>
+      <w:r>
+        <w:rPr>
+          <w:rFonts w:ascii="Consolas" w:hAnsi="Consolas" w:cs="Consolas"/>
+          <w:color w:val="880000"/>
+          <w:sz w:val="17"/>
+          <w:szCs w:val="17"/>
+        </w:rPr>
+        <w:t>/**&lt; Return value for failed operation */</w:t>
+      </w:r>
+    </w:p>
+    <w:p>
+      <w:pPr>
+        <w:pStyle w:val="NormalWeb"/>
+        <w:pBdr>
+          <w:top w:val="single" w:sz="6" w:space="2" w:color="888888"/>
+          <w:left w:val="single" w:sz="6" w:space="2" w:color="888888"/>
+          <w:bottom w:val="single" w:sz="6" w:space="2" w:color="888888"/>
+          <w:right w:val="single" w:sz="6" w:space="2" w:color="888888"/>
+        </w:pBdr>
+        <w:tabs>
+          <w:tab w:val="left" w:pos="916"/>
+          <w:tab w:val="left" w:pos="1832"/>
+          <w:tab w:val="left" w:pos="2748"/>
+          <w:tab w:val="left" w:pos="3664"/>
+          <w:tab w:val="left" w:pos="4580"/>
+          <w:tab w:val="left" w:pos="5496"/>
+          <w:tab w:val="left" w:pos="6412"/>
+          <w:tab w:val="left" w:pos="7328"/>
+          <w:tab w:val="left" w:pos="8244"/>
+          <w:tab w:val="left" w:pos="9160"/>
+          <w:tab w:val="left" w:pos="10076"/>
+          <w:tab w:val="left" w:pos="10992"/>
+          <w:tab w:val="left" w:pos="11908"/>
+          <w:tab w:val="left" w:pos="12824"/>
+          <w:tab w:val="left" w:pos="13740"/>
+          <w:tab w:val="left" w:pos="14656"/>
+        </w:tabs>
+        <w:divId w:val="737098132"/>
+        <w:rPr>
+          <w:rFonts w:ascii="Consolas" w:hAnsi="Consolas" w:cs="Consolas"/>
+          <w:sz w:val="17"/>
+          <w:szCs w:val="17"/>
+        </w:rPr>
+      </w:pPr>
+      <w:proofErr w:type="gramStart"/>
+      <w:r>
+        <w:rPr>
+          <w:rFonts w:ascii="Consolas" w:hAnsi="Consolas" w:cs="Consolas"/>
+          <w:sz w:val="17"/>
+          <w:szCs w:val="17"/>
+        </w:rPr>
+        <w:t>1</w:t>
+      </w:r>
+      <w:r>
+        <w:rPr>
+          <w:rFonts w:ascii="Consolas" w:hAnsi="Consolas" w:cs="Consolas"/>
+          <w:sz w:val="17"/>
+          <w:szCs w:val="17"/>
+        </w:rPr>
+        <w:t>7</w:t>
+      </w:r>
+      <w:r>
+        <w:rPr>
+          <w:rFonts w:ascii="Consolas" w:hAnsi="Consolas" w:cs="Consolas"/>
+          <w:sz w:val="17"/>
+          <w:szCs w:val="17"/>
+        </w:rPr>
+        <w:t>.</w:t>
+      </w:r>
+      <w:r>
+        <w:rPr>
+          <w:rFonts w:ascii="Consolas" w:hAnsi="Consolas" w:cs="Consolas"/>
+          <w:sz w:val="17"/>
+          <w:szCs w:val="17"/>
+        </w:rPr>
+        <w:t xml:space="preserve"> </w:t>
+      </w:r>
+      <w:r>
+        <w:rPr>
+          <w:rFonts w:ascii="Consolas" w:hAnsi="Consolas" w:cs="Consolas"/>
+          <w:color w:val="666600"/>
+          <w:sz w:val="17"/>
+          <w:szCs w:val="17"/>
+        </w:rPr>
+        <w:t>}</w:t>
+      </w:r>
+      <w:proofErr w:type="gramEnd"/>
+      <w:r>
+        <w:rPr>
+          <w:rFonts w:ascii="Consolas" w:hAnsi="Consolas" w:cs="Consolas"/>
+          <w:color w:val="000000"/>
+          <w:sz w:val="17"/>
+          <w:szCs w:val="17"/>
+        </w:rPr>
+        <w:t xml:space="preserve"> </w:t>
+      </w:r>
+      <w:r>
+        <w:rPr>
+          <w:rFonts w:ascii="Consolas" w:hAnsi="Consolas" w:cs="Consolas"/>
+          <w:color w:val="660066"/>
+          <w:sz w:val="17"/>
+          <w:szCs w:val="17"/>
+        </w:rPr>
+        <w:t>H5ES_err_info2_</w:t>
+      </w:r>
+      <w:proofErr w:type="gramStart"/>
+      <w:r>
+        <w:rPr>
+          <w:rFonts w:ascii="Consolas" w:hAnsi="Consolas" w:cs="Consolas"/>
+          <w:color w:val="660066"/>
+          <w:sz w:val="17"/>
+          <w:szCs w:val="17"/>
+        </w:rPr>
+        <w:t>t</w:t>
+      </w:r>
+      <w:r>
+        <w:rPr>
+          <w:rFonts w:ascii="Consolas" w:hAnsi="Consolas" w:cs="Consolas"/>
+          <w:color w:val="666600"/>
+          <w:sz w:val="17"/>
+          <w:szCs w:val="17"/>
+        </w:rPr>
+        <w:t>;</w:t>
+      </w:r>
+      <w:proofErr w:type="gramEnd"/>
+      <w:r>
+        <w:rPr>
+          <w:rFonts w:ascii="Consolas" w:hAnsi="Consolas" w:cs="Consolas"/>
+          <w:color w:val="000000"/>
+          <w:sz w:val="17"/>
+          <w:szCs w:val="17"/>
+        </w:rPr>
+        <w:t xml:space="preserve">  </w:t>
+      </w:r>
+    </w:p>
+    <w:p>
+      <w:pPr>
+        <w:pStyle w:val="NormalWeb"/>
+        <w:pBdr>
+          <w:top w:val="single" w:sz="6" w:space="2" w:color="888888"/>
+          <w:left w:val="single" w:sz="6" w:space="2" w:color="888888"/>
+          <w:bottom w:val="single" w:sz="6" w:space="2" w:color="888888"/>
+          <w:right w:val="single" w:sz="6" w:space="2" w:color="888888"/>
+        </w:pBdr>
+        <w:tabs>
+          <w:tab w:val="left" w:pos="916"/>
+          <w:tab w:val="left" w:pos="1832"/>
+          <w:tab w:val="left" w:pos="2748"/>
+          <w:tab w:val="left" w:pos="3664"/>
+          <w:tab w:val="left" w:pos="4580"/>
+          <w:tab w:val="left" w:pos="5496"/>
+          <w:tab w:val="left" w:pos="6412"/>
+          <w:tab w:val="left" w:pos="7328"/>
+          <w:tab w:val="left" w:pos="8244"/>
+          <w:tab w:val="left" w:pos="9160"/>
+          <w:tab w:val="left" w:pos="10076"/>
+          <w:tab w:val="left" w:pos="10992"/>
+          <w:tab w:val="left" w:pos="11908"/>
+          <w:tab w:val="left" w:pos="12824"/>
+          <w:tab w:val="left" w:pos="13740"/>
+          <w:tab w:val="left" w:pos="14656"/>
+        </w:tabs>
+        <w:divId w:val="737098132"/>
+        <w:rPr>
+          <w:rFonts w:ascii="Consolas" w:hAnsi="Consolas" w:cs="Consolas"/>
+          <w:sz w:val="17"/>
+          <w:szCs w:val="17"/>
+        </w:rPr>
+      </w:pPr>
+    </w:p>
+    <w:p>
+      <w:pPr>
+        <w:pStyle w:val="PlainText"/>
+      </w:pPr>
+    </w:p>
+    <w:p>
+      <w:pPr>
+        <w:pStyle w:val="Heading1"/>
+      </w:pPr>
+      <w:bookmarkStart w:id="10" w:name="_Toc593574674"/>
+      <w:r>
+        <w:t xml:space="preserve">Appendix 1: </w:t>
+      </w:r>
+      <w:r>
+        <w:t xml:space="preserve">Alternate Approaches to </w:t>
+      </w:r>
+      <w:r>
+        <w:t>VOL Interface Extension</w:t>
+      </w:r>
+      <w:bookmarkEnd w:id="10"/>
+    </w:p>
+    <w:p>
+      <w:r>
+        <w:t>Listed here are other possible approaches to the VOL interface extension outlined in section 3</w:t>
+      </w:r>
+      <w:r>
+        <w:t>,</w:t>
+      </w:r>
+      <w:r>
+        <w:t xml:space="preserve"> which we considered but ultimately decided against.</w:t>
+      </w:r>
+    </w:p>
+    <w:p>
+      <w:pPr>
+        <w:pStyle w:val="Heading2"/>
+      </w:pPr>
+      <w:bookmarkStart w:id="11" w:name="_Toc1917561482"/>
+      <w:r>
+        <w:t>VOL API Call</w:t>
+      </w:r>
+      <w:bookmarkEnd w:id="11"/>
+    </w:p>
+    <w:p>
+      <w:pPr>
+        <w:spacing w:line="259" w:lineRule="auto"/>
+      </w:pPr>
+      <w:r>
+        <w:t>Another possibility is to add a new H5VL developer API, which a VOL connector callback would invoke before returning to indicate to the top-level HDF5 library that the current callback cannot be executed. The callback would then return a return value indicating success (</w:t>
+      </w:r>
+      <w:r>
+        <w:rPr>
+          <w:rStyle w:val="PlainTextChar"/>
+        </w:rPr>
+        <w:t>0</w:t>
+      </w:r>
+      <w:r>
+        <w:t>), and the library would then report the fact that the operation is unsupported to the application. The callback must return success because if a true failure occurs after the new H5VL routine is invoked, the callback needs to be able to report a true failure.</w:t>
+      </w:r>
+    </w:p>
+    <w:p>
+      <w:pPr>
+        <w:spacing w:line="259" w:lineRule="auto"/>
+      </w:pPr>
+    </w:p>
+    <w:p>
+      <w:pPr>
+        <w:spacing w:line="259" w:lineRule="auto"/>
+      </w:pPr>
+      <w:r>
+        <w:t>This has the advantage of not changing the form or semantics of any existing interfaces. It can also be easily extended in the future to allow more fully featured and flexible error-type reporting. However, it could be considered slightly clumsier for VOL connectors to implement than a special return value. In addition, the HDF5 library will need to take care that, when noting the fact that the current operation is unsupported, it is stored in the correct API context (library state</w:t>
+      </w:r>
+      <w:proofErr w:type="gramStart"/>
+      <w:r>
+        <w:t>), and</w:t>
+      </w:r>
+      <w:proofErr w:type="gramEnd"/>
+      <w:r>
+        <w:t xml:space="preserve"> is only associated with the current thread. There is already machinery in place to handle this, though, so this should not be a major concern. Care will also need to be taken that passthrough VOL connectors can handle this correctly, and that passthrough VOL connectors that have not been updated to support this do not accidentally return (a supported) success to the top layer if the underlying VOL connector returns unsupported. This can be accomplished by ensuring the public H5VL* routines return a negative return value (while following the rest of the normal API rules, as discussed in the next section).</w:t>
+      </w:r>
+    </w:p>
+    <w:p>
+      <w:pPr>
+        <w:pStyle w:val="Heading2"/>
+      </w:pPr>
+      <w:bookmarkStart w:id="12" w:name="_Toc191006558"/>
+      <w:r>
+        <w:t>Exposed Global Variable</w:t>
+      </w:r>
+      <w:bookmarkEnd w:id="12"/>
+    </w:p>
+    <w:p>
+      <w:r>
+        <w:t xml:space="preserve">It would also be possible for the HDF5 library to expose a global variable that a VOL connector could modify </w:t>
+      </w:r>
+      <w:proofErr w:type="gramStart"/>
+      <w:r>
+        <w:t>in order to</w:t>
+      </w:r>
+      <w:proofErr w:type="gramEnd"/>
+      <w:r>
+        <w:t xml:space="preserve"> signal the cause of an error returned. This is analogous to the </w:t>
+      </w:r>
+      <w:proofErr w:type="spellStart"/>
+      <w:r>
+        <w:rPr>
+          <w:rStyle w:val="PlainTextChar"/>
+        </w:rPr>
+        <w:t>errno</w:t>
+      </w:r>
+      <w:proofErr w:type="spellEnd"/>
+      <w:r>
+        <w:t xml:space="preserve"> facility in </w:t>
+      </w:r>
+      <w:proofErr w:type="gramStart"/>
+      <w:r>
+        <w:t>C, but</w:t>
+      </w:r>
+      <w:proofErr w:type="gramEnd"/>
+      <w:r>
+        <w:t xml:space="preserve"> has some problems. Primarily, </w:t>
+      </w:r>
+      <w:proofErr w:type="gramStart"/>
+      <w:r>
+        <w:t>in order to</w:t>
+      </w:r>
+      <w:proofErr w:type="gramEnd"/>
+      <w:r>
+        <w:t xml:space="preserve"> handle the multithreaded case correctly</w:t>
+      </w:r>
+      <w:r>
+        <w:t>,</w:t>
+      </w:r>
+      <w:r>
+        <w:t xml:space="preserve"> it will be necessary to make this a thread-specific variable. Since we don’t require </w:t>
+      </w:r>
+      <w:proofErr w:type="spellStart"/>
+      <w:r>
+        <w:rPr>
+          <w:rStyle w:val="PlainTextChar"/>
+        </w:rPr>
+        <w:t>pthread</w:t>
+      </w:r>
+      <w:proofErr w:type="spellEnd"/>
+      <w:r>
+        <w:t xml:space="preserve"> support, it will then be necessary to create public versions of H5TS_key_</w:t>
+      </w:r>
+      <w:proofErr w:type="gramStart"/>
+      <w:r>
+        <w:t>create(</w:t>
+      </w:r>
+      <w:proofErr w:type="gramEnd"/>
+      <w:r>
+        <w:t>) and H5TS_key_</w:t>
+      </w:r>
+      <w:proofErr w:type="gramStart"/>
+      <w:r>
+        <w:t>delete(</w:t>
+      </w:r>
+      <w:proofErr w:type="gramEnd"/>
+      <w:r>
+        <w:t xml:space="preserve">), though these could be hidden from the VOL connector by use of a macro, similarly to </w:t>
+      </w:r>
+      <w:proofErr w:type="spellStart"/>
+      <w:r>
+        <w:rPr>
+          <w:rStyle w:val="PlainTextChar"/>
+        </w:rPr>
+        <w:t>errno</w:t>
+      </w:r>
+      <w:proofErr w:type="spellEnd"/>
+      <w:r>
+        <w:t xml:space="preserve">. In addition, it will be possible for passthrough VOL connectors to accidentally overwrite errors reported by the terminal VOL connector if they aren’t careful. This approach is conceptually </w:t>
+      </w:r>
+      <w:proofErr w:type="gramStart"/>
+      <w:r>
+        <w:t>similar to</w:t>
+      </w:r>
+      <w:proofErr w:type="gramEnd"/>
+      <w:r>
+        <w:t xml:space="preserve"> the new VOL API call outlined in section 3.2, but since the new API routine does not require exposing the internal thread specific variable abstraction and should be able to handle multiple errors correctly without relying on the VOL connector, the global variable approach is probably not the best.</w:t>
+      </w:r>
+    </w:p>
+    <w:p>
+      <w:pPr>
+        <w:pStyle w:val="Heading2"/>
+      </w:pPr>
+      <w:bookmarkStart w:id="13" w:name="_Toc1976706025"/>
+      <w:r>
+        <w:t>New Parameter</w:t>
+      </w:r>
+      <w:bookmarkEnd w:id="13"/>
+    </w:p>
+    <w:p>
+      <w:pPr>
+        <w:spacing w:line="259" w:lineRule="auto"/>
+      </w:pPr>
+      <w:r>
+        <w:t xml:space="preserve">Another approach is to add a new parameter to all VOL callbacks to allow the return of more detailed error information. Alternatively, we could modify the type of the return value for these callbacks to be </w:t>
+      </w:r>
+      <w:r>
+        <w:lastRenderedPageBreak/>
+        <w:t>a new type defined by HDF5, and add library calls to encode error information in this type. This approach has the advantage that, similarly to the new API call idea, it is very flexible and can easily be extended to more thorough error reporting. It also does not change the semantics of existing parameters and may be seen as a more natural option in terms of the code flow in the VOL connector. However, it will require all VOL callbacks to change their signature and, therefore, will create a heavier burden on VOL connector maintainers.</w:t>
+      </w:r>
+    </w:p>
+    <w:p>
+      <w:pPr>
+        <w:pStyle w:val="Heading2"/>
+      </w:pPr>
+      <w:bookmarkStart w:id="14" w:name="_Toc1600578448"/>
+      <w:r>
+        <w:t>Error Stack Parsing</w:t>
+      </w:r>
+      <w:bookmarkEnd w:id="14"/>
+    </w:p>
+    <w:p>
+      <w:pPr>
+        <w:spacing w:line="259" w:lineRule="auto"/>
+      </w:pPr>
+      <w:r>
+        <w:t xml:space="preserve">One last possibility is to require the VOL connector to use the public H5E interface to populate an error stack, then the HDF5 library would either parse the stack using internal H5E </w:t>
+      </w:r>
+      <w:proofErr w:type="gramStart"/>
+      <w:r>
+        <w:t>routines, or</w:t>
+      </w:r>
+      <w:proofErr w:type="gramEnd"/>
+      <w:r>
+        <w:t xml:space="preserve"> would capture the text printed to stderr. In either case, the library</w:t>
+      </w:r>
+      <w:r>
+        <w:t xml:space="preserve"> </w:t>
+      </w:r>
+      <w:r>
+        <w:t xml:space="preserve">would look for a specific major or minor error code or a specific text string. This has many problems and is probably not the best option, but </w:t>
+      </w:r>
+      <w:r>
+        <w:t xml:space="preserve">it </w:t>
+      </w:r>
+      <w:r>
+        <w:t xml:space="preserve">is included here for completeness.  First, many VOL connectors do not use the HDF5 error stack mechanism and imposing this requirement would require substantial work on the part of VOL connector developers. Also, parsing the stack directly would require the VOL connector to register its stack with the library in a special way, and the library would need to print this stack on error after parsing it. Capturing the stderr output may be different on different architectures, adding to the complexity of the code and configuration, and parsing the raw text runs the risk of unintended matches. </w:t>
+      </w:r>
+      <w:r>
+        <w:t>While using major or minor error codes can get around some of the difficulty of text par</w:t>
+      </w:r>
+      <w:r>
+        <w:t>si</w:t>
+      </w:r>
+      <w:r>
+        <w:t>ng,</w:t>
+      </w:r>
+      <w:r>
+        <w:t xml:space="preserve"> this approach would proliferate the use of </w:t>
+      </w:r>
+      <w:r>
+        <w:t xml:space="preserve">these </w:t>
+      </w:r>
+      <w:r>
+        <w:t>codes within the library, which may not be preferred since the removal of these codes entirely has been suggested in the past.</w:t>
+      </w:r>
+    </w:p>
+    <w:p>
+      <w:pPr>
+        <w:pStyle w:val="Heading1"/>
+      </w:pPr>
+      <w:bookmarkStart w:id="15" w:name="_Toc1443670976"/>
+      <w:r>
+        <w:t>Appendix 2: Alternate Approaches to Top</w:t>
+      </w:r>
+      <w:r>
+        <w:t>-</w:t>
+      </w:r>
+      <w:r>
+        <w:t>Level API Extension</w:t>
+      </w:r>
+      <w:bookmarkEnd w:id="15"/>
+    </w:p>
+    <w:p>
+      <w:r>
+        <w:t>Listed here are other possible approaches to the top</w:t>
+      </w:r>
+      <w:r>
+        <w:t>-</w:t>
+      </w:r>
+      <w:r>
+        <w:t>level API extension outlined in section 4</w:t>
+      </w:r>
+      <w:r>
+        <w:t>,</w:t>
+      </w:r>
+      <w:r>
+        <w:t xml:space="preserve"> which we considered but ultimately decided against.</w:t>
+      </w:r>
+    </w:p>
+    <w:p>
+      <w:pPr>
+        <w:pStyle w:val="Heading2"/>
+      </w:pPr>
+      <w:bookmarkStart w:id="16" w:name="_Toc950606872"/>
+      <w:r>
+        <w:t>HDF5 API Call</w:t>
+      </w:r>
+      <w:bookmarkEnd w:id="16"/>
+    </w:p>
+    <w:p>
+      <w:pPr>
+        <w:spacing w:line="259" w:lineRule="auto"/>
+      </w:pPr>
+      <w:r>
+        <w:t xml:space="preserve">Another approach to pass this error information to the application is to add a new public HDF5 API routine that, when invoked, would give more information on the cause of the last error returned by HDF5 in the current thread. As with the approach outlined in section </w:t>
+      </w:r>
+      <w:r>
+        <w:t>6.1</w:t>
+      </w:r>
+      <w:r>
+        <w:t xml:space="preserve">, this would enable greater flexibility in error reporting as it would not be limited to a single </w:t>
+      </w:r>
+      <w:proofErr w:type="gramStart"/>
+      <w:r>
+        <w:t>number, but</w:t>
+      </w:r>
+      <w:proofErr w:type="gramEnd"/>
+      <w:r>
+        <w:t xml:space="preserve"> would require care to ensure it behaves appropriately in multi-threaded contexts. This can also be seen as an inelegant solution from a coding perspective, as it adds a hidden state </w:t>
+      </w:r>
+      <w:r>
+        <w:t>to</w:t>
+      </w:r>
+      <w:r>
+        <w:t xml:space="preserve"> the library instead of simply returning the information immediately and clearing the state.</w:t>
+      </w:r>
+    </w:p>
+    <w:p>
+      <w:pPr>
+        <w:pStyle w:val="Heading2"/>
+      </w:pPr>
+      <w:bookmarkStart w:id="17" w:name="_Toc19612324"/>
+      <w:r>
+        <w:t>Exposed Global Variable</w:t>
+      </w:r>
+      <w:bookmarkEnd w:id="17"/>
+    </w:p>
+    <w:p>
+      <w:r>
+        <w:t xml:space="preserve">Similarly to the approach outlined in section </w:t>
+      </w:r>
+      <w:r>
+        <w:t>6.2</w:t>
+      </w:r>
+      <w:r>
+        <w:t xml:space="preserve">, we could expose a global variable analogous to </w:t>
+      </w:r>
+      <w:proofErr w:type="spellStart"/>
+      <w:r>
+        <w:rPr>
+          <w:rStyle w:val="PlainTextChar"/>
+        </w:rPr>
+        <w:t>errno</w:t>
+      </w:r>
+      <w:proofErr w:type="spellEnd"/>
+      <w:r>
+        <w:t xml:space="preserve">. While this is similarly inelegant to the API call described in section </w:t>
+      </w:r>
+      <w:r>
+        <w:t>7.1</w:t>
+      </w:r>
+      <w:r>
+        <w:t xml:space="preserve">, it is a familiar programming pattern and does not have the disadvantages related to passthrough VOL connectors as approach </w:t>
+      </w:r>
+      <w:r>
+        <w:t>6.2</w:t>
+      </w:r>
+      <w:r>
+        <w:t>. As with that approach, we would need to expose H5TS thread-specific variable facilities to enable thread safety, though we could use a macro to hide this complexity from the application.</w:t>
+      </w:r>
+    </w:p>
+    <w:p>
+      <w:pPr>
+        <w:pStyle w:val="Heading2"/>
+      </w:pPr>
+      <w:bookmarkStart w:id="18" w:name="_Toc1999158249"/>
+      <w:r>
+        <w:t>New Parameter</w:t>
+      </w:r>
+      <w:bookmarkEnd w:id="18"/>
+    </w:p>
+    <w:p>
+      <w:pPr>
+        <w:spacing w:line="259" w:lineRule="auto"/>
+      </w:pPr>
+      <w:r>
+        <w:t xml:space="preserve">Analogously to the approach is section </w:t>
+      </w:r>
+      <w:r>
+        <w:t>6.3</w:t>
+      </w:r>
+      <w:r>
+        <w:t>, it would be possible to add a new parameter to every public API routine that can go through the VOL layer to return detailed error information</w:t>
+      </w:r>
+      <w:r>
+        <w:t>.</w:t>
+      </w:r>
+      <w:r>
+        <w:t xml:space="preserve"> </w:t>
+      </w:r>
+      <w:r>
+        <w:t>However,</w:t>
+      </w:r>
+      <w:r>
+        <w:t xml:space="preserve"> this is </w:t>
+      </w:r>
+      <w:r>
+        <w:lastRenderedPageBreak/>
+        <w:t xml:space="preserve">not practical and would likely cause a </w:t>
+      </w:r>
+      <w:r>
+        <w:t>significan</w:t>
+      </w:r>
+      <w:r>
+        <w:t xml:space="preserve">t disruption in the HDF5 community, as all codes would need to update every line that includes an HDF5 API call (or they would need to </w:t>
+      </w:r>
+      <w:r>
+        <w:t>utilize</w:t>
+      </w:r>
+      <w:r>
+        <w:t xml:space="preserve"> the versioning macros and set the API version appropriately).</w:t>
+      </w:r>
+    </w:p>
+    <w:p>
+      <w:pPr>
+        <w:pStyle w:val="Heading2"/>
+      </w:pPr>
+      <w:bookmarkStart w:id="19" w:name="_Toc420099537"/>
+      <w:r>
+        <w:t>Error Stack Parsing</w:t>
+      </w:r>
+      <w:bookmarkEnd w:id="19"/>
+    </w:p>
+    <w:p>
+      <w:r>
+        <w:t xml:space="preserve">Finally, it would be possible to define a certain string or major or minor error class as indicating a lack of support in the VOL connector and leave it up to the application to parse the error output. This is clumsy for the application but makes no changes to the API and, therefore, preserves full compatibility. Similarly to approach </w:t>
+      </w:r>
+      <w:r>
         <w:t>6.4</w:t>
       </w:r>
       <w:r>
-        <w:rPr/>
-        <w:t xml:space="preserve">, it adds a slight chance that this condition could be triggered inadvertently, though this chance can be minimized with the </w:t>
-      </w:r>
-      <w:r>
-        <w:rPr/>
-        <w:t>appropriate selection</w:t>
-      </w:r>
-      <w:r>
-        <w:rPr/>
-        <w:t xml:space="preserve"> of the magic string. Th</w:t>
-      </w:r>
-      <w:r>
-        <w:rPr/>
-        <w:t>is is easy to implement in the library but pushes the difficulty to the application.</w:t>
+        <w:t xml:space="preserve">, it </w:t>
+      </w:r>
+      <w:r>
+        <w:t>introduces a slight chance that this condition could be triggered inadvertently, although this chance can be minimized by selecting the magic string appropriately.</w:t>
+      </w:r>
+      <w:r>
+        <w:t xml:space="preserve"> Th</w:t>
+      </w:r>
+      <w:r>
+        <w:t xml:space="preserve">is is easy to implement in the </w:t>
+      </w:r>
+      <w:proofErr w:type="gramStart"/>
+      <w:r>
+        <w:t>library</w:t>
+      </w:r>
+      <w:r>
+        <w:t>,</w:t>
+      </w:r>
+      <w:r>
+        <w:t xml:space="preserve"> but</w:t>
+      </w:r>
+      <w:proofErr w:type="gramEnd"/>
+      <w:r>
+        <w:t xml:space="preserve"> pushes the difficulty to the application.</w:t>
       </w:r>
     </w:p>
     <w:sectPr>
-      <w:headerReference w:type="default" r:id="rId12"/>
-      <w:footerReference w:type="default" r:id="rId13"/>
-      <w:headerReference w:type="first" r:id="rId14"/>
-      <w:footerReference w:type="first" r:id="rId15"/>
-      <w:pgSz w:w="12240" w:h="15840" w:orient="portrait" w:code="1"/>
+      <w:headerReference w:type="default" r:id="rId8"/>
+      <w:footerReference w:type="default" r:id="rId9"/>
+      <w:headerReference w:type="first" r:id="rId10"/>
+      <w:footerReference w:type="first" r:id="rId11"/>
+      <w:pgSz w:w="12240" w:h="15840" w:code="1"/>
       <w:pgMar w:top="1152" w:right="1152" w:bottom="1440" w:left="1152" w:header="432" w:footer="720" w:gutter="0"/>
       <w:cols w:space="720"/>
       <w:titlePg/>
@@ -3469,14 +4668,6 @@
 </w:document>
 </file>
 
-<file path=word/commentsExtended.xml><?xml version="1.0" encoding="utf-8"?>
-<w15:commentsEx xmlns:mc="http://schemas.openxmlformats.org/markup-compatibility/2006" xmlns:w15="http://schemas.microsoft.com/office/word/2012/wordml" mc:Ignorable="w15"/>
-</file>
-
-<file path=word/commentsIds.xml><?xml version="1.0" encoding="utf-8"?>
-<w16cid:commentsIds xmlns:mc="http://schemas.openxmlformats.org/markup-compatibility/2006" xmlns:w16cid="http://schemas.microsoft.com/office/word/2016/wordml/cid" mc:Ignorable="w16cid"/>
-</file>
-
 <file path=word/endnotes.xml><?xml version="1.0" encoding="utf-8"?>
 <w:endnotes xmlns:wpc="http://schemas.microsoft.com/office/word/2010/wordprocessingCanvas" xmlns:cx="http://schemas.microsoft.com/office/drawing/2014/chartex" xmlns:cx1="http://schemas.microsoft.com/office/drawing/2015/9/8/chartex" xmlns:cx2="http://schemas.microsoft.com/office/drawing/2015/10/21/chartex" xmlns:cx3="http://schemas.microsoft.com/office/drawing/2016/5/9/chartex" xmlns:cx4="http://schemas.microsoft.com/office/drawing/2016/5/10/chartex" xmlns:cx5="http://schemas.microsoft.com/office/drawing/2016/5/11/chartex" xmlns:cx6="http://schemas.microsoft.com/office/drawing/2016/5/12/chartex" xmlns:cx7="http://schemas.microsoft.com/office/drawing/2016/5/13/chartex" xmlns:cx8="http://schemas.microsoft.com/office/drawing/2016/5/14/chartex" xmlns:mc="http://schemas.openxmlformats.org/markup-compatibility/2006" xmlns:aink="http://schemas.microsoft.com/office/drawing/2016/ink" xmlns:am3d="http://schemas.microsoft.com/office/drawing/2017/model3d" xmlns:o="urn:schemas-microsoft-com:office:office" xmlns:oel="http://schemas.microsoft.com/office/2019/extlst" xmlns:r="http://schemas.openxmlformats.org/officeDocument/2006/relationships" xmlns:m="http://schemas.openxmlformats.org/officeDocument/2006/math" xmlns:v="urn:schemas-microsoft-com:vml" xmlns:wp14="http://schemas.microsoft.com/office/word/2010/wordprocessingDrawing" xmlns:wp="http://schemas.openxmlformats.org/drawingml/2006/wordprocessingDrawing" xmlns:w10="urn:schemas-microsoft-com:office:word" xmlns:w="http://schemas.openxmlformats.org/wordprocessingml/2006/main" xmlns:w14="http://schemas.microsoft.com/office/word/2010/wordml" xmlns:w15="http://schemas.microsoft.com/office/word/2012/wordml" xmlns:w16cex="http://schemas.microsoft.com/office/word/2018/wordml/cex" xmlns:w16cid="http://schemas.microsoft.com/office/word/2016/wordml/cid" xmlns:w16="http://schemas.microsoft.com/office/word/2018/wordml" xmlns:w16du="http://schemas.microsoft.com/office/word/2023/wordml/word16du" xmlns:w16sdtdh="http://schemas.microsoft.com/office/word/2020/wordml/sdtdatahash" xmlns:w16sdtfl="http://schemas.microsoft.com/office/word/2024/wordml/sdtformatlock" xmlns:w16se="http://schemas.microsoft.com/office/word/2015/wordml/symex" xmlns:wpg="http://schemas.microsoft.com/office/word/2010/wordprocessingGroup" xmlns:wpi="http://schemas.microsoft.com/office/word/2010/wordprocessingInk" xmlns:wne="http://schemas.microsoft.com/office/word/2006/wordml" xmlns:wps="http://schemas.microsoft.com/office/word/2010/wordprocessingShape" mc:Ignorable="w14 w15 w16se w16cid w16 w16cex w16sdtdh w16sdtfl w16du wp14">
   <w:endnote w:type="separator" w:id="-1">
@@ -3500,7 +4691,7 @@
 </file>
 
 <file path=word/footer1.xml><?xml version="1.0" encoding="utf-8"?>
-<w:ftr xmlns:wpc="http://schemas.microsoft.com/office/word/2010/wordprocessingCanvas" xmlns:cx="http://schemas.microsoft.com/office/drawing/2014/chartex" xmlns:cx1="http://schemas.microsoft.com/office/drawing/2015/9/8/chartex" xmlns:cx2="http://schemas.microsoft.com/office/drawing/2015/10/21/chartex" xmlns:cx3="http://schemas.microsoft.com/office/drawing/2016/5/9/chartex" xmlns:cx4="http://schemas.microsoft.com/office/drawing/2016/5/10/chartex" xmlns:cx5="http://schemas.microsoft.com/office/drawing/2016/5/11/chartex" xmlns:cx6="http://schemas.microsoft.com/office/drawing/2016/5/12/chartex" xmlns:cx7="http://schemas.microsoft.com/office/drawing/2016/5/13/chartex" xmlns:cx8="http://schemas.microsoft.com/office/drawing/2016/5/14/chartex" xmlns:mc="http://schemas.openxmlformats.org/markup-compatibility/2006" xmlns:aink="http://schemas.microsoft.com/office/drawing/2016/ink" xmlns:am3d="http://schemas.microsoft.com/office/drawing/2017/model3d" xmlns:o="urn:schemas-microsoft-com:office:office" xmlns:oel="http://schemas.microsoft.com/office/2019/extlst" xmlns:r="http://schemas.openxmlformats.org/officeDocument/2006/relationships" xmlns:m="http://schemas.openxmlformats.org/officeDocument/2006/math" xmlns:v="urn:schemas-microsoft-com:vml" xmlns:wp14="http://schemas.microsoft.com/office/word/2010/wordprocessingDrawing" xmlns:wp="http://schemas.openxmlformats.org/drawingml/2006/wordprocessingDrawing" xmlns:w10="urn:schemas-microsoft-com:office:word" xmlns:w="http://schemas.openxmlformats.org/wordprocessingml/2006/main" xmlns:w14="http://schemas.microsoft.com/office/word/2010/wordml" xmlns:w15="http://schemas.microsoft.com/office/word/2012/wordml" xmlns:w16cex="http://schemas.microsoft.com/office/word/2018/wordml/cex" xmlns:w16cid="http://schemas.microsoft.com/office/word/2016/wordml/cid" xmlns:w16="http://schemas.microsoft.com/office/word/2018/wordml" xmlns:w16du="http://schemas.microsoft.com/office/word/2023/wordml/word16du" xmlns:w16sdtdh="http://schemas.microsoft.com/office/word/2020/wordml/sdtdatahash" xmlns:w16sdtfl="http://schemas.microsoft.com/office/word/2024/wordml/sdtformatlock" xmlns:w16se="http://schemas.microsoft.com/office/word/2015/wordml/symex" xmlns:wpg="http://schemas.microsoft.com/office/word/2010/wordprocessingGroup" xmlns:wpi="http://schemas.microsoft.com/office/word/2010/wordprocessingInk" xmlns:wne="http://schemas.microsoft.com/office/word/2006/wordml" xmlns:wps="http://schemas.microsoft.com/office/word/2010/wordprocessingShape" xmlns:a="http://schemas.openxmlformats.org/drawingml/2006/main" xmlns:pic="http://schemas.openxmlformats.org/drawingml/2006/picture" xmlns:a14="http://schemas.microsoft.com/office/drawing/2010/main" mc:Ignorable="w14 w15 w16se w16cid w16 w16cex w16sdtdh w16sdtfl w16du wp14">
+<w:ftr xmlns:wpc="http://schemas.microsoft.com/office/word/2010/wordprocessingCanvas" xmlns:cx="http://schemas.microsoft.com/office/drawing/2014/chartex" xmlns:cx1="http://schemas.microsoft.com/office/drawing/2015/9/8/chartex" xmlns:cx2="http://schemas.microsoft.com/office/drawing/2015/10/21/chartex" xmlns:cx3="http://schemas.microsoft.com/office/drawing/2016/5/9/chartex" xmlns:cx4="http://schemas.microsoft.com/office/drawing/2016/5/10/chartex" xmlns:cx5="http://schemas.microsoft.com/office/drawing/2016/5/11/chartex" xmlns:cx6="http://schemas.microsoft.com/office/drawing/2016/5/12/chartex" xmlns:cx7="http://schemas.microsoft.com/office/drawing/2016/5/13/chartex" xmlns:cx8="http://schemas.microsoft.com/office/drawing/2016/5/14/chartex" xmlns:mc="http://schemas.openxmlformats.org/markup-compatibility/2006" xmlns:aink="http://schemas.microsoft.com/office/drawing/2016/ink" xmlns:am3d="http://schemas.microsoft.com/office/drawing/2017/model3d" xmlns:o="urn:schemas-microsoft-com:office:office" xmlns:oel="http://schemas.microsoft.com/office/2019/extlst" xmlns:r="http://schemas.openxmlformats.org/officeDocument/2006/relationships" xmlns:m="http://schemas.openxmlformats.org/officeDocument/2006/math" xmlns:v="urn:schemas-microsoft-com:vml" xmlns:wp14="http://schemas.microsoft.com/office/word/2010/wordprocessingDrawing" xmlns:wp="http://schemas.openxmlformats.org/drawingml/2006/wordprocessingDrawing" xmlns:w10="urn:schemas-microsoft-com:office:word" xmlns:w="http://schemas.openxmlformats.org/wordprocessingml/2006/main" xmlns:w14="http://schemas.microsoft.com/office/word/2010/wordml" xmlns:w15="http://schemas.microsoft.com/office/word/2012/wordml" xmlns:w16cex="http://schemas.microsoft.com/office/word/2018/wordml/cex" xmlns:w16cid="http://schemas.microsoft.com/office/word/2016/wordml/cid" xmlns:w16="http://schemas.microsoft.com/office/word/2018/wordml" xmlns:w16du="http://schemas.microsoft.com/office/word/2023/wordml/word16du" xmlns:w16sdtdh="http://schemas.microsoft.com/office/word/2020/wordml/sdtdatahash" xmlns:w16sdtfl="http://schemas.microsoft.com/office/word/2024/wordml/sdtformatlock" xmlns:w16se="http://schemas.microsoft.com/office/word/2015/wordml/symex" xmlns:wpg="http://schemas.microsoft.com/office/word/2010/wordprocessingGroup" xmlns:wpi="http://schemas.microsoft.com/office/word/2010/wordprocessingInk" xmlns:wne="http://schemas.microsoft.com/office/word/2006/wordml" xmlns:wps="http://schemas.microsoft.com/office/word/2010/wordprocessingShape" mc:Ignorable="w14 w15 w16se w16cid w16 w16cex w16sdtdh w16sdtfl w16du wp14">
   <w:sdt>
     <w:sdtPr>
       <w:id w:val="1478425"/>
@@ -3604,27 +4795,14 @@
             <w:r>
               <w:t xml:space="preserve"> of </w:t>
             </w:r>
-            <w:r>
-              <w:fldChar w:fldCharType="begin"/>
-            </w:r>
-            <w:r>
-              <w:instrText xml:space="preserve"> NUMPAGES  </w:instrText>
-            </w:r>
-            <w:r>
-              <w:fldChar w:fldCharType="separate"/>
-            </w:r>
-            <w:r>
-              <w:rPr>
-                <w:noProof/>
-              </w:rPr>
-              <w:t>5</w:t>
-            </w:r>
-            <w:r>
-              <w:rPr>
-                <w:noProof/>
-              </w:rPr>
-              <w:fldChar w:fldCharType="end"/>
-            </w:r>
+            <w:fldSimple w:instr=" NUMPAGES  ">
+              <w:r>
+                <w:rPr>
+                  <w:noProof/>
+                </w:rPr>
+                <w:t>5</w:t>
+              </w:r>
+            </w:fldSimple>
           </w:p>
         </w:sdtContent>
       </w:sdt>
@@ -3634,7 +4812,7 @@
 </file>
 
 <file path=word/footer2.xml><?xml version="1.0" encoding="utf-8"?>
-<w:ftr xmlns:wpc="http://schemas.microsoft.com/office/word/2010/wordprocessingCanvas" xmlns:cx="http://schemas.microsoft.com/office/drawing/2014/chartex" xmlns:cx1="http://schemas.microsoft.com/office/drawing/2015/9/8/chartex" xmlns:cx2="http://schemas.microsoft.com/office/drawing/2015/10/21/chartex" xmlns:cx3="http://schemas.microsoft.com/office/drawing/2016/5/9/chartex" xmlns:cx4="http://schemas.microsoft.com/office/drawing/2016/5/10/chartex" xmlns:cx5="http://schemas.microsoft.com/office/drawing/2016/5/11/chartex" xmlns:cx6="http://schemas.microsoft.com/office/drawing/2016/5/12/chartex" xmlns:cx7="http://schemas.microsoft.com/office/drawing/2016/5/13/chartex" xmlns:cx8="http://schemas.microsoft.com/office/drawing/2016/5/14/chartex" xmlns:mc="http://schemas.openxmlformats.org/markup-compatibility/2006" xmlns:aink="http://schemas.microsoft.com/office/drawing/2016/ink" xmlns:am3d="http://schemas.microsoft.com/office/drawing/2017/model3d" xmlns:o="urn:schemas-microsoft-com:office:office" xmlns:oel="http://schemas.microsoft.com/office/2019/extlst" xmlns:r="http://schemas.openxmlformats.org/officeDocument/2006/relationships" xmlns:m="http://schemas.openxmlformats.org/officeDocument/2006/math" xmlns:v="urn:schemas-microsoft-com:vml" xmlns:wp14="http://schemas.microsoft.com/office/word/2010/wordprocessingDrawing" xmlns:wp="http://schemas.openxmlformats.org/drawingml/2006/wordprocessingDrawing" xmlns:w10="urn:schemas-microsoft-com:office:word" xmlns:w="http://schemas.openxmlformats.org/wordprocessingml/2006/main" xmlns:w14="http://schemas.microsoft.com/office/word/2010/wordml" xmlns:w15="http://schemas.microsoft.com/office/word/2012/wordml" xmlns:w16cex="http://schemas.microsoft.com/office/word/2018/wordml/cex" xmlns:w16cid="http://schemas.microsoft.com/office/word/2016/wordml/cid" xmlns:w16="http://schemas.microsoft.com/office/word/2018/wordml" xmlns:w16du="http://schemas.microsoft.com/office/word/2023/wordml/word16du" xmlns:w16sdtdh="http://schemas.microsoft.com/office/word/2020/wordml/sdtdatahash" xmlns:w16sdtfl="http://schemas.microsoft.com/office/word/2024/wordml/sdtformatlock" xmlns:w16se="http://schemas.microsoft.com/office/word/2015/wordml/symex" xmlns:wpg="http://schemas.microsoft.com/office/word/2010/wordprocessingGroup" xmlns:wpi="http://schemas.microsoft.com/office/word/2010/wordprocessingInk" xmlns:wne="http://schemas.microsoft.com/office/word/2006/wordml" xmlns:wps="http://schemas.microsoft.com/office/word/2010/wordprocessingShape" xmlns:a="http://schemas.openxmlformats.org/drawingml/2006/main" xmlns:pic="http://schemas.openxmlformats.org/drawingml/2006/picture" xmlns:a14="http://schemas.microsoft.com/office/drawing/2010/main" mc:Ignorable="w14 w15 w16se w16cid w16 w16cex w16sdtdh w16sdtfl w16du wp14">
+<w:ftr xmlns:wpc="http://schemas.microsoft.com/office/word/2010/wordprocessingCanvas" xmlns:cx="http://schemas.microsoft.com/office/drawing/2014/chartex" xmlns:cx1="http://schemas.microsoft.com/office/drawing/2015/9/8/chartex" xmlns:cx2="http://schemas.microsoft.com/office/drawing/2015/10/21/chartex" xmlns:cx3="http://schemas.microsoft.com/office/drawing/2016/5/9/chartex" xmlns:cx4="http://schemas.microsoft.com/office/drawing/2016/5/10/chartex" xmlns:cx5="http://schemas.microsoft.com/office/drawing/2016/5/11/chartex" xmlns:cx6="http://schemas.microsoft.com/office/drawing/2016/5/12/chartex" xmlns:cx7="http://schemas.microsoft.com/office/drawing/2016/5/13/chartex" xmlns:cx8="http://schemas.microsoft.com/office/drawing/2016/5/14/chartex" xmlns:mc="http://schemas.openxmlformats.org/markup-compatibility/2006" xmlns:aink="http://schemas.microsoft.com/office/drawing/2016/ink" xmlns:am3d="http://schemas.microsoft.com/office/drawing/2017/model3d" xmlns:o="urn:schemas-microsoft-com:office:office" xmlns:oel="http://schemas.microsoft.com/office/2019/extlst" xmlns:r="http://schemas.openxmlformats.org/officeDocument/2006/relationships" xmlns:m="http://schemas.openxmlformats.org/officeDocument/2006/math" xmlns:v="urn:schemas-microsoft-com:vml" xmlns:wp14="http://schemas.microsoft.com/office/word/2010/wordprocessingDrawing" xmlns:wp="http://schemas.openxmlformats.org/drawingml/2006/wordprocessingDrawing" xmlns:w10="urn:schemas-microsoft-com:office:word" xmlns:w="http://schemas.openxmlformats.org/wordprocessingml/2006/main" xmlns:w14="http://schemas.microsoft.com/office/word/2010/wordml" xmlns:w15="http://schemas.microsoft.com/office/word/2012/wordml" xmlns:w16cex="http://schemas.microsoft.com/office/word/2018/wordml/cex" xmlns:w16cid="http://schemas.microsoft.com/office/word/2016/wordml/cid" xmlns:w16="http://schemas.microsoft.com/office/word/2018/wordml" xmlns:w16du="http://schemas.microsoft.com/office/word/2023/wordml/word16du" xmlns:w16sdtdh="http://schemas.microsoft.com/office/word/2020/wordml/sdtdatahash" xmlns:w16sdtfl="http://schemas.microsoft.com/office/word/2024/wordml/sdtformatlock" xmlns:w16se="http://schemas.microsoft.com/office/word/2015/wordml/symex" xmlns:wpg="http://schemas.microsoft.com/office/word/2010/wordprocessingGroup" xmlns:wpi="http://schemas.microsoft.com/office/word/2010/wordprocessingInk" xmlns:wne="http://schemas.microsoft.com/office/word/2006/wordml" xmlns:wps="http://schemas.microsoft.com/office/word/2010/wordprocessingShape" mc:Ignorable="w14 w15 w16se w16cid w16 w16cex w16sdtdh w16sdtfl w16du wp14">
   <w:sdt>
     <w:sdtPr>
       <w:id w:val="1478483"/>
@@ -3738,27 +4916,14 @@
             <w:r>
               <w:t xml:space="preserve"> of </w:t>
             </w:r>
-            <w:r>
-              <w:fldChar w:fldCharType="begin"/>
-            </w:r>
-            <w:r>
-              <w:instrText xml:space="preserve"> NUMPAGES  </w:instrText>
-            </w:r>
-            <w:r>
-              <w:fldChar w:fldCharType="separate"/>
-            </w:r>
-            <w:r>
-              <w:rPr>
-                <w:noProof/>
-              </w:rPr>
-              <w:t>5</w:t>
-            </w:r>
-            <w:r>
-              <w:rPr>
-                <w:noProof/>
-              </w:rPr>
-              <w:fldChar w:fldCharType="end"/>
-            </w:r>
+            <w:fldSimple w:instr=" NUMPAGES  ">
+              <w:r>
+                <w:rPr>
+                  <w:noProof/>
+                </w:rPr>
+                <w:t>5</w:t>
+              </w:r>
+            </w:fldSimple>
           </w:p>
         </w:sdtContent>
       </w:sdt>
@@ -3796,15 +4961,14 @@
       <w:pStyle w:val="THGHeader"/>
     </w:pPr>
     <w:r>
-      <w:rPr/>
       <w:t>April 2, 2025RFC THG 2025-04-</w:t>
     </w:r>
+    <w:proofErr w:type="gramStart"/>
     <w:r>
-      <w:rPr/>
       <w:t>2.v</w:t>
     </w:r>
+    <w:proofErr w:type="gramEnd"/>
     <w:r>
-      <w:rPr/>
       <w:t>3</w:t>
     </w:r>
   </w:p>
@@ -3823,25 +4987,23 @@
       <w:pStyle w:val="THGHeader"/>
     </w:pPr>
     <w:r>
-      <w:rPr/>
       <w:t>April 2, 2025</w:t>
     </w:r>
     <w:r>
-      <w:ptab w:alignment="center" w:relativeTo="margin" w:leader="none"/>
+      <w:ptab w:relativeTo="margin" w:alignment="center" w:leader="none"/>
     </w:r>
     <w:r>
-      <w:ptab w:alignment="right" w:relativeTo="margin" w:leader="none"/>
+      <w:ptab w:relativeTo="margin" w:alignment="right" w:leader="none"/>
     </w:r>
     <w:r>
-      <w:rPr/>
       <w:t>RFC THG 2025-04-</w:t>
     </w:r>
+    <w:proofErr w:type="gramStart"/>
     <w:r>
-      <w:rPr/>
       <w:t>2.v</w:t>
     </w:r>
+    <w:proofErr w:type="gramEnd"/>
     <w:r>
-      <w:rPr/>
       <w:t>3</w:t>
     </w:r>
   </w:p>
@@ -3850,11 +5012,7 @@
 
 <file path=word/intelligence2.xml><?xml version="1.0" encoding="utf-8"?>
 <int2:intelligence xmlns:int2="http://schemas.microsoft.com/office/intelligence/2020/intelligence" xmlns:oel="http://schemas.microsoft.com/office/2019/extlst">
-  <int2:observations>
-    <int2:bookmark int2:bookmarkName="_Int_C8rnyfs8" int2:invalidationBookmarkName="" int2:hashCode="XehErs/6TubTdr" int2:id="vorM4xTp">
-      <int2:state int2:value="Rejected" int2:type="AugLoop_Text_Critique"/>
-    </int2:bookmark>
-  </int2:observations>
+  <int2:observations/>
   <int2:intelligenceSettings/>
   <int2:onDemandWorkflows/>
 </int2:intelligence>
@@ -4041,7 +5199,7 @@
         <w:ind w:left="720" w:hanging="360"/>
       </w:pPr>
       <w:rPr>
-        <w:rFonts w:hint="default" w:ascii="Symbol" w:hAnsi="Symbol"/>
+        <w:rFonts w:ascii="Symbol" w:hAnsi="Symbol" w:hint="default"/>
         <w:sz w:val="20"/>
       </w:rPr>
     </w:lvl>
@@ -4057,7 +5215,7 @@
         <w:ind w:left="1440" w:hanging="360"/>
       </w:pPr>
       <w:rPr>
-        <w:rFonts w:hint="default" w:ascii="Courier New" w:hAnsi="Courier New"/>
+        <w:rFonts w:ascii="Courier New" w:hAnsi="Courier New" w:hint="default"/>
         <w:sz w:val="20"/>
       </w:rPr>
     </w:lvl>
@@ -4073,7 +5231,7 @@
         <w:ind w:left="2160" w:hanging="360"/>
       </w:pPr>
       <w:rPr>
-        <w:rFonts w:hint="default" w:ascii="Wingdings" w:hAnsi="Wingdings"/>
+        <w:rFonts w:ascii="Wingdings" w:hAnsi="Wingdings" w:hint="default"/>
         <w:sz w:val="20"/>
       </w:rPr>
     </w:lvl>
@@ -4089,7 +5247,7 @@
         <w:ind w:left="2880" w:hanging="360"/>
       </w:pPr>
       <w:rPr>
-        <w:rFonts w:hint="default" w:ascii="Wingdings" w:hAnsi="Wingdings"/>
+        <w:rFonts w:ascii="Wingdings" w:hAnsi="Wingdings" w:hint="default"/>
         <w:sz w:val="20"/>
       </w:rPr>
     </w:lvl>
@@ -4105,7 +5263,7 @@
         <w:ind w:left="3600" w:hanging="360"/>
       </w:pPr>
       <w:rPr>
-        <w:rFonts w:hint="default" w:ascii="Wingdings" w:hAnsi="Wingdings"/>
+        <w:rFonts w:ascii="Wingdings" w:hAnsi="Wingdings" w:hint="default"/>
         <w:sz w:val="20"/>
       </w:rPr>
     </w:lvl>
@@ -4121,7 +5279,7 @@
         <w:ind w:left="4320" w:hanging="360"/>
       </w:pPr>
       <w:rPr>
-        <w:rFonts w:hint="default" w:ascii="Wingdings" w:hAnsi="Wingdings"/>
+        <w:rFonts w:ascii="Wingdings" w:hAnsi="Wingdings" w:hint="default"/>
         <w:sz w:val="20"/>
       </w:rPr>
     </w:lvl>
@@ -4137,7 +5295,7 @@
         <w:ind w:left="5040" w:hanging="360"/>
       </w:pPr>
       <w:rPr>
-        <w:rFonts w:hint="default" w:ascii="Wingdings" w:hAnsi="Wingdings"/>
+        <w:rFonts w:ascii="Wingdings" w:hAnsi="Wingdings" w:hint="default"/>
         <w:sz w:val="20"/>
       </w:rPr>
     </w:lvl>
@@ -4153,7 +5311,7 @@
         <w:ind w:left="5760" w:hanging="360"/>
       </w:pPr>
       <w:rPr>
-        <w:rFonts w:hint="default" w:ascii="Wingdings" w:hAnsi="Wingdings"/>
+        <w:rFonts w:ascii="Wingdings" w:hAnsi="Wingdings" w:hint="default"/>
         <w:sz w:val="20"/>
       </w:rPr>
     </w:lvl>
@@ -4169,7 +5327,7 @@
         <w:ind w:left="6480" w:hanging="360"/>
       </w:pPr>
       <w:rPr>
-        <w:rFonts w:hint="default" w:ascii="Wingdings" w:hAnsi="Wingdings"/>
+        <w:rFonts w:ascii="Wingdings" w:hAnsi="Wingdings" w:hint="default"/>
         <w:sz w:val="20"/>
       </w:rPr>
     </w:lvl>
@@ -4190,7 +5348,7 @@
         <w:ind w:left="720" w:hanging="360"/>
       </w:pPr>
       <w:rPr>
-        <w:rFonts w:hint="default" w:ascii="Symbol" w:hAnsi="Symbol"/>
+        <w:rFonts w:ascii="Symbol" w:hAnsi="Symbol" w:hint="default"/>
         <w:sz w:val="20"/>
       </w:rPr>
     </w:lvl>
@@ -4206,7 +5364,7 @@
         <w:ind w:left="1440" w:hanging="360"/>
       </w:pPr>
       <w:rPr>
-        <w:rFonts w:hint="default" w:ascii="Courier New" w:hAnsi="Courier New"/>
+        <w:rFonts w:ascii="Courier New" w:hAnsi="Courier New" w:hint="default"/>
         <w:sz w:val="20"/>
       </w:rPr>
     </w:lvl>
@@ -4222,7 +5380,7 @@
         <w:ind w:left="2160" w:hanging="360"/>
       </w:pPr>
       <w:rPr>
-        <w:rFonts w:hint="default" w:ascii="Wingdings" w:hAnsi="Wingdings"/>
+        <w:rFonts w:ascii="Wingdings" w:hAnsi="Wingdings" w:hint="default"/>
         <w:sz w:val="20"/>
       </w:rPr>
     </w:lvl>
@@ -4238,7 +5396,7 @@
         <w:ind w:left="2880" w:hanging="360"/>
       </w:pPr>
       <w:rPr>
-        <w:rFonts w:hint="default" w:ascii="Wingdings" w:hAnsi="Wingdings"/>
+        <w:rFonts w:ascii="Wingdings" w:hAnsi="Wingdings" w:hint="default"/>
         <w:sz w:val="20"/>
       </w:rPr>
     </w:lvl>
@@ -4254,7 +5412,7 @@
         <w:ind w:left="3600" w:hanging="360"/>
       </w:pPr>
       <w:rPr>
-        <w:rFonts w:hint="default" w:ascii="Wingdings" w:hAnsi="Wingdings"/>
+        <w:rFonts w:ascii="Wingdings" w:hAnsi="Wingdings" w:hint="default"/>
         <w:sz w:val="20"/>
       </w:rPr>
     </w:lvl>
@@ -4270,7 +5428,7 @@
         <w:ind w:left="4320" w:hanging="360"/>
       </w:pPr>
       <w:rPr>
-        <w:rFonts w:hint="default" w:ascii="Wingdings" w:hAnsi="Wingdings"/>
+        <w:rFonts w:ascii="Wingdings" w:hAnsi="Wingdings" w:hint="default"/>
         <w:sz w:val="20"/>
       </w:rPr>
     </w:lvl>
@@ -4286,7 +5444,7 @@
         <w:ind w:left="5040" w:hanging="360"/>
       </w:pPr>
       <w:rPr>
-        <w:rFonts w:hint="default" w:ascii="Wingdings" w:hAnsi="Wingdings"/>
+        <w:rFonts w:ascii="Wingdings" w:hAnsi="Wingdings" w:hint="default"/>
         <w:sz w:val="20"/>
       </w:rPr>
     </w:lvl>
@@ -4302,7 +5460,7 @@
         <w:ind w:left="5760" w:hanging="360"/>
       </w:pPr>
       <w:rPr>
-        <w:rFonts w:hint="default" w:ascii="Wingdings" w:hAnsi="Wingdings"/>
+        <w:rFonts w:ascii="Wingdings" w:hAnsi="Wingdings" w:hint="default"/>
         <w:sz w:val="20"/>
       </w:rPr>
     </w:lvl>
@@ -4318,7 +5476,7 @@
         <w:ind w:left="6480" w:hanging="360"/>
       </w:pPr>
       <w:rPr>
-        <w:rFonts w:hint="default" w:ascii="Wingdings" w:hAnsi="Wingdings"/>
+        <w:rFonts w:ascii="Wingdings" w:hAnsi="Wingdings" w:hint="default"/>
         <w:sz w:val="20"/>
       </w:rPr>
     </w:lvl>
@@ -4339,7 +5497,7 @@
         <w:ind w:left="720" w:hanging="360"/>
       </w:pPr>
       <w:rPr>
-        <w:rFonts w:hint="default" w:asciiTheme="minorHAnsi" w:hAnsiTheme="minorHAnsi" w:eastAsiaTheme="minorHAnsi" w:cstheme="minorBidi"/>
+        <w:rFonts w:asciiTheme="minorHAnsi" w:eastAsiaTheme="minorHAnsi" w:hAnsiTheme="minorHAnsi" w:cstheme="minorBidi" w:hint="default"/>
         <w:sz w:val="24"/>
         <w:szCs w:val="24"/>
       </w:rPr>
@@ -4356,7 +5514,7 @@
         <w:ind w:left="1440" w:hanging="360"/>
       </w:pPr>
       <w:rPr>
-        <w:rFonts w:hint="default" w:ascii="Courier New" w:hAnsi="Courier New"/>
+        <w:rFonts w:ascii="Courier New" w:hAnsi="Courier New" w:hint="default"/>
         <w:sz w:val="20"/>
       </w:rPr>
     </w:lvl>
@@ -4372,7 +5530,7 @@
         <w:ind w:left="2160" w:hanging="360"/>
       </w:pPr>
       <w:rPr>
-        <w:rFonts w:hint="default" w:ascii="Wingdings" w:hAnsi="Wingdings"/>
+        <w:rFonts w:ascii="Wingdings" w:hAnsi="Wingdings" w:hint="default"/>
         <w:sz w:val="20"/>
       </w:rPr>
     </w:lvl>
@@ -4388,7 +5546,7 @@
         <w:ind w:left="2880" w:hanging="360"/>
       </w:pPr>
       <w:rPr>
-        <w:rFonts w:hint="default" w:ascii="Wingdings" w:hAnsi="Wingdings"/>
+        <w:rFonts w:ascii="Wingdings" w:hAnsi="Wingdings" w:hint="default"/>
         <w:sz w:val="20"/>
       </w:rPr>
     </w:lvl>
@@ -4404,7 +5562,7 @@
         <w:ind w:left="3600" w:hanging="360"/>
       </w:pPr>
       <w:rPr>
-        <w:rFonts w:hint="default" w:ascii="Wingdings" w:hAnsi="Wingdings"/>
+        <w:rFonts w:ascii="Wingdings" w:hAnsi="Wingdings" w:hint="default"/>
         <w:sz w:val="20"/>
       </w:rPr>
     </w:lvl>
@@ -4420,7 +5578,7 @@
         <w:ind w:left="4320" w:hanging="360"/>
       </w:pPr>
       <w:rPr>
-        <w:rFonts w:hint="default" w:ascii="Wingdings" w:hAnsi="Wingdings"/>
+        <w:rFonts w:ascii="Wingdings" w:hAnsi="Wingdings" w:hint="default"/>
         <w:sz w:val="20"/>
       </w:rPr>
     </w:lvl>
@@ -4436,7 +5594,7 @@
         <w:ind w:left="5040" w:hanging="360"/>
       </w:pPr>
       <w:rPr>
-        <w:rFonts w:hint="default" w:ascii="Wingdings" w:hAnsi="Wingdings"/>
+        <w:rFonts w:ascii="Wingdings" w:hAnsi="Wingdings" w:hint="default"/>
         <w:sz w:val="20"/>
       </w:rPr>
     </w:lvl>
@@ -4452,7 +5610,7 @@
         <w:ind w:left="5760" w:hanging="360"/>
       </w:pPr>
       <w:rPr>
-        <w:rFonts w:hint="default" w:ascii="Wingdings" w:hAnsi="Wingdings"/>
+        <w:rFonts w:ascii="Wingdings" w:hAnsi="Wingdings" w:hint="default"/>
         <w:sz w:val="20"/>
       </w:rPr>
     </w:lvl>
@@ -4468,7 +5626,7 @@
         <w:ind w:left="6480" w:hanging="360"/>
       </w:pPr>
       <w:rPr>
-        <w:rFonts w:hint="default" w:ascii="Wingdings" w:hAnsi="Wingdings"/>
+        <w:rFonts w:ascii="Wingdings" w:hAnsi="Wingdings" w:hint="default"/>
         <w:sz w:val="20"/>
       </w:rPr>
     </w:lvl>
@@ -4573,7 +5731,7 @@
         <w:ind w:left="720" w:hanging="360"/>
       </w:pPr>
       <w:rPr>
-        <w:rFonts w:hint="default" w:ascii="Symbol" w:hAnsi="Symbol"/>
+        <w:rFonts w:ascii="Symbol" w:hAnsi="Symbol" w:hint="default"/>
       </w:rPr>
     </w:lvl>
     <w:lvl w:ilvl="1" w:tplc="04090003" w:tentative="1">
@@ -4585,7 +5743,7 @@
         <w:ind w:left="1440" w:hanging="360"/>
       </w:pPr>
       <w:rPr>
-        <w:rFonts w:hint="default" w:ascii="Courier New" w:hAnsi="Courier New" w:cs="Courier New"/>
+        <w:rFonts w:ascii="Courier New" w:hAnsi="Courier New" w:cs="Courier New" w:hint="default"/>
       </w:rPr>
     </w:lvl>
     <w:lvl w:ilvl="2" w:tplc="04090005" w:tentative="1">
@@ -4597,7 +5755,7 @@
         <w:ind w:left="2160" w:hanging="360"/>
       </w:pPr>
       <w:rPr>
-        <w:rFonts w:hint="default" w:ascii="Wingdings" w:hAnsi="Wingdings"/>
+        <w:rFonts w:ascii="Wingdings" w:hAnsi="Wingdings" w:hint="default"/>
       </w:rPr>
     </w:lvl>
     <w:lvl w:ilvl="3" w:tplc="04090001" w:tentative="1">
@@ -4609,7 +5767,7 @@
         <w:ind w:left="2880" w:hanging="360"/>
       </w:pPr>
       <w:rPr>
-        <w:rFonts w:hint="default" w:ascii="Symbol" w:hAnsi="Symbol"/>
+        <w:rFonts w:ascii="Symbol" w:hAnsi="Symbol" w:hint="default"/>
       </w:rPr>
     </w:lvl>
     <w:lvl w:ilvl="4" w:tplc="04090003" w:tentative="1">
@@ -4621,7 +5779,7 @@
         <w:ind w:left="3600" w:hanging="360"/>
       </w:pPr>
       <w:rPr>
-        <w:rFonts w:hint="default" w:ascii="Courier New" w:hAnsi="Courier New" w:cs="Courier New"/>
+        <w:rFonts w:ascii="Courier New" w:hAnsi="Courier New" w:cs="Courier New" w:hint="default"/>
       </w:rPr>
     </w:lvl>
     <w:lvl w:ilvl="5" w:tplc="04090005" w:tentative="1">
@@ -4633,7 +5791,7 @@
         <w:ind w:left="4320" w:hanging="360"/>
       </w:pPr>
       <w:rPr>
-        <w:rFonts w:hint="default" w:ascii="Wingdings" w:hAnsi="Wingdings"/>
+        <w:rFonts w:ascii="Wingdings" w:hAnsi="Wingdings" w:hint="default"/>
       </w:rPr>
     </w:lvl>
     <w:lvl w:ilvl="6" w:tplc="04090001" w:tentative="1">
@@ -4645,7 +5803,7 @@
         <w:ind w:left="5040" w:hanging="360"/>
       </w:pPr>
       <w:rPr>
-        <w:rFonts w:hint="default" w:ascii="Symbol" w:hAnsi="Symbol"/>
+        <w:rFonts w:ascii="Symbol" w:hAnsi="Symbol" w:hint="default"/>
       </w:rPr>
     </w:lvl>
     <w:lvl w:ilvl="7" w:tplc="04090003" w:tentative="1">
@@ -4657,7 +5815,7 @@
         <w:ind w:left="5760" w:hanging="360"/>
       </w:pPr>
       <w:rPr>
-        <w:rFonts w:hint="default" w:ascii="Courier New" w:hAnsi="Courier New" w:cs="Courier New"/>
+        <w:rFonts w:ascii="Courier New" w:hAnsi="Courier New" w:cs="Courier New" w:hint="default"/>
       </w:rPr>
     </w:lvl>
     <w:lvl w:ilvl="8" w:tplc="04090005" w:tentative="1">
@@ -4669,7 +5827,7 @@
         <w:ind w:left="6480" w:hanging="360"/>
       </w:pPr>
       <w:rPr>
-        <w:rFonts w:hint="default" w:ascii="Wingdings" w:hAnsi="Wingdings"/>
+        <w:rFonts w:ascii="Wingdings" w:hAnsi="Wingdings" w:hint="default"/>
       </w:rPr>
     </w:lvl>
   </w:abstractNum>
@@ -4689,7 +5847,7 @@
         <w:ind w:left="720" w:hanging="360"/>
       </w:pPr>
       <w:rPr>
-        <w:rFonts w:hint="default" w:asciiTheme="minorHAnsi" w:hAnsiTheme="minorHAnsi" w:eastAsiaTheme="minorHAnsi" w:cstheme="minorBidi"/>
+        <w:rFonts w:asciiTheme="minorHAnsi" w:eastAsiaTheme="minorHAnsi" w:hAnsiTheme="minorHAnsi" w:cstheme="minorBidi" w:hint="default"/>
         <w:sz w:val="24"/>
         <w:szCs w:val="24"/>
       </w:rPr>
@@ -4706,7 +5864,7 @@
         <w:ind w:left="1440" w:hanging="360"/>
       </w:pPr>
       <w:rPr>
-        <w:rFonts w:hint="default" w:ascii="Courier New" w:hAnsi="Courier New"/>
+        <w:rFonts w:ascii="Courier New" w:hAnsi="Courier New" w:hint="default"/>
         <w:sz w:val="20"/>
       </w:rPr>
     </w:lvl>
@@ -4722,7 +5880,7 @@
         <w:ind w:left="2160" w:hanging="360"/>
       </w:pPr>
       <w:rPr>
-        <w:rFonts w:hint="default" w:ascii="Wingdings" w:hAnsi="Wingdings"/>
+        <w:rFonts w:ascii="Wingdings" w:hAnsi="Wingdings" w:hint="default"/>
         <w:sz w:val="20"/>
       </w:rPr>
     </w:lvl>
@@ -4738,7 +5896,7 @@
         <w:ind w:left="2880" w:hanging="360"/>
       </w:pPr>
       <w:rPr>
-        <w:rFonts w:hint="default" w:ascii="Wingdings" w:hAnsi="Wingdings"/>
+        <w:rFonts w:ascii="Wingdings" w:hAnsi="Wingdings" w:hint="default"/>
         <w:sz w:val="20"/>
       </w:rPr>
     </w:lvl>
@@ -4754,7 +5912,7 @@
         <w:ind w:left="3600" w:hanging="360"/>
       </w:pPr>
       <w:rPr>
-        <w:rFonts w:hint="default" w:ascii="Wingdings" w:hAnsi="Wingdings"/>
+        <w:rFonts w:ascii="Wingdings" w:hAnsi="Wingdings" w:hint="default"/>
         <w:sz w:val="20"/>
       </w:rPr>
     </w:lvl>
@@ -4770,7 +5928,7 @@
         <w:ind w:left="4320" w:hanging="360"/>
       </w:pPr>
       <w:rPr>
-        <w:rFonts w:hint="default" w:ascii="Wingdings" w:hAnsi="Wingdings"/>
+        <w:rFonts w:ascii="Wingdings" w:hAnsi="Wingdings" w:hint="default"/>
         <w:sz w:val="20"/>
       </w:rPr>
     </w:lvl>
@@ -4786,7 +5944,7 @@
         <w:ind w:left="5040" w:hanging="360"/>
       </w:pPr>
       <w:rPr>
-        <w:rFonts w:hint="default" w:ascii="Wingdings" w:hAnsi="Wingdings"/>
+        <w:rFonts w:ascii="Wingdings" w:hAnsi="Wingdings" w:hint="default"/>
         <w:sz w:val="20"/>
       </w:rPr>
     </w:lvl>
@@ -4802,7 +5960,7 @@
         <w:ind w:left="5760" w:hanging="360"/>
       </w:pPr>
       <w:rPr>
-        <w:rFonts w:hint="default" w:ascii="Wingdings" w:hAnsi="Wingdings"/>
+        <w:rFonts w:ascii="Wingdings" w:hAnsi="Wingdings" w:hint="default"/>
         <w:sz w:val="20"/>
       </w:rPr>
     </w:lvl>
@@ -4818,7 +5976,7 @@
         <w:ind w:left="6480" w:hanging="360"/>
       </w:pPr>
       <w:rPr>
-        <w:rFonts w:hint="default" w:ascii="Wingdings" w:hAnsi="Wingdings"/>
+        <w:rFonts w:ascii="Wingdings" w:hAnsi="Wingdings" w:hint="default"/>
         <w:sz w:val="20"/>
       </w:rPr>
     </w:lvl>
@@ -4836,7 +5994,7 @@
         <w:ind w:left="720" w:hanging="360"/>
       </w:pPr>
       <w:rPr>
-        <w:rFonts w:hint="default" w:ascii="Symbol" w:hAnsi="Symbol"/>
+        <w:rFonts w:ascii="Symbol" w:hAnsi="Symbol" w:hint="default"/>
       </w:rPr>
     </w:lvl>
     <w:lvl w:ilvl="1" w:tplc="04090003" w:tentative="1">
@@ -4848,7 +6006,7 @@
         <w:ind w:left="1440" w:hanging="360"/>
       </w:pPr>
       <w:rPr>
-        <w:rFonts w:hint="default" w:ascii="Courier New" w:hAnsi="Courier New" w:cs="Courier New"/>
+        <w:rFonts w:ascii="Courier New" w:hAnsi="Courier New" w:cs="Courier New" w:hint="default"/>
       </w:rPr>
     </w:lvl>
     <w:lvl w:ilvl="2" w:tplc="04090005" w:tentative="1">
@@ -4860,7 +6018,7 @@
         <w:ind w:left="2160" w:hanging="360"/>
       </w:pPr>
       <w:rPr>
-        <w:rFonts w:hint="default" w:ascii="Wingdings" w:hAnsi="Wingdings"/>
+        <w:rFonts w:ascii="Wingdings" w:hAnsi="Wingdings" w:hint="default"/>
       </w:rPr>
     </w:lvl>
     <w:lvl w:ilvl="3" w:tplc="04090001" w:tentative="1">
@@ -4872,7 +6030,7 @@
         <w:ind w:left="2880" w:hanging="360"/>
       </w:pPr>
       <w:rPr>
-        <w:rFonts w:hint="default" w:ascii="Symbol" w:hAnsi="Symbol"/>
+        <w:rFonts w:ascii="Symbol" w:hAnsi="Symbol" w:hint="default"/>
       </w:rPr>
     </w:lvl>
     <w:lvl w:ilvl="4" w:tplc="04090003" w:tentative="1">
@@ -4884,7 +6042,7 @@
         <w:ind w:left="3600" w:hanging="360"/>
       </w:pPr>
       <w:rPr>
-        <w:rFonts w:hint="default" w:ascii="Courier New" w:hAnsi="Courier New" w:cs="Courier New"/>
+        <w:rFonts w:ascii="Courier New" w:hAnsi="Courier New" w:cs="Courier New" w:hint="default"/>
       </w:rPr>
     </w:lvl>
     <w:lvl w:ilvl="5" w:tplc="04090005" w:tentative="1">
@@ -4896,7 +6054,7 @@
         <w:ind w:left="4320" w:hanging="360"/>
       </w:pPr>
       <w:rPr>
-        <w:rFonts w:hint="default" w:ascii="Wingdings" w:hAnsi="Wingdings"/>
+        <w:rFonts w:ascii="Wingdings" w:hAnsi="Wingdings" w:hint="default"/>
       </w:rPr>
     </w:lvl>
     <w:lvl w:ilvl="6" w:tplc="04090001" w:tentative="1">
@@ -4908,7 +6066,7 @@
         <w:ind w:left="5040" w:hanging="360"/>
       </w:pPr>
       <w:rPr>
-        <w:rFonts w:hint="default" w:ascii="Symbol" w:hAnsi="Symbol"/>
+        <w:rFonts w:ascii="Symbol" w:hAnsi="Symbol" w:hint="default"/>
       </w:rPr>
     </w:lvl>
     <w:lvl w:ilvl="7" w:tplc="04090003" w:tentative="1">
@@ -4920,7 +6078,7 @@
         <w:ind w:left="5760" w:hanging="360"/>
       </w:pPr>
       <w:rPr>
-        <w:rFonts w:hint="default" w:ascii="Courier New" w:hAnsi="Courier New" w:cs="Courier New"/>
+        <w:rFonts w:ascii="Courier New" w:hAnsi="Courier New" w:cs="Courier New" w:hint="default"/>
       </w:rPr>
     </w:lvl>
     <w:lvl w:ilvl="8" w:tplc="04090005" w:tentative="1">
@@ -4932,7 +6090,7 @@
         <w:ind w:left="6480" w:hanging="360"/>
       </w:pPr>
       <w:rPr>
-        <w:rFonts w:hint="default" w:ascii="Wingdings" w:hAnsi="Wingdings"/>
+        <w:rFonts w:ascii="Wingdings" w:hAnsi="Wingdings" w:hint="default"/>
       </w:rPr>
     </w:lvl>
   </w:abstractNum>
@@ -4952,7 +6110,7 @@
         <w:ind w:left="720" w:hanging="360"/>
       </w:pPr>
       <w:rPr>
-        <w:rFonts w:hint="default" w:ascii="Symbol" w:hAnsi="Symbol"/>
+        <w:rFonts w:ascii="Symbol" w:hAnsi="Symbol" w:hint="default"/>
         <w:sz w:val="20"/>
       </w:rPr>
     </w:lvl>
@@ -4968,7 +6126,7 @@
         <w:ind w:left="1440" w:hanging="360"/>
       </w:pPr>
       <w:rPr>
-        <w:rFonts w:hint="default" w:ascii="Courier New" w:hAnsi="Courier New"/>
+        <w:rFonts w:ascii="Courier New" w:hAnsi="Courier New" w:hint="default"/>
         <w:sz w:val="20"/>
       </w:rPr>
     </w:lvl>
@@ -4984,7 +6142,7 @@
         <w:ind w:left="2160" w:hanging="360"/>
       </w:pPr>
       <w:rPr>
-        <w:rFonts w:hint="default" w:ascii="Wingdings" w:hAnsi="Wingdings"/>
+        <w:rFonts w:ascii="Wingdings" w:hAnsi="Wingdings" w:hint="default"/>
         <w:sz w:val="20"/>
       </w:rPr>
     </w:lvl>
@@ -5000,7 +6158,7 @@
         <w:ind w:left="2880" w:hanging="360"/>
       </w:pPr>
       <w:rPr>
-        <w:rFonts w:hint="default" w:ascii="Wingdings" w:hAnsi="Wingdings"/>
+        <w:rFonts w:ascii="Wingdings" w:hAnsi="Wingdings" w:hint="default"/>
         <w:sz w:val="20"/>
       </w:rPr>
     </w:lvl>
@@ -5016,7 +6174,7 @@
         <w:ind w:left="3600" w:hanging="360"/>
       </w:pPr>
       <w:rPr>
-        <w:rFonts w:hint="default" w:ascii="Wingdings" w:hAnsi="Wingdings"/>
+        <w:rFonts w:ascii="Wingdings" w:hAnsi="Wingdings" w:hint="default"/>
         <w:sz w:val="20"/>
       </w:rPr>
     </w:lvl>
@@ -5032,7 +6190,7 @@
         <w:ind w:left="4320" w:hanging="360"/>
       </w:pPr>
       <w:rPr>
-        <w:rFonts w:hint="default" w:ascii="Wingdings" w:hAnsi="Wingdings"/>
+        <w:rFonts w:ascii="Wingdings" w:hAnsi="Wingdings" w:hint="default"/>
         <w:sz w:val="20"/>
       </w:rPr>
     </w:lvl>
@@ -5048,7 +6206,7 @@
         <w:ind w:left="5040" w:hanging="360"/>
       </w:pPr>
       <w:rPr>
-        <w:rFonts w:hint="default" w:ascii="Wingdings" w:hAnsi="Wingdings"/>
+        <w:rFonts w:ascii="Wingdings" w:hAnsi="Wingdings" w:hint="default"/>
         <w:sz w:val="20"/>
       </w:rPr>
     </w:lvl>
@@ -5064,7 +6222,7 @@
         <w:ind w:left="5760" w:hanging="360"/>
       </w:pPr>
       <w:rPr>
-        <w:rFonts w:hint="default" w:ascii="Wingdings" w:hAnsi="Wingdings"/>
+        <w:rFonts w:ascii="Wingdings" w:hAnsi="Wingdings" w:hint="default"/>
         <w:sz w:val="20"/>
       </w:rPr>
     </w:lvl>
@@ -5080,7 +6238,7 @@
         <w:ind w:left="6480" w:hanging="360"/>
       </w:pPr>
       <w:rPr>
-        <w:rFonts w:hint="default" w:ascii="Wingdings" w:hAnsi="Wingdings"/>
+        <w:rFonts w:ascii="Wingdings" w:hAnsi="Wingdings" w:hint="default"/>
         <w:sz w:val="20"/>
       </w:rPr>
     </w:lvl>
@@ -5098,7 +6256,7 @@
         <w:ind w:left="720" w:hanging="360"/>
       </w:pPr>
       <w:rPr>
-        <w:rFonts w:hint="default" w:ascii="Symbol" w:hAnsi="Symbol"/>
+        <w:rFonts w:ascii="Symbol" w:hAnsi="Symbol" w:hint="default"/>
       </w:rPr>
     </w:lvl>
     <w:lvl w:ilvl="1" w:tplc="04090003" w:tentative="1">
@@ -5110,7 +6268,7 @@
         <w:ind w:left="1440" w:hanging="360"/>
       </w:pPr>
       <w:rPr>
-        <w:rFonts w:hint="default" w:ascii="Courier New" w:hAnsi="Courier New" w:cs="Courier New"/>
+        <w:rFonts w:ascii="Courier New" w:hAnsi="Courier New" w:cs="Courier New" w:hint="default"/>
       </w:rPr>
     </w:lvl>
     <w:lvl w:ilvl="2" w:tplc="04090005" w:tentative="1">
@@ -5122,7 +6280,7 @@
         <w:ind w:left="2160" w:hanging="360"/>
       </w:pPr>
       <w:rPr>
-        <w:rFonts w:hint="default" w:ascii="Wingdings" w:hAnsi="Wingdings"/>
+        <w:rFonts w:ascii="Wingdings" w:hAnsi="Wingdings" w:hint="default"/>
       </w:rPr>
     </w:lvl>
     <w:lvl w:ilvl="3" w:tplc="04090001" w:tentative="1">
@@ -5134,7 +6292,7 @@
         <w:ind w:left="2880" w:hanging="360"/>
       </w:pPr>
       <w:rPr>
-        <w:rFonts w:hint="default" w:ascii="Symbol" w:hAnsi="Symbol"/>
+        <w:rFonts w:ascii="Symbol" w:hAnsi="Symbol" w:hint="default"/>
       </w:rPr>
     </w:lvl>
     <w:lvl w:ilvl="4" w:tplc="04090003" w:tentative="1">
@@ -5146,7 +6304,7 @@
         <w:ind w:left="3600" w:hanging="360"/>
       </w:pPr>
       <w:rPr>
-        <w:rFonts w:hint="default" w:ascii="Courier New" w:hAnsi="Courier New" w:cs="Courier New"/>
+        <w:rFonts w:ascii="Courier New" w:hAnsi="Courier New" w:cs="Courier New" w:hint="default"/>
       </w:rPr>
     </w:lvl>
     <w:lvl w:ilvl="5" w:tplc="04090005" w:tentative="1">
@@ -5158,7 +6316,7 @@
         <w:ind w:left="4320" w:hanging="360"/>
       </w:pPr>
       <w:rPr>
-        <w:rFonts w:hint="default" w:ascii="Wingdings" w:hAnsi="Wingdings"/>
+        <w:rFonts w:ascii="Wingdings" w:hAnsi="Wingdings" w:hint="default"/>
       </w:rPr>
     </w:lvl>
     <w:lvl w:ilvl="6" w:tplc="04090001" w:tentative="1">
@@ -5170,7 +6328,7 @@
         <w:ind w:left="5040" w:hanging="360"/>
       </w:pPr>
       <w:rPr>
-        <w:rFonts w:hint="default" w:ascii="Symbol" w:hAnsi="Symbol"/>
+        <w:rFonts w:ascii="Symbol" w:hAnsi="Symbol" w:hint="default"/>
       </w:rPr>
     </w:lvl>
     <w:lvl w:ilvl="7" w:tplc="04090003" w:tentative="1">
@@ -5182,7 +6340,7 @@
         <w:ind w:left="5760" w:hanging="360"/>
       </w:pPr>
       <w:rPr>
-        <w:rFonts w:hint="default" w:ascii="Courier New" w:hAnsi="Courier New" w:cs="Courier New"/>
+        <w:rFonts w:ascii="Courier New" w:hAnsi="Courier New" w:cs="Courier New" w:hint="default"/>
       </w:rPr>
     </w:lvl>
     <w:lvl w:ilvl="8" w:tplc="04090005" w:tentative="1">
@@ -5194,7 +6352,7 @@
         <w:ind w:left="6480" w:hanging="360"/>
       </w:pPr>
       <w:rPr>
-        <w:rFonts w:hint="default" w:ascii="Wingdings" w:hAnsi="Wingdings"/>
+        <w:rFonts w:ascii="Wingdings" w:hAnsi="Wingdings" w:hint="default"/>
       </w:rPr>
     </w:lvl>
   </w:abstractNum>
@@ -5211,7 +6369,7 @@
         <w:ind w:left="1080" w:hanging="360"/>
       </w:pPr>
       <w:rPr>
-        <w:rFonts w:hint="default" w:ascii="Symbol" w:hAnsi="Symbol"/>
+        <w:rFonts w:ascii="Symbol" w:hAnsi="Symbol" w:hint="default"/>
       </w:rPr>
     </w:lvl>
     <w:lvl w:ilvl="1" w:tplc="04090003" w:tentative="1">
@@ -5223,7 +6381,7 @@
         <w:ind w:left="1800" w:hanging="360"/>
       </w:pPr>
       <w:rPr>
-        <w:rFonts w:hint="default" w:ascii="Courier New" w:hAnsi="Courier New" w:cs="Courier New"/>
+        <w:rFonts w:ascii="Courier New" w:hAnsi="Courier New" w:cs="Courier New" w:hint="default"/>
       </w:rPr>
     </w:lvl>
     <w:lvl w:ilvl="2" w:tplc="04090005" w:tentative="1">
@@ -5235,7 +6393,7 @@
         <w:ind w:left="2520" w:hanging="360"/>
       </w:pPr>
       <w:rPr>
-        <w:rFonts w:hint="default" w:ascii="Wingdings" w:hAnsi="Wingdings"/>
+        <w:rFonts w:ascii="Wingdings" w:hAnsi="Wingdings" w:hint="default"/>
       </w:rPr>
     </w:lvl>
     <w:lvl w:ilvl="3" w:tplc="04090001" w:tentative="1">
@@ -5247,7 +6405,7 @@
         <w:ind w:left="3240" w:hanging="360"/>
       </w:pPr>
       <w:rPr>
-        <w:rFonts w:hint="default" w:ascii="Symbol" w:hAnsi="Symbol"/>
+        <w:rFonts w:ascii="Symbol" w:hAnsi="Symbol" w:hint="default"/>
       </w:rPr>
     </w:lvl>
     <w:lvl w:ilvl="4" w:tplc="04090003" w:tentative="1">
@@ -5259,7 +6417,7 @@
         <w:ind w:left="3960" w:hanging="360"/>
       </w:pPr>
       <w:rPr>
-        <w:rFonts w:hint="default" w:ascii="Courier New" w:hAnsi="Courier New" w:cs="Courier New"/>
+        <w:rFonts w:ascii="Courier New" w:hAnsi="Courier New" w:cs="Courier New" w:hint="default"/>
       </w:rPr>
     </w:lvl>
     <w:lvl w:ilvl="5" w:tplc="04090005" w:tentative="1">
@@ -5271,7 +6429,7 @@
         <w:ind w:left="4680" w:hanging="360"/>
       </w:pPr>
       <w:rPr>
-        <w:rFonts w:hint="default" w:ascii="Wingdings" w:hAnsi="Wingdings"/>
+        <w:rFonts w:ascii="Wingdings" w:hAnsi="Wingdings" w:hint="default"/>
       </w:rPr>
     </w:lvl>
     <w:lvl w:ilvl="6" w:tplc="04090001" w:tentative="1">
@@ -5283,7 +6441,7 @@
         <w:ind w:left="5400" w:hanging="360"/>
       </w:pPr>
       <w:rPr>
-        <w:rFonts w:hint="default" w:ascii="Symbol" w:hAnsi="Symbol"/>
+        <w:rFonts w:ascii="Symbol" w:hAnsi="Symbol" w:hint="default"/>
       </w:rPr>
     </w:lvl>
     <w:lvl w:ilvl="7" w:tplc="04090003" w:tentative="1">
@@ -5295,7 +6453,7 @@
         <w:ind w:left="6120" w:hanging="360"/>
       </w:pPr>
       <w:rPr>
-        <w:rFonts w:hint="default" w:ascii="Courier New" w:hAnsi="Courier New" w:cs="Courier New"/>
+        <w:rFonts w:ascii="Courier New" w:hAnsi="Courier New" w:cs="Courier New" w:hint="default"/>
       </w:rPr>
     </w:lvl>
     <w:lvl w:ilvl="8" w:tplc="04090005" w:tentative="1">
@@ -5307,7 +6465,7 @@
         <w:ind w:left="6840" w:hanging="360"/>
       </w:pPr>
       <w:rPr>
-        <w:rFonts w:hint="default" w:ascii="Wingdings" w:hAnsi="Wingdings"/>
+        <w:rFonts w:ascii="Wingdings" w:hAnsi="Wingdings" w:hint="default"/>
       </w:rPr>
     </w:lvl>
   </w:abstractNum>
@@ -5327,7 +6485,7 @@
         <w:ind w:left="720" w:hanging="360"/>
       </w:pPr>
       <w:rPr>
-        <w:rFonts w:hint="default" w:ascii="Symbol" w:hAnsi="Symbol"/>
+        <w:rFonts w:ascii="Symbol" w:hAnsi="Symbol" w:hint="default"/>
         <w:sz w:val="20"/>
       </w:rPr>
     </w:lvl>
@@ -5343,7 +6501,7 @@
         <w:ind w:left="1440" w:hanging="360"/>
       </w:pPr>
       <w:rPr>
-        <w:rFonts w:hint="default" w:ascii="Courier New" w:hAnsi="Courier New"/>
+        <w:rFonts w:ascii="Courier New" w:hAnsi="Courier New" w:hint="default"/>
         <w:sz w:val="20"/>
       </w:rPr>
     </w:lvl>
@@ -5359,7 +6517,7 @@
         <w:ind w:left="2160" w:hanging="360"/>
       </w:pPr>
       <w:rPr>
-        <w:rFonts w:hint="default" w:ascii="Wingdings" w:hAnsi="Wingdings"/>
+        <w:rFonts w:ascii="Wingdings" w:hAnsi="Wingdings" w:hint="default"/>
         <w:sz w:val="20"/>
       </w:rPr>
     </w:lvl>
@@ -5375,7 +6533,7 @@
         <w:ind w:left="2880" w:hanging="360"/>
       </w:pPr>
       <w:rPr>
-        <w:rFonts w:hint="default" w:ascii="Wingdings" w:hAnsi="Wingdings"/>
+        <w:rFonts w:ascii="Wingdings" w:hAnsi="Wingdings" w:hint="default"/>
         <w:sz w:val="20"/>
       </w:rPr>
     </w:lvl>
@@ -5391,7 +6549,7 @@
         <w:ind w:left="3600" w:hanging="360"/>
       </w:pPr>
       <w:rPr>
-        <w:rFonts w:hint="default" w:ascii="Wingdings" w:hAnsi="Wingdings"/>
+        <w:rFonts w:ascii="Wingdings" w:hAnsi="Wingdings" w:hint="default"/>
         <w:sz w:val="20"/>
       </w:rPr>
     </w:lvl>
@@ -5407,7 +6565,7 @@
         <w:ind w:left="4320" w:hanging="360"/>
       </w:pPr>
       <w:rPr>
-        <w:rFonts w:hint="default" w:ascii="Wingdings" w:hAnsi="Wingdings"/>
+        <w:rFonts w:ascii="Wingdings" w:hAnsi="Wingdings" w:hint="default"/>
         <w:sz w:val="20"/>
       </w:rPr>
     </w:lvl>
@@ -5423,7 +6581,7 @@
         <w:ind w:left="5040" w:hanging="360"/>
       </w:pPr>
       <w:rPr>
-        <w:rFonts w:hint="default" w:ascii="Wingdings" w:hAnsi="Wingdings"/>
+        <w:rFonts w:ascii="Wingdings" w:hAnsi="Wingdings" w:hint="default"/>
         <w:sz w:val="20"/>
       </w:rPr>
     </w:lvl>
@@ -5439,7 +6597,7 @@
         <w:ind w:left="5760" w:hanging="360"/>
       </w:pPr>
       <w:rPr>
-        <w:rFonts w:hint="default" w:ascii="Wingdings" w:hAnsi="Wingdings"/>
+        <w:rFonts w:ascii="Wingdings" w:hAnsi="Wingdings" w:hint="default"/>
         <w:sz w:val="20"/>
       </w:rPr>
     </w:lvl>
@@ -5455,7 +6613,7 @@
         <w:ind w:left="6480" w:hanging="360"/>
       </w:pPr>
       <w:rPr>
-        <w:rFonts w:hint="default" w:ascii="Wingdings" w:hAnsi="Wingdings"/>
+        <w:rFonts w:ascii="Wingdings" w:hAnsi="Wingdings" w:hint="default"/>
         <w:sz w:val="20"/>
       </w:rPr>
     </w:lvl>
@@ -5567,7 +6725,7 @@
         <w:ind w:left="720" w:hanging="360"/>
       </w:pPr>
       <w:rPr>
-        <w:rFonts w:hint="default" w:ascii="Symbol" w:hAnsi="Symbol"/>
+        <w:rFonts w:ascii="Symbol" w:hAnsi="Symbol" w:hint="default"/>
         <w:sz w:val="20"/>
       </w:rPr>
     </w:lvl>
@@ -5583,7 +6741,7 @@
         <w:ind w:left="1440" w:hanging="360"/>
       </w:pPr>
       <w:rPr>
-        <w:rFonts w:hint="default" w:ascii="Courier New" w:hAnsi="Courier New"/>
+        <w:rFonts w:ascii="Courier New" w:hAnsi="Courier New" w:hint="default"/>
         <w:sz w:val="20"/>
       </w:rPr>
     </w:lvl>
@@ -5599,7 +6757,7 @@
         <w:ind w:left="2160" w:hanging="360"/>
       </w:pPr>
       <w:rPr>
-        <w:rFonts w:hint="default" w:ascii="Wingdings" w:hAnsi="Wingdings"/>
+        <w:rFonts w:ascii="Wingdings" w:hAnsi="Wingdings" w:hint="default"/>
         <w:sz w:val="20"/>
       </w:rPr>
     </w:lvl>
@@ -5615,7 +6773,7 @@
         <w:ind w:left="2880" w:hanging="360"/>
       </w:pPr>
       <w:rPr>
-        <w:rFonts w:hint="default" w:ascii="Wingdings" w:hAnsi="Wingdings"/>
+        <w:rFonts w:ascii="Wingdings" w:hAnsi="Wingdings" w:hint="default"/>
         <w:sz w:val="20"/>
       </w:rPr>
     </w:lvl>
@@ -5631,7 +6789,7 @@
         <w:ind w:left="3600" w:hanging="360"/>
       </w:pPr>
       <w:rPr>
-        <w:rFonts w:hint="default" w:ascii="Wingdings" w:hAnsi="Wingdings"/>
+        <w:rFonts w:ascii="Wingdings" w:hAnsi="Wingdings" w:hint="default"/>
         <w:sz w:val="20"/>
       </w:rPr>
     </w:lvl>
@@ -5647,7 +6805,7 @@
         <w:ind w:left="4320" w:hanging="360"/>
       </w:pPr>
       <w:rPr>
-        <w:rFonts w:hint="default" w:ascii="Wingdings" w:hAnsi="Wingdings"/>
+        <w:rFonts w:ascii="Wingdings" w:hAnsi="Wingdings" w:hint="default"/>
         <w:sz w:val="20"/>
       </w:rPr>
     </w:lvl>
@@ -5663,7 +6821,7 @@
         <w:ind w:left="5040" w:hanging="360"/>
       </w:pPr>
       <w:rPr>
-        <w:rFonts w:hint="default" w:ascii="Wingdings" w:hAnsi="Wingdings"/>
+        <w:rFonts w:ascii="Wingdings" w:hAnsi="Wingdings" w:hint="default"/>
         <w:sz w:val="20"/>
       </w:rPr>
     </w:lvl>
@@ -5679,7 +6837,7 @@
         <w:ind w:left="5760" w:hanging="360"/>
       </w:pPr>
       <w:rPr>
-        <w:rFonts w:hint="default" w:ascii="Wingdings" w:hAnsi="Wingdings"/>
+        <w:rFonts w:ascii="Wingdings" w:hAnsi="Wingdings" w:hint="default"/>
         <w:sz w:val="20"/>
       </w:rPr>
     </w:lvl>
@@ -5695,7 +6853,7 @@
         <w:ind w:left="6480" w:hanging="360"/>
       </w:pPr>
       <w:rPr>
-        <w:rFonts w:hint="default" w:ascii="Wingdings" w:hAnsi="Wingdings"/>
+        <w:rFonts w:ascii="Wingdings" w:hAnsi="Wingdings" w:hint="default"/>
         <w:sz w:val="20"/>
       </w:rPr>
     </w:lvl>
@@ -5713,7 +6871,7 @@
         <w:ind w:left="720" w:hanging="360"/>
       </w:pPr>
       <w:rPr>
-        <w:rFonts w:hint="default" w:ascii="Symbol" w:hAnsi="Symbol"/>
+        <w:rFonts w:ascii="Symbol" w:hAnsi="Symbol" w:hint="default"/>
       </w:rPr>
     </w:lvl>
     <w:lvl w:ilvl="1" w:tplc="04090003">
@@ -5725,7 +6883,7 @@
         <w:ind w:left="1440" w:hanging="360"/>
       </w:pPr>
       <w:rPr>
-        <w:rFonts w:hint="default" w:ascii="Courier New" w:hAnsi="Courier New" w:cs="Courier New"/>
+        <w:rFonts w:ascii="Courier New" w:hAnsi="Courier New" w:cs="Courier New" w:hint="default"/>
       </w:rPr>
     </w:lvl>
     <w:lvl w:ilvl="2" w:tplc="04090005" w:tentative="1">
@@ -5737,7 +6895,7 @@
         <w:ind w:left="2160" w:hanging="360"/>
       </w:pPr>
       <w:rPr>
-        <w:rFonts w:hint="default" w:ascii="Wingdings" w:hAnsi="Wingdings"/>
+        <w:rFonts w:ascii="Wingdings" w:hAnsi="Wingdings" w:hint="default"/>
       </w:rPr>
     </w:lvl>
     <w:lvl w:ilvl="3" w:tplc="04090001" w:tentative="1">
@@ -5749,7 +6907,7 @@
         <w:ind w:left="2880" w:hanging="360"/>
       </w:pPr>
       <w:rPr>
-        <w:rFonts w:hint="default" w:ascii="Symbol" w:hAnsi="Symbol"/>
+        <w:rFonts w:ascii="Symbol" w:hAnsi="Symbol" w:hint="default"/>
       </w:rPr>
     </w:lvl>
     <w:lvl w:ilvl="4" w:tplc="04090003" w:tentative="1">
@@ -5761,7 +6919,7 @@
         <w:ind w:left="3600" w:hanging="360"/>
       </w:pPr>
       <w:rPr>
-        <w:rFonts w:hint="default" w:ascii="Courier New" w:hAnsi="Courier New" w:cs="Courier New"/>
+        <w:rFonts w:ascii="Courier New" w:hAnsi="Courier New" w:cs="Courier New" w:hint="default"/>
       </w:rPr>
     </w:lvl>
     <w:lvl w:ilvl="5" w:tplc="04090005" w:tentative="1">
@@ -5773,7 +6931,7 @@
         <w:ind w:left="4320" w:hanging="360"/>
       </w:pPr>
       <w:rPr>
-        <w:rFonts w:hint="default" w:ascii="Wingdings" w:hAnsi="Wingdings"/>
+        <w:rFonts w:ascii="Wingdings" w:hAnsi="Wingdings" w:hint="default"/>
       </w:rPr>
     </w:lvl>
     <w:lvl w:ilvl="6" w:tplc="04090001" w:tentative="1">
@@ -5785,7 +6943,7 @@
         <w:ind w:left="5040" w:hanging="360"/>
       </w:pPr>
       <w:rPr>
-        <w:rFonts w:hint="default" w:ascii="Symbol" w:hAnsi="Symbol"/>
+        <w:rFonts w:ascii="Symbol" w:hAnsi="Symbol" w:hint="default"/>
       </w:rPr>
     </w:lvl>
     <w:lvl w:ilvl="7" w:tplc="04090003" w:tentative="1">
@@ -5797,7 +6955,7 @@
         <w:ind w:left="5760" w:hanging="360"/>
       </w:pPr>
       <w:rPr>
-        <w:rFonts w:hint="default" w:ascii="Courier New" w:hAnsi="Courier New" w:cs="Courier New"/>
+        <w:rFonts w:ascii="Courier New" w:hAnsi="Courier New" w:cs="Courier New" w:hint="default"/>
       </w:rPr>
     </w:lvl>
     <w:lvl w:ilvl="8" w:tplc="04090005" w:tentative="1">
@@ -5809,7 +6967,7 @@
         <w:ind w:left="6480" w:hanging="360"/>
       </w:pPr>
       <w:rPr>
-        <w:rFonts w:hint="default" w:ascii="Wingdings" w:hAnsi="Wingdings"/>
+        <w:rFonts w:ascii="Wingdings" w:hAnsi="Wingdings" w:hint="default"/>
       </w:rPr>
     </w:lvl>
   </w:abstractNum>
@@ -5874,16 +7032,12 @@
 </w:numbering>
 </file>
 
-<file path=word/people.xml><?xml version="1.0" encoding="utf-8"?>
-<w15:people xmlns:mc="http://schemas.openxmlformats.org/markup-compatibility/2006" xmlns:w15="http://schemas.microsoft.com/office/word/2012/wordml" mc:Ignorable="w15"/>
-</file>
-
 <file path=word/styles.xml><?xml version="1.0" encoding="utf-8"?>
 <w:styles xmlns:mc="http://schemas.openxmlformats.org/markup-compatibility/2006" xmlns:r="http://schemas.openxmlformats.org/officeDocument/2006/relationships" xmlns:w="http://schemas.openxmlformats.org/wordprocessingml/2006/main" xmlns:w14="http://schemas.microsoft.com/office/word/2010/wordml" xmlns:w15="http://schemas.microsoft.com/office/word/2012/wordml" xmlns:w16cex="http://schemas.microsoft.com/office/word/2018/wordml/cex" xmlns:w16cid="http://schemas.microsoft.com/office/word/2016/wordml/cid" xmlns:w16="http://schemas.microsoft.com/office/word/2018/wordml" xmlns:w16du="http://schemas.microsoft.com/office/word/2023/wordml/word16du" xmlns:w16sdtdh="http://schemas.microsoft.com/office/word/2020/wordml/sdtdatahash" xmlns:w16sdtfl="http://schemas.microsoft.com/office/word/2024/wordml/sdtformatlock" xmlns:w16se="http://schemas.microsoft.com/office/word/2015/wordml/symex" mc:Ignorable="w14 w15 w16se w16cid w16 w16cex w16sdtdh w16sdtfl w16du">
   <w:docDefaults>
     <w:rPrDefault>
       <w:rPr>
-        <w:rFonts w:asciiTheme="majorHAnsi" w:hAnsiTheme="majorHAnsi" w:eastAsiaTheme="minorHAnsi" w:cstheme="minorBidi"/>
+        <w:rFonts w:asciiTheme="majorHAnsi" w:eastAsiaTheme="minorHAnsi" w:hAnsiTheme="majorHAnsi" w:cstheme="minorBidi"/>
         <w:sz w:val="22"/>
         <w:szCs w:val="22"/>
         <w:lang w:val="en-US" w:eastAsia="en-US" w:bidi="ar-SA"/>
@@ -5894,14 +7048,14 @@
   <w:latentStyles w:defLockedState="0" w:defUIPriority="99" w:defSemiHidden="0" w:defUnhideWhenUsed="0" w:defQFormat="0" w:count="376">
     <w:lsdException w:name="Normal" w:uiPriority="0" w:qFormat="1"/>
     <w:lsdException w:name="heading 1" w:uiPriority="9" w:qFormat="1"/>
-    <w:lsdException w:name="heading 2" w:uiPriority="9" w:semiHidden="1" w:unhideWhenUsed="1" w:qFormat="1"/>
-    <w:lsdException w:name="heading 3" w:uiPriority="9" w:semiHidden="1" w:unhideWhenUsed="1" w:qFormat="1"/>
-    <w:lsdException w:name="heading 4" w:uiPriority="9" w:semiHidden="1" w:unhideWhenUsed="1" w:qFormat="1"/>
-    <w:lsdException w:name="heading 5" w:uiPriority="9" w:semiHidden="1" w:unhideWhenUsed="1" w:qFormat="1"/>
-    <w:lsdException w:name="heading 6" w:uiPriority="9" w:semiHidden="1" w:unhideWhenUsed="1" w:qFormat="1"/>
-    <w:lsdException w:name="heading 7" w:uiPriority="9" w:semiHidden="1" w:unhideWhenUsed="1" w:qFormat="1"/>
-    <w:lsdException w:name="heading 8" w:uiPriority="9" w:semiHidden="1" w:unhideWhenUsed="1" w:qFormat="1"/>
-    <w:lsdException w:name="heading 9" w:uiPriority="9" w:semiHidden="1" w:unhideWhenUsed="1" w:qFormat="1"/>
+    <w:lsdException w:name="heading 2" w:semiHidden="1" w:uiPriority="9" w:unhideWhenUsed="1" w:qFormat="1"/>
+    <w:lsdException w:name="heading 3" w:semiHidden="1" w:uiPriority="9" w:unhideWhenUsed="1" w:qFormat="1"/>
+    <w:lsdException w:name="heading 4" w:semiHidden="1" w:uiPriority="9" w:unhideWhenUsed="1" w:qFormat="1"/>
+    <w:lsdException w:name="heading 5" w:semiHidden="1" w:uiPriority="9" w:unhideWhenUsed="1" w:qFormat="1"/>
+    <w:lsdException w:name="heading 6" w:semiHidden="1" w:uiPriority="9" w:unhideWhenUsed="1" w:qFormat="1"/>
+    <w:lsdException w:name="heading 7" w:semiHidden="1" w:uiPriority="9" w:unhideWhenUsed="1" w:qFormat="1"/>
+    <w:lsdException w:name="heading 8" w:semiHidden="1" w:uiPriority="9" w:unhideWhenUsed="1" w:qFormat="1"/>
+    <w:lsdException w:name="heading 9" w:semiHidden="1" w:uiPriority="9" w:unhideWhenUsed="1" w:qFormat="1"/>
     <w:lsdException w:name="index 1" w:semiHidden="1" w:unhideWhenUsed="1"/>
     <w:lsdException w:name="index 2" w:semiHidden="1" w:unhideWhenUsed="1"/>
     <w:lsdException w:name="index 3" w:semiHidden="1" w:unhideWhenUsed="1"/>
@@ -5911,22 +7065,22 @@
     <w:lsdException w:name="index 7" w:semiHidden="1" w:unhideWhenUsed="1"/>
     <w:lsdException w:name="index 8" w:semiHidden="1" w:unhideWhenUsed="1"/>
     <w:lsdException w:name="index 9" w:semiHidden="1" w:unhideWhenUsed="1"/>
-    <w:lsdException w:name="toc 1" w:uiPriority="39" w:semiHidden="1" w:unhideWhenUsed="1"/>
-    <w:lsdException w:name="toc 2" w:uiPriority="39" w:semiHidden="1" w:unhideWhenUsed="1"/>
-    <w:lsdException w:name="toc 3" w:uiPriority="39" w:semiHidden="1" w:unhideWhenUsed="1"/>
-    <w:lsdException w:name="toc 4" w:uiPriority="39" w:semiHidden="1" w:unhideWhenUsed="1"/>
-    <w:lsdException w:name="toc 5" w:uiPriority="39" w:semiHidden="1" w:unhideWhenUsed="1"/>
-    <w:lsdException w:name="toc 6" w:uiPriority="39" w:semiHidden="1" w:unhideWhenUsed="1"/>
-    <w:lsdException w:name="toc 7" w:uiPriority="39" w:semiHidden="1" w:unhideWhenUsed="1"/>
-    <w:lsdException w:name="toc 8" w:uiPriority="39" w:semiHidden="1" w:unhideWhenUsed="1"/>
-    <w:lsdException w:name="toc 9" w:uiPriority="39" w:semiHidden="1" w:unhideWhenUsed="1"/>
+    <w:lsdException w:name="toc 1" w:semiHidden="1" w:uiPriority="39" w:unhideWhenUsed="1"/>
+    <w:lsdException w:name="toc 2" w:semiHidden="1" w:uiPriority="39" w:unhideWhenUsed="1"/>
+    <w:lsdException w:name="toc 3" w:semiHidden="1" w:uiPriority="39" w:unhideWhenUsed="1"/>
+    <w:lsdException w:name="toc 4" w:semiHidden="1" w:uiPriority="39" w:unhideWhenUsed="1"/>
+    <w:lsdException w:name="toc 5" w:semiHidden="1" w:uiPriority="39" w:unhideWhenUsed="1"/>
+    <w:lsdException w:name="toc 6" w:semiHidden="1" w:uiPriority="39" w:unhideWhenUsed="1"/>
+    <w:lsdException w:name="toc 7" w:semiHidden="1" w:uiPriority="39" w:unhideWhenUsed="1"/>
+    <w:lsdException w:name="toc 8" w:semiHidden="1" w:uiPriority="39" w:unhideWhenUsed="1"/>
+    <w:lsdException w:name="toc 9" w:semiHidden="1" w:uiPriority="39" w:unhideWhenUsed="1"/>
     <w:lsdException w:name="Normal Indent" w:semiHidden="1" w:unhideWhenUsed="1"/>
     <w:lsdException w:name="footnote text" w:semiHidden="1" w:unhideWhenUsed="1"/>
     <w:lsdException w:name="annotation text" w:semiHidden="1" w:unhideWhenUsed="1"/>
     <w:lsdException w:name="header" w:semiHidden="1" w:unhideWhenUsed="1"/>
     <w:lsdException w:name="footer" w:semiHidden="1" w:unhideWhenUsed="1"/>
     <w:lsdException w:name="index heading" w:semiHidden="1" w:unhideWhenUsed="1"/>
-    <w:lsdException w:name="caption" w:uiPriority="35" w:semiHidden="1" w:unhideWhenUsed="1" w:qFormat="1"/>
+    <w:lsdException w:name="caption" w:semiHidden="1" w:uiPriority="35" w:unhideWhenUsed="1" w:qFormat="1"/>
     <w:lsdException w:name="table of figures" w:semiHidden="1" w:unhideWhenUsed="1"/>
     <w:lsdException w:name="envelope address" w:semiHidden="1" w:unhideWhenUsed="1"/>
     <w:lsdException w:name="envelope return" w:semiHidden="1" w:unhideWhenUsed="1"/>
@@ -5957,7 +7111,7 @@
     <w:lsdException w:name="Title" w:uiPriority="10" w:qFormat="1"/>
     <w:lsdException w:name="Closing" w:semiHidden="1" w:unhideWhenUsed="1"/>
     <w:lsdException w:name="Signature" w:semiHidden="1" w:unhideWhenUsed="1"/>
-    <w:lsdException w:name="Default Paragraph Font" w:uiPriority="1" w:semiHidden="1" w:unhideWhenUsed="1"/>
+    <w:lsdException w:name="Default Paragraph Font" w:semiHidden="1" w:uiPriority="1" w:unhideWhenUsed="1"/>
     <w:lsdException w:name="Body Text" w:semiHidden="1" w:unhideWhenUsed="1"/>
     <w:lsdException w:name="Body Text Indent" w:semiHidden="1" w:unhideWhenUsed="1"/>
     <w:lsdException w:name="List Continue" w:semiHidden="1" w:unhideWhenUsed="1"/>
@@ -5966,7 +7120,7 @@
     <w:lsdException w:name="List Continue 4" w:semiHidden="1" w:unhideWhenUsed="1"/>
     <w:lsdException w:name="List Continue 5" w:semiHidden="1" w:unhideWhenUsed="1"/>
     <w:lsdException w:name="Message Header" w:semiHidden="1" w:unhideWhenUsed="1"/>
-    <w:lsdException w:name="Subtitle" w:uiPriority="24" w:semiHidden="1" w:unhideWhenUsed="1"/>
+    <w:lsdException w:name="Subtitle" w:semiHidden="1" w:uiPriority="24" w:unhideWhenUsed="1"/>
     <w:lsdException w:name="Salutation" w:semiHidden="1" w:unhideWhenUsed="1"/>
     <w:lsdException w:name="Date" w:semiHidden="1" w:unhideWhenUsed="1"/>
     <w:lsdException w:name="Body Text First Indent" w:semiHidden="1" w:unhideWhenUsed="1"/>
@@ -6157,8 +7311,8 @@
     <w:lsdException w:name="Subtle Reference" w:uiPriority="31" w:qFormat="1"/>
     <w:lsdException w:name="Intense Reference" w:uiPriority="32" w:qFormat="1"/>
     <w:lsdException w:name="Book Title" w:uiPriority="33" w:qFormat="1"/>
-    <w:lsdException w:name="Bibliography" w:uiPriority="37" w:semiHidden="1" w:unhideWhenUsed="1"/>
-    <w:lsdException w:name="TOC Heading" w:uiPriority="39" w:semiHidden="1" w:unhideWhenUsed="1" w:qFormat="1"/>
+    <w:lsdException w:name="Bibliography" w:semiHidden="1" w:uiPriority="37" w:unhideWhenUsed="1"/>
+    <w:lsdException w:name="TOC Heading" w:semiHidden="1" w:uiPriority="39" w:unhideWhenUsed="1" w:qFormat="1"/>
     <w:lsdException w:name="Grid Table 4" w:uiPriority="49"/>
     <w:lsdException w:name="Grid Table 5 Dark" w:uiPriority="50"/>
     <w:lsdException w:name="Grid Table 6 Colorful" w:uiPriority="51"/>
@@ -6260,12 +7414,12 @@
     <w:lsdException w:name="Unresolved Mention" w:semiHidden="1" w:unhideWhenUsed="1"/>
     <w:lsdException w:name="Smart Link" w:semiHidden="1" w:unhideWhenUsed="1"/>
   </w:latentStyles>
-  <w:style w:type="paragraph" w:styleId="Normal" w:default="1">
+  <w:style w:type="paragraph" w:default="1" w:styleId="Normal">
     <w:name w:val="Normal"/>
     <w:qFormat/>
     <w:rsid w:val="00532E8E"/>
     <w:rPr>
-      <w:rFonts w:ascii="Times New Roman" w:hAnsi="Times New Roman" w:eastAsia="Times New Roman" w:cs="Times New Roman"/>
+      <w:rFonts w:ascii="Times New Roman" w:eastAsia="Times New Roman" w:hAnsi="Times New Roman" w:cs="Times New Roman"/>
       <w:sz w:val="24"/>
       <w:szCs w:val="24"/>
     </w:rPr>
@@ -6289,7 +7443,7 @@
       <w:outlineLvl w:val="0"/>
     </w:pPr>
     <w:rPr>
-      <w:rFonts w:asciiTheme="majorHAnsi" w:hAnsiTheme="majorHAnsi" w:eastAsiaTheme="majorEastAsia" w:cstheme="majorBidi"/>
+      <w:rFonts w:asciiTheme="majorHAnsi" w:eastAsiaTheme="majorEastAsia" w:hAnsiTheme="majorHAnsi" w:cstheme="majorBidi"/>
       <w:b/>
       <w:bCs/>
       <w:color w:val="000000" w:themeColor="text1"/>
@@ -6317,7 +7471,7 @@
       <w:outlineLvl w:val="1"/>
     </w:pPr>
     <w:rPr>
-      <w:rFonts w:asciiTheme="majorHAnsi" w:hAnsiTheme="majorHAnsi" w:eastAsiaTheme="majorEastAsia" w:cstheme="majorBidi"/>
+      <w:rFonts w:asciiTheme="majorHAnsi" w:eastAsiaTheme="majorEastAsia" w:hAnsiTheme="majorHAnsi" w:cstheme="majorBidi"/>
       <w:b/>
       <w:bCs/>
       <w:color w:val="000000" w:themeColor="text1"/>
@@ -6345,7 +7499,7 @@
       <w:outlineLvl w:val="2"/>
     </w:pPr>
     <w:rPr>
-      <w:rFonts w:asciiTheme="majorHAnsi" w:hAnsiTheme="majorHAnsi" w:eastAsiaTheme="majorEastAsia" w:cstheme="majorBidi"/>
+      <w:rFonts w:asciiTheme="majorHAnsi" w:eastAsiaTheme="majorEastAsia" w:hAnsiTheme="majorHAnsi" w:cstheme="majorBidi"/>
       <w:b/>
       <w:bCs/>
       <w:color w:val="000000" w:themeColor="text1"/>
@@ -6371,7 +7525,7 @@
       <w:outlineLvl w:val="3"/>
     </w:pPr>
     <w:rPr>
-      <w:rFonts w:asciiTheme="majorHAnsi" w:hAnsiTheme="majorHAnsi" w:eastAsiaTheme="majorEastAsia" w:cstheme="majorBidi"/>
+      <w:rFonts w:asciiTheme="majorHAnsi" w:eastAsiaTheme="majorEastAsia" w:hAnsiTheme="majorHAnsi" w:cstheme="majorBidi"/>
       <w:b/>
       <w:bCs/>
       <w:i/>
@@ -6400,7 +7554,7 @@
       <w:outlineLvl w:val="4"/>
     </w:pPr>
     <w:rPr>
-      <w:rFonts w:asciiTheme="majorHAnsi" w:hAnsiTheme="majorHAnsi" w:eastAsiaTheme="majorEastAsia" w:cstheme="majorBidi"/>
+      <w:rFonts w:asciiTheme="majorHAnsi" w:eastAsiaTheme="majorEastAsia" w:hAnsiTheme="majorHAnsi" w:cstheme="majorBidi"/>
       <w:i/>
       <w:color w:val="000000" w:themeColor="text1"/>
     </w:rPr>
@@ -6426,7 +7580,7 @@
       <w:outlineLvl w:val="5"/>
     </w:pPr>
     <w:rPr>
-      <w:rFonts w:asciiTheme="majorHAnsi" w:hAnsiTheme="majorHAnsi" w:eastAsiaTheme="majorEastAsia" w:cstheme="majorBidi"/>
+      <w:rFonts w:asciiTheme="majorHAnsi" w:eastAsiaTheme="majorEastAsia" w:hAnsiTheme="majorHAnsi" w:cstheme="majorBidi"/>
       <w:i/>
       <w:iCs/>
       <w:color w:val="262626" w:themeColor="text1" w:themeTint="D9"/>
@@ -6454,7 +7608,7 @@
       <w:outlineLvl w:val="6"/>
     </w:pPr>
     <w:rPr>
-      <w:rFonts w:asciiTheme="majorHAnsi" w:hAnsiTheme="majorHAnsi" w:eastAsiaTheme="majorEastAsia" w:cstheme="majorBidi"/>
+      <w:rFonts w:asciiTheme="majorHAnsi" w:eastAsiaTheme="majorEastAsia" w:hAnsiTheme="majorHAnsi" w:cstheme="majorBidi"/>
       <w:i/>
       <w:iCs/>
       <w:color w:val="404040" w:themeColor="text1" w:themeTint="BF"/>
@@ -6481,7 +7635,7 @@
       <w:outlineLvl w:val="7"/>
     </w:pPr>
     <w:rPr>
-      <w:rFonts w:asciiTheme="majorHAnsi" w:hAnsiTheme="majorHAnsi" w:eastAsiaTheme="majorEastAsia" w:cstheme="majorBidi"/>
+      <w:rFonts w:asciiTheme="majorHAnsi" w:eastAsiaTheme="majorEastAsia" w:hAnsiTheme="majorHAnsi" w:cstheme="majorBidi"/>
       <w:color w:val="404040" w:themeColor="text1" w:themeTint="BF"/>
       <w:sz w:val="20"/>
       <w:szCs w:val="20"/>
@@ -6508,7 +7662,7 @@
       <w:outlineLvl w:val="8"/>
     </w:pPr>
     <w:rPr>
-      <w:rFonts w:asciiTheme="majorHAnsi" w:hAnsiTheme="majorHAnsi" w:eastAsiaTheme="majorEastAsia" w:cstheme="majorBidi"/>
+      <w:rFonts w:asciiTheme="majorHAnsi" w:eastAsiaTheme="majorEastAsia" w:hAnsiTheme="majorHAnsi" w:cstheme="majorBidi"/>
       <w:i/>
       <w:iCs/>
       <w:color w:val="404040" w:themeColor="text1" w:themeTint="BF"/>
@@ -6516,13 +7670,13 @@
       <w:szCs w:val="20"/>
     </w:rPr>
   </w:style>
-  <w:style w:type="character" w:styleId="DefaultParagraphFont" w:default="1">
+  <w:style w:type="character" w:default="1" w:styleId="DefaultParagraphFont">
     <w:name w:val="Default Paragraph Font"/>
     <w:uiPriority w:val="1"/>
     <w:semiHidden/>
     <w:unhideWhenUsed/>
   </w:style>
-  <w:style w:type="table" w:styleId="TableNormal" w:default="1">
+  <w:style w:type="table" w:default="1" w:styleId="TableNormal">
     <w:name w:val="Normal Table"/>
     <w:uiPriority w:val="99"/>
     <w:semiHidden/>
@@ -6537,7 +7691,7 @@
       </w:tblCellMar>
     </w:tblPr>
   </w:style>
-  <w:style w:type="numbering" w:styleId="NoList" w:default="1">
+  <w:style w:type="numbering" w:default="1" w:styleId="NoList">
     <w:name w:val="No List"/>
     <w:uiPriority w:val="99"/>
     <w:semiHidden/>
@@ -6556,7 +7710,7 @@
       <w:szCs w:val="21"/>
     </w:rPr>
   </w:style>
-  <w:style w:type="character" w:styleId="PlainTextChar" w:customStyle="1">
+  <w:style w:type="character" w:customStyle="1" w:styleId="PlainTextChar">
     <w:name w:val="Plain Text Char"/>
     <w:basedOn w:val="DefaultParagraphFont"/>
     <w:link w:val="PlainText"/>
@@ -6588,7 +7742,7 @@
       </w:tabs>
     </w:pPr>
   </w:style>
-  <w:style w:type="character" w:styleId="HeaderChar" w:customStyle="1">
+  <w:style w:type="character" w:customStyle="1" w:styleId="HeaderChar">
     <w:name w:val="Header Char"/>
     <w:basedOn w:val="DefaultParagraphFont"/>
     <w:link w:val="Header"/>
@@ -6603,7 +7757,7 @@
     <w:rsid w:val="00903C35"/>
     <w:pPr>
       <w:pBdr>
-        <w:top w:val="single" w:color="4F81BD" w:themeColor="accent1" w:sz="8" w:space="18"/>
+        <w:top w:val="single" w:sz="8" w:space="18" w:color="4F81BD" w:themeColor="accent1"/>
       </w:pBdr>
       <w:tabs>
         <w:tab w:val="center" w:pos="4680"/>
@@ -6612,7 +7766,7 @@
       <w:jc w:val="right"/>
     </w:pPr>
   </w:style>
-  <w:style w:type="character" w:styleId="FooterChar" w:customStyle="1">
+  <w:style w:type="character" w:customStyle="1" w:styleId="FooterChar">
     <w:name w:val="Footer Char"/>
     <w:basedOn w:val="DefaultParagraphFont"/>
     <w:link w:val="Footer"/>
@@ -6637,7 +7791,7 @@
       <w:szCs w:val="16"/>
     </w:rPr>
   </w:style>
-  <w:style w:type="character" w:styleId="BalloonTextChar" w:customStyle="1">
+  <w:style w:type="character" w:customStyle="1" w:styleId="BalloonTextChar">
     <w:name w:val="Balloon Text Char"/>
     <w:basedOn w:val="DefaultParagraphFont"/>
     <w:link w:val="BalloonText"/>
@@ -6674,14 +7828,14 @@
       <w:szCs w:val="52"/>
     </w:rPr>
   </w:style>
-  <w:style w:type="character" w:styleId="TitleChar" w:customStyle="1">
+  <w:style w:type="character" w:customStyle="1" w:styleId="TitleChar">
     <w:name w:val="Title Char"/>
     <w:basedOn w:val="DefaultParagraphFont"/>
     <w:link w:val="Title"/>
     <w:uiPriority w:val="17"/>
     <w:rsid w:val="00913E2A"/>
     <w:rPr>
-      <w:rFonts w:asciiTheme="minorHAnsi" w:hAnsiTheme="minorHAnsi" w:eastAsiaTheme="majorEastAsia" w:cstheme="majorBidi"/>
+      <w:rFonts w:asciiTheme="minorHAnsi" w:eastAsiaTheme="majorEastAsia" w:hAnsiTheme="minorHAnsi" w:cstheme="majorBidi"/>
       <w:b/>
       <w:color w:val="000000" w:themeColor="text1"/>
       <w:spacing w:val="5"/>
@@ -6690,7 +7844,7 @@
       <w:szCs w:val="52"/>
     </w:rPr>
   </w:style>
-  <w:style w:type="character" w:styleId="Heading1Char" w:customStyle="1">
+  <w:style w:type="character" w:customStyle="1" w:styleId="Heading1Char">
     <w:name w:val="Heading 1 Char"/>
     <w:basedOn w:val="DefaultParagraphFont"/>
     <w:link w:val="Heading1"/>
@@ -6716,7 +7870,7 @@
       <w:u w:val="single"/>
     </w:rPr>
   </w:style>
-  <w:style w:type="character" w:styleId="Heading2Char" w:customStyle="1">
+  <w:style w:type="character" w:customStyle="1" w:styleId="Heading2Char">
     <w:name w:val="Heading 2 Char"/>
     <w:basedOn w:val="DefaultParagraphFont"/>
     <w:link w:val="Heading2"/>
@@ -6731,7 +7885,7 @@
       <w:szCs w:val="26"/>
     </w:rPr>
   </w:style>
-  <w:style w:type="character" w:styleId="Heading3Char" w:customStyle="1">
+  <w:style w:type="character" w:customStyle="1" w:styleId="Heading3Char">
     <w:name w:val="Heading 3 Char"/>
     <w:basedOn w:val="DefaultParagraphFont"/>
     <w:link w:val="Heading3"/>
@@ -6746,7 +7900,7 @@
       <w:szCs w:val="24"/>
     </w:rPr>
   </w:style>
-  <w:style w:type="character" w:styleId="Heading4Char" w:customStyle="1">
+  <w:style w:type="character" w:customStyle="1" w:styleId="Heading4Char">
     <w:name w:val="Heading 4 Char"/>
     <w:basedOn w:val="DefaultParagraphFont"/>
     <w:link w:val="Heading4"/>
@@ -6762,7 +7916,7 @@
       <w:szCs w:val="24"/>
     </w:rPr>
   </w:style>
-  <w:style w:type="character" w:styleId="Heading5Char" w:customStyle="1">
+  <w:style w:type="character" w:customStyle="1" w:styleId="Heading5Char">
     <w:name w:val="Heading 5 Char"/>
     <w:basedOn w:val="DefaultParagraphFont"/>
     <w:link w:val="Heading5"/>
@@ -6777,7 +7931,7 @@
       <w:szCs w:val="24"/>
     </w:rPr>
   </w:style>
-  <w:style w:type="character" w:styleId="Heading6Char" w:customStyle="1">
+  <w:style w:type="character" w:customStyle="1" w:styleId="Heading6Char">
     <w:name w:val="Heading 6 Char"/>
     <w:basedOn w:val="DefaultParagraphFont"/>
     <w:link w:val="Heading6"/>
@@ -6792,7 +7946,7 @@
       <w:szCs w:val="24"/>
     </w:rPr>
   </w:style>
-  <w:style w:type="character" w:styleId="Heading7Char" w:customStyle="1">
+  <w:style w:type="character" w:customStyle="1" w:styleId="Heading7Char">
     <w:name w:val="Heading 7 Char"/>
     <w:basedOn w:val="DefaultParagraphFont"/>
     <w:link w:val="Heading7"/>
@@ -6808,7 +7962,7 @@
       <w:szCs w:val="24"/>
     </w:rPr>
   </w:style>
-  <w:style w:type="character" w:styleId="Heading8Char" w:customStyle="1">
+  <w:style w:type="character" w:customStyle="1" w:styleId="Heading8Char">
     <w:name w:val="Heading 8 Char"/>
     <w:basedOn w:val="DefaultParagraphFont"/>
     <w:link w:val="Heading8"/>
@@ -6822,7 +7976,7 @@
       <w:szCs w:val="20"/>
     </w:rPr>
   </w:style>
-  <w:style w:type="character" w:styleId="Heading9Char" w:customStyle="1">
+  <w:style w:type="character" w:customStyle="1" w:styleId="Heading9Char">
     <w:name w:val="Heading 9 Char"/>
     <w:basedOn w:val="DefaultParagraphFont"/>
     <w:link w:val="Heading9"/>
@@ -6862,7 +8016,7 @@
       <w:szCs w:val="20"/>
     </w:rPr>
   </w:style>
-  <w:style w:type="character" w:styleId="CommentTextChar" w:customStyle="1">
+  <w:style w:type="character" w:customStyle="1" w:styleId="CommentTextChar">
     <w:name w:val="Comment Text Char"/>
     <w:basedOn w:val="DefaultParagraphFont"/>
     <w:link w:val="CommentText"/>
@@ -6887,7 +8041,7 @@
       <w:bCs/>
     </w:rPr>
   </w:style>
-  <w:style w:type="character" w:styleId="CommentSubjectChar" w:customStyle="1">
+  <w:style w:type="character" w:customStyle="1" w:styleId="CommentSubjectChar">
     <w:name w:val="Comment Subject Char"/>
     <w:basedOn w:val="CommentTextChar"/>
     <w:link w:val="CommentSubject"/>
@@ -6922,7 +8076,7 @@
       <w:sz w:val="24"/>
     </w:rPr>
   </w:style>
-  <w:style w:type="paragraph" w:styleId="Heading" w:customStyle="1">
+  <w:style w:type="paragraph" w:customStyle="1" w:styleId="Heading">
     <w:name w:val="Heading"/>
     <w:basedOn w:val="Heading1"/>
     <w:next w:val="Normal"/>
@@ -6939,7 +8093,7 @@
       <w:color w:val="auto"/>
     </w:rPr>
   </w:style>
-  <w:style w:type="paragraph" w:styleId="Author" w:customStyle="1">
+  <w:style w:type="paragraph" w:customStyle="1" w:styleId="Author">
     <w:name w:val="Author"/>
     <w:basedOn w:val="Title"/>
     <w:link w:val="AuthorChar"/>
@@ -6949,7 +8103,7 @@
     <w:rsid w:val="006000D5"/>
     <w:pPr>
       <w:pBdr>
-        <w:bottom w:val="single" w:color="4F81BD" w:themeColor="accent1" w:sz="8" w:space="10"/>
+        <w:bottom w:val="single" w:sz="8" w:space="10" w:color="4F81BD" w:themeColor="accent1"/>
       </w:pBdr>
       <w:spacing w:before="0" w:after="300"/>
     </w:pPr>
@@ -6959,7 +8113,7 @@
       <w:szCs w:val="32"/>
     </w:rPr>
   </w:style>
-  <w:style w:type="paragraph" w:styleId="NoNumHead2" w:customStyle="1">
+  <w:style w:type="paragraph" w:customStyle="1" w:styleId="NoNumHead2">
     <w:name w:val="NoNum Head2"/>
     <w:basedOn w:val="Heading"/>
     <w:next w:val="Normal"/>
@@ -6974,14 +8128,14 @@
       <w:sz w:val="26"/>
     </w:rPr>
   </w:style>
-  <w:style w:type="character" w:styleId="AuthorChar" w:customStyle="1">
+  <w:style w:type="character" w:customStyle="1" w:styleId="AuthorChar">
     <w:name w:val="Author Char"/>
     <w:basedOn w:val="TitleChar"/>
     <w:link w:val="Author"/>
     <w:uiPriority w:val="18"/>
     <w:rsid w:val="00913E2A"/>
     <w:rPr>
-      <w:rFonts w:asciiTheme="minorHAnsi" w:hAnsiTheme="minorHAnsi" w:eastAsiaTheme="majorEastAsia" w:cstheme="majorBidi"/>
+      <w:rFonts w:asciiTheme="minorHAnsi" w:eastAsiaTheme="majorEastAsia" w:hAnsiTheme="minorHAnsi" w:cstheme="majorBidi"/>
       <w:b/>
       <w:color w:val="000000" w:themeColor="text1"/>
       <w:spacing w:val="5"/>
@@ -7039,7 +8193,7 @@
       <w:color w:val="000000" w:themeColor="text1"/>
     </w:rPr>
   </w:style>
-  <w:style w:type="character" w:styleId="QuoteChar" w:customStyle="1">
+  <w:style w:type="character" w:customStyle="1" w:styleId="QuoteChar">
     <w:name w:val="Quote Char"/>
     <w:basedOn w:val="DefaultParagraphFont"/>
     <w:link w:val="Quote"/>
@@ -7144,7 +8298,7 @@
       <w:contextualSpacing/>
     </w:pPr>
   </w:style>
-  <w:style w:type="paragraph" w:styleId="ListAlpha3" w:customStyle="1">
+  <w:style w:type="paragraph" w:customStyle="1" w:styleId="ListAlpha3">
     <w:name w:val="List Alpha 3"/>
     <w:basedOn w:val="ListNumber2"/>
     <w:uiPriority w:val="6"/>
@@ -7156,7 +8310,7 @@
       </w:numPr>
     </w:pPr>
   </w:style>
-  <w:style w:type="paragraph" w:styleId="HDFFooter" w:customStyle="1">
+  <w:style w:type="paragraph" w:customStyle="1" w:styleId="HDFFooter">
     <w:name w:val="HDF Footer"/>
     <w:basedOn w:val="Footer"/>
     <w:link w:val="HDFFooterChar"/>
@@ -7165,11 +8319,11 @@
     <w:rsid w:val="008832DF"/>
     <w:pPr>
       <w:pBdr>
-        <w:top w:val="single" w:color="4F81BD" w:themeColor="accent1" w:sz="8" w:space="1"/>
+        <w:top w:val="single" w:sz="8" w:space="1" w:color="4F81BD" w:themeColor="accent1"/>
       </w:pBdr>
     </w:pPr>
   </w:style>
-  <w:style w:type="paragraph" w:styleId="THGHeader" w:customStyle="1">
+  <w:style w:type="paragraph" w:customStyle="1" w:styleId="THGHeader">
     <w:name w:val="THG Header"/>
     <w:basedOn w:val="Header"/>
     <w:link w:val="THGHeaderChar"/>
@@ -7177,7 +8331,7 @@
     <w:qFormat/>
     <w:rsid w:val="001706A5"/>
   </w:style>
-  <w:style w:type="character" w:styleId="HDFFooterChar" w:customStyle="1">
+  <w:style w:type="character" w:customStyle="1" w:styleId="HDFFooterChar">
     <w:name w:val="HDF Footer Char"/>
     <w:basedOn w:val="FooterChar"/>
     <w:link w:val="HDFFooter"/>
@@ -7188,7 +8342,7 @@
       <w:sz w:val="24"/>
     </w:rPr>
   </w:style>
-  <w:style w:type="paragraph" w:styleId="THGHeader2" w:customStyle="1">
+  <w:style w:type="paragraph" w:customStyle="1" w:styleId="THGHeader2">
     <w:name w:val="THG Header2"/>
     <w:basedOn w:val="Header"/>
     <w:link w:val="THGHeader2Char"/>
@@ -7197,11 +8351,11 @@
     <w:rsid w:val="001706A5"/>
     <w:pPr>
       <w:pBdr>
-        <w:bottom w:val="single" w:color="4F81BD" w:themeColor="accent1" w:sz="8" w:space="1"/>
+        <w:bottom w:val="single" w:sz="8" w:space="1" w:color="4F81BD" w:themeColor="accent1"/>
       </w:pBdr>
     </w:pPr>
   </w:style>
-  <w:style w:type="character" w:styleId="THGHeaderChar" w:customStyle="1">
+  <w:style w:type="character" w:customStyle="1" w:styleId="THGHeaderChar">
     <w:name w:val="THG Header Char"/>
     <w:basedOn w:val="HeaderChar"/>
     <w:link w:val="THGHeader"/>
@@ -7212,7 +8366,7 @@
       <w:sz w:val="24"/>
     </w:rPr>
   </w:style>
-  <w:style w:type="character" w:styleId="THGHeader2Char" w:customStyle="1">
+  <w:style w:type="character" w:customStyle="1" w:styleId="THGHeader2Char">
     <w:name w:val="THG Header2 Char"/>
     <w:basedOn w:val="HeaderChar"/>
     <w:link w:val="THGHeader2"/>
@@ -7223,7 +8377,7 @@
       <w:sz w:val="24"/>
     </w:rPr>
   </w:style>
-  <w:style w:type="paragraph" w:styleId="Abstract" w:customStyle="1">
+  <w:style w:type="paragraph" w:customStyle="1" w:styleId="Abstract">
     <w:name w:val="Abstract"/>
     <w:basedOn w:val="Normal"/>
     <w:uiPriority w:val="19"/>
@@ -7233,7 +8387,7 @@
       <w:ind w:left="720" w:right="720"/>
     </w:pPr>
   </w:style>
-  <w:style w:type="paragraph" w:styleId="Divider" w:customStyle="1">
+  <w:style w:type="paragraph" w:customStyle="1" w:styleId="Divider">
     <w:name w:val="Divider"/>
     <w:basedOn w:val="Author"/>
     <w:next w:val="Heading1"/>
@@ -7255,12 +8409,12 @@
     <w:rsid w:val="009D6CFF"/>
     <w:tblPr>
       <w:tblBorders>
-        <w:top w:val="single" w:color="000000" w:themeColor="text1" w:sz="4" w:space="0"/>
-        <w:left w:val="single" w:color="000000" w:themeColor="text1" w:sz="4" w:space="0"/>
-        <w:bottom w:val="single" w:color="000000" w:themeColor="text1" w:sz="4" w:space="0"/>
-        <w:right w:val="single" w:color="000000" w:themeColor="text1" w:sz="4" w:space="0"/>
-        <w:insideH w:val="single" w:color="000000" w:themeColor="text1" w:sz="4" w:space="0"/>
-        <w:insideV w:val="single" w:color="000000" w:themeColor="text1" w:sz="4" w:space="0"/>
+        <w:top w:val="single" w:sz="4" w:space="0" w:color="000000" w:themeColor="text1"/>
+        <w:left w:val="single" w:sz="4" w:space="0" w:color="000000" w:themeColor="text1"/>
+        <w:bottom w:val="single" w:sz="4" w:space="0" w:color="000000" w:themeColor="text1"/>
+        <w:right w:val="single" w:sz="4" w:space="0" w:color="000000" w:themeColor="text1"/>
+        <w:insideH w:val="single" w:sz="4" w:space="0" w:color="000000" w:themeColor="text1"/>
+        <w:insideV w:val="single" w:sz="4" w:space="0" w:color="000000" w:themeColor="text1"/>
       </w:tblBorders>
     </w:tblPr>
   </w:style>
@@ -7603,6 +8757,26 @@
 </a:theme>
 </file>
 
+<file path=word/webextensions/taskpanes.xml><?xml version="1.0" encoding="utf-8"?>
+<wetp:taskpanes xmlns:wetp="http://schemas.microsoft.com/office/webextensions/taskpanes/2010/11">
+  <wetp:taskpane dockstate="right" visibility="0" width="0" row="0">
+    <wetp:webextensionref xmlns:r="http://schemas.openxmlformats.org/officeDocument/2006/relationships" r:id="rId1"/>
+  </wetp:taskpane>
+</wetp:taskpanes>
+</file>
+
+<file path=word/webextensions/webextension1.xml><?xml version="1.0" encoding="utf-8"?>
+<we:webextension xmlns:we="http://schemas.microsoft.com/office/webextensions/webextension/2010/11" id="{5191BAD6-AACB-B84F-BD73-314C5A10929A}">
+  <we:reference id="wa104382008" version="1.1.0.1" store="en-US" storeType="OMEX"/>
+  <we:alternateReferences>
+    <we:reference id="WA104382008" version="1.1.0.1" store="" storeType="OMEX"/>
+  </we:alternateReferences>
+  <we:properties/>
+  <we:bindings/>
+  <we:snapshot xmlns:r="http://schemas.openxmlformats.org/officeDocument/2006/relationships"/>
+</we:webextension>
+</file>
+
 <file path=customXml/item1.xml><?xml version="1.0" encoding="utf-8"?>
 <b:Sources xmlns:b="http://schemas.openxmlformats.org/officeDocument/2006/bibliography" xmlns="http://schemas.openxmlformats.org/officeDocument/2006/bibliography" SelectedStyle="\APA.XSL" StyleName="APA"/>
 </file>
